--- a/public/docs/uk/admin.docx
+++ b/public/docs/uk/admin.docx
@@ -107,7 +107,27 @@
           <w:sz w:val="22"/>
           <w:szCs w:val="22"/>
         </w:rPr>
-        <w:t xml:space="preserve"> Іконка довідки в верхній смузі відкриває всі інструкції (огляд, сторони, медіатор, адмін). Чат-помічник відповідає мовою </w:t>
+        <w:t xml:space="preserve"> Кнопка </w:t>
+      </w:r>
+      <w:r>
+        <w:rPr>
+          <w:rFonts w:ascii="Calibri" w:cs="Calibri" w:eastAsia="Calibri" w:hAnsi="Calibri"/>
+          <w:b/>
+          <w:bCs/>
+          <w:color w:val="1A1A18"/>
+          <w:sz w:val="22"/>
+          <w:szCs w:val="22"/>
+        </w:rPr>
+        <w:t xml:space="preserve">Довідка</w:t>
+      </w:r>
+      <w:r>
+        <w:rPr>
+          <w:rFonts w:ascii="Calibri" w:cs="Calibri" w:eastAsia="Calibri" w:hAnsi="Calibri"/>
+          <w:color w:val="1A1A18"/>
+          <w:sz w:val="22"/>
+          <w:szCs w:val="22"/>
+        </w:rPr>
+        <w:t xml:space="preserve"> внизу бічної панелі відкриває всі інструкції (огляд, сторони, медіатор, адмін). Чат-помічник відповідає мовою </w:t>
       </w:r>
       <w:r>
         <w:rPr>
@@ -147,7 +167,27 @@
           <w:sz w:val="22"/>
           <w:szCs w:val="22"/>
         </w:rPr>
-        <w:t xml:space="preserve">.</w:t>
+        <w:t xml:space="preserve">. Запитайте чат-помічника про очікування, </w:t>
+      </w:r>
+      <w:r>
+        <w:rPr>
+          <w:rFonts w:ascii="Calibri" w:cs="Calibri" w:eastAsia="Calibri" w:hAnsi="Calibri"/>
+          <w:b/>
+          <w:bCs/>
+          <w:color w:val="1A1A18"/>
+          <w:sz w:val="22"/>
+          <w:szCs w:val="22"/>
+        </w:rPr>
+        <w:t xml:space="preserve">Сторони</w:t>
+      </w:r>
+      <w:r>
+        <w:rPr>
+          <w:rFonts w:ascii="Calibri" w:cs="Calibri" w:eastAsia="Calibri" w:hAnsi="Calibri"/>
+          <w:color w:val="1A1A18"/>
+          <w:sz w:val="22"/>
+          <w:szCs w:val="22"/>
+        </w:rPr>
+        <w:t xml:space="preserve">, розклад або режими A/B — він відповідає за цими текстами.</w:t>
       </w:r>
     </w:p>
     <w:p>
@@ -306,7 +346,7 @@
           <w:sz w:val="22"/>
           <w:szCs w:val="22"/>
         </w:rPr>
-        <w:t xml:space="preserve">Картка кімнати</w:t>
+        <w:t xml:space="preserve">Сторони</w:t>
       </w:r>
     </w:p>
     <w:p>
@@ -325,7 +365,7 @@
           <w:sz w:val="22"/>
           <w:szCs w:val="22"/>
         </w:rPr>
-        <w:t xml:space="preserve">Облікові дані та Magic Link</w:t>
+        <w:t xml:space="preserve">Картка кімнати</w:t>
       </w:r>
     </w:p>
     <w:p>
@@ -344,7 +384,7 @@
           <w:sz w:val="22"/>
           <w:szCs w:val="22"/>
         </w:rPr>
-        <w:t xml:space="preserve">Медіатори</w:t>
+        <w:t xml:space="preserve">Облікові дані та Magic Link</w:t>
       </w:r>
     </w:p>
     <w:p>
@@ -363,7 +403,7 @@
           <w:sz w:val="22"/>
           <w:szCs w:val="22"/>
         </w:rPr>
-        <w:t xml:space="preserve">Налаштування: облікові дані API</w:t>
+        <w:t xml:space="preserve">Медіатори</w:t>
       </w:r>
     </w:p>
     <w:p>
@@ -382,7 +422,7 @@
           <w:sz w:val="22"/>
           <w:szCs w:val="22"/>
         </w:rPr>
-        <w:t xml:space="preserve">Налаштування: тести</w:t>
+        <w:t xml:space="preserve">Налаштування: облікові дані API</w:t>
       </w:r>
     </w:p>
     <w:p>
@@ -401,7 +441,7 @@
           <w:sz w:val="22"/>
           <w:szCs w:val="22"/>
         </w:rPr>
-        <w:t xml:space="preserve">Налаштування: промпти агентів</w:t>
+        <w:t xml:space="preserve">Налаштування: тести</w:t>
       </w:r>
     </w:p>
     <w:p>
@@ -420,7 +460,7 @@
           <w:sz w:val="22"/>
           <w:szCs w:val="22"/>
         </w:rPr>
-        <w:t xml:space="preserve">Налаштування: RAG</w:t>
+        <w:t xml:space="preserve">Налаштування: промпти агентів</w:t>
       </w:r>
     </w:p>
     <w:p>
@@ -439,7 +479,7 @@
           <w:sz w:val="22"/>
           <w:szCs w:val="22"/>
         </w:rPr>
-        <w:t xml:space="preserve">Налаштування: довідка</w:t>
+        <w:t xml:space="preserve">Налаштування: RAG</w:t>
       </w:r>
     </w:p>
     <w:p>
@@ -458,7 +498,7 @@
           <w:sz w:val="22"/>
           <w:szCs w:val="22"/>
         </w:rPr>
-        <w:t xml:space="preserve">Спостереження за аналізом і медіацією</w:t>
+        <w:t xml:space="preserve">Налаштування: довідка</w:t>
       </w:r>
     </w:p>
     <w:p>
@@ -477,7 +517,7 @@
           <w:sz w:val="22"/>
           <w:szCs w:val="22"/>
         </w:rPr>
-        <w:t xml:space="preserve">Мова і вихід</w:t>
+        <w:t xml:space="preserve">Спостереження за аналізом і медіацією</w:t>
       </w:r>
     </w:p>
     <w:p>
@@ -496,6 +536,25 @@
           <w:sz w:val="22"/>
           <w:szCs w:val="22"/>
         </w:rPr>
+        <w:t xml:space="preserve">Мова і вихід</w:t>
+      </w:r>
+    </w:p>
+    <w:p>
+      <w:pPr>
+        <w:pStyle w:val="ListParagraph"/>
+        <w:numPr>
+          <w:ilvl w:val="0"/>
+          <w:numId w:val="2"/>
+        </w:numPr>
+        <w:spacing w:after="80"/>
+      </w:pPr>
+      <w:r>
+        <w:rPr>
+          <w:rFonts w:ascii="Calibri" w:cs="Calibri" w:eastAsia="Calibri" w:hAnsi="Calibri"/>
+          <w:color w:val="1A1A18"/>
+          <w:sz w:val="22"/>
+          <w:szCs w:val="22"/>
+        </w:rPr>
         <w:t xml:space="preserve">Поради та типові ситуації</w:t>
       </w:r>
     </w:p>
@@ -566,7 +625,27 @@
           <w:sz w:val="22"/>
           <w:szCs w:val="22"/>
         </w:rPr>
-        <w:t xml:space="preserve"> (самостійна медіація сторін зі ШІ);</w:t>
+        <w:t xml:space="preserve"> (самостійна медіація сторін зі ШІ) і підключати нових або </w:t>
+      </w:r>
+      <w:r>
+        <w:rPr>
+          <w:rFonts w:ascii="Calibri" w:cs="Calibri" w:eastAsia="Calibri" w:hAnsi="Calibri"/>
+          <w:b/>
+          <w:bCs/>
+          <w:color w:val="1A1A18"/>
+          <w:sz w:val="22"/>
+          <w:szCs w:val="22"/>
+        </w:rPr>
+        <w:t xml:space="preserve">існуючих</w:t>
+      </w:r>
+      <w:r>
+        <w:rPr>
+          <w:rFonts w:ascii="Calibri" w:cs="Calibri" w:eastAsia="Calibri" w:hAnsi="Calibri"/>
+          <w:color w:val="1A1A18"/>
+          <w:sz w:val="22"/>
+          <w:szCs w:val="22"/>
+        </w:rPr>
+        <w:t xml:space="preserve"> сторін;</w:t>
       </w:r>
     </w:p>
     <w:p>
@@ -606,6 +685,65 @@
           <w:szCs w:val="22"/>
         </w:rPr>
         <w:t xml:space="preserve"> кімнати: і свої (адмінські), і створені медіаторами (Режим B);</w:t>
+      </w:r>
+    </w:p>
+    <w:p>
+      <w:pPr>
+        <w:pStyle w:val="ListParagraph"/>
+        <w:numPr>
+          <w:ilvl w:val="0"/>
+          <w:numId w:val="1"/>
+        </w:numPr>
+        <w:spacing w:after="80"/>
+      </w:pPr>
+      <w:r>
+        <w:rPr>
+          <w:rFonts w:ascii="Calibri" w:cs="Calibri" w:eastAsia="Calibri" w:hAnsi="Calibri"/>
+          <w:color w:val="1A1A18"/>
+          <w:sz w:val="22"/>
+          <w:szCs w:val="22"/>
+        </w:rPr>
+        <w:t xml:space="preserve">керувати </w:t>
+      </w:r>
+      <w:r>
+        <w:rPr>
+          <w:rFonts w:ascii="Calibri" w:cs="Calibri" w:eastAsia="Calibri" w:hAnsi="Calibri"/>
+          <w:b/>
+          <w:bCs/>
+          <w:color w:val="1A1A18"/>
+          <w:sz w:val="22"/>
+          <w:szCs w:val="22"/>
+        </w:rPr>
+        <w:t xml:space="preserve">усіма</w:t>
+      </w:r>
+      <w:r>
+        <w:rPr>
+          <w:rFonts w:ascii="Calibri" w:cs="Calibri" w:eastAsia="Calibri" w:hAnsi="Calibri"/>
+          <w:color w:val="1A1A18"/>
+          <w:sz w:val="22"/>
+          <w:szCs w:val="22"/>
+        </w:rPr>
+        <w:t xml:space="preserve"> обліковими записами сторін у розділі </w:t>
+      </w:r>
+      <w:r>
+        <w:rPr>
+          <w:rFonts w:ascii="Calibri" w:cs="Calibri" w:eastAsia="Calibri" w:hAnsi="Calibri"/>
+          <w:b/>
+          <w:bCs/>
+          <w:color w:val="1A1A18"/>
+          <w:sz w:val="22"/>
+          <w:szCs w:val="22"/>
+        </w:rPr>
+        <w:t xml:space="preserve">Сторони</w:t>
+      </w:r>
+      <w:r>
+        <w:rPr>
+          <w:rFonts w:ascii="Calibri" w:cs="Calibri" w:eastAsia="Calibri" w:hAnsi="Calibri"/>
+          <w:color w:val="1A1A18"/>
+          <w:sz w:val="22"/>
+          <w:szCs w:val="22"/>
+        </w:rPr>
+        <w:t xml:space="preserve"> (включно з безкімнатними / сирітськими);</w:t>
       </w:r>
     </w:p>
     <w:p>
@@ -1291,6 +1429,54 @@
                 <w:sz w:val="18"/>
                 <w:szCs w:val="18"/>
               </w:rPr>
+              <w:t xml:space="preserve">Сторони</w:t>
+            </w:r>
+          </w:p>
+        </w:tc>
+        <w:tc>
+          <w:tcPr>
+            <w:tcW w:type="dxa" w:w="4500"/>
+            <w:tcBorders>
+              <w:top w:val="single" w:color="D8D4CC" w:sz="4"/>
+              <w:left w:val="single" w:color="D8D4CC" w:sz="4"/>
+              <w:bottom w:val="single" w:color="D8D4CC" w:sz="4"/>
+              <w:right w:val="single" w:color="D8D4CC" w:sz="4"/>
+            </w:tcBorders>
+          </w:tcPr>
+          <w:p>
+            <w:r>
+              <w:rPr>
+                <w:rFonts w:ascii="Calibri" w:cs="Calibri" w:eastAsia="Calibri" w:hAnsi="Calibri"/>
+                <w:color w:val="1A1A18"/>
+                <w:sz w:val="18"/>
+                <w:szCs w:val="18"/>
+              </w:rPr>
+              <w:t xml:space="preserve">Усі сторони, включно з тими, хто без кімнати</w:t>
+            </w:r>
+          </w:p>
+        </w:tc>
+      </w:tr>
+      <w:tr>
+        <w:tc>
+          <w:tcPr>
+            <w:tcW w:type="dxa" w:w="4500"/>
+            <w:tcBorders>
+              <w:top w:val="single" w:color="D8D4CC" w:sz="4"/>
+              <w:left w:val="single" w:color="D8D4CC" w:sz="4"/>
+              <w:bottom w:val="single" w:color="D8D4CC" w:sz="4"/>
+              <w:right w:val="single" w:color="D8D4CC" w:sz="4"/>
+            </w:tcBorders>
+          </w:tcPr>
+          <w:p>
+            <w:r>
+              <w:rPr>
+                <w:rFonts w:ascii="Calibri" w:cs="Calibri" w:eastAsia="Calibri" w:hAnsi="Calibri"/>
+                <w:b/>
+                <w:bCs/>
+                <w:color w:val="1A1A18"/>
+                <w:sz w:val="18"/>
+                <w:szCs w:val="18"/>
+              </w:rPr>
               <w:t xml:space="preserve">Медіатори</w:t>
             </w:r>
           </w:p>
@@ -1397,6 +1583,26 @@
           <w:sz w:val="22"/>
           <w:szCs w:val="22"/>
         </w:rPr>
+        <w:t xml:space="preserve">Довідка</w:t>
+      </w:r>
+      <w:r>
+        <w:rPr>
+          <w:rFonts w:ascii="Calibri" w:cs="Calibri" w:eastAsia="Calibri" w:hAnsi="Calibri"/>
+          <w:color w:val="1A1A18"/>
+          <w:sz w:val="22"/>
+          <w:szCs w:val="22"/>
+        </w:rPr>
+        <w:t xml:space="preserve">, </w:t>
+      </w:r>
+      <w:r>
+        <w:rPr>
+          <w:rFonts w:ascii="Calibri" w:cs="Calibri" w:eastAsia="Calibri" w:hAnsi="Calibri"/>
+          <w:b/>
+          <w:bCs/>
+          <w:color w:val="1A1A18"/>
+          <w:sz w:val="22"/>
+          <w:szCs w:val="22"/>
+        </w:rPr>
         <w:t xml:space="preserve">EN | UA</w:t>
       </w:r>
       <w:r>
@@ -1460,27 +1666,27 @@
           <w:sz w:val="22"/>
           <w:szCs w:val="22"/>
         </w:rPr>
-        <w:t xml:space="preserve">Іконка </w:t>
-      </w:r>
-      <w:r>
-        <w:rPr>
-          <w:rFonts w:ascii="Calibri" w:cs="Calibri" w:eastAsia="Calibri" w:hAnsi="Calibri"/>
-          <w:b/>
-          <w:bCs/>
-          <w:color w:val="1A1A18"/>
-          <w:sz w:val="22"/>
-          <w:szCs w:val="22"/>
-        </w:rPr>
-        <w:t xml:space="preserve">довідки</w:t>
-      </w:r>
-      <w:r>
-        <w:rPr>
-          <w:rFonts w:ascii="Calibri" w:cs="Calibri" w:eastAsia="Calibri" w:hAnsi="Calibri"/>
-          <w:color w:val="1A1A18"/>
-          <w:sz w:val="22"/>
-          <w:szCs w:val="22"/>
-        </w:rPr>
-        <w:t xml:space="preserve"> в верхній смузі відкриває інструкції та завантаження PDF / DOCX. Іконка сповіщень наразі декоративна.</w:t>
+        <w:t xml:space="preserve">Кнопка </w:t>
+      </w:r>
+      <w:r>
+        <w:rPr>
+          <w:rFonts w:ascii="Calibri" w:cs="Calibri" w:eastAsia="Calibri" w:hAnsi="Calibri"/>
+          <w:b/>
+          <w:bCs/>
+          <w:color w:val="1A1A18"/>
+          <w:sz w:val="22"/>
+          <w:szCs w:val="22"/>
+        </w:rPr>
+        <w:t xml:space="preserve">Довідка</w:t>
+      </w:r>
+      <w:r>
+        <w:rPr>
+          <w:rFonts w:ascii="Calibri" w:cs="Calibri" w:eastAsia="Calibri" w:hAnsi="Calibri"/>
+          <w:color w:val="1A1A18"/>
+          <w:sz w:val="22"/>
+          <w:szCs w:val="22"/>
+        </w:rPr>
+        <w:t xml:space="preserve"> внизу бічної панелі відкриває інструкції та завантаження PDF / DOCX. Іконка сповіщень у верхній смузі наразі декоративна.</w:t>
       </w:r>
     </w:p>
     <w:p>
@@ -2407,13 +2613,22 @@
       <w:r>
         <w:rPr>
           <w:rFonts w:ascii="Calibri" w:cs="Calibri" w:eastAsia="Calibri" w:hAnsi="Calibri"/>
-          <w:b/>
-          <w:bCs/>
-          <w:color w:val="1A1A18"/>
-          <w:sz w:val="22"/>
-          <w:szCs w:val="22"/>
-        </w:rPr>
-        <w:t xml:space="preserve">Сторона А</w:t>
+          <w:color w:val="1A1A18"/>
+          <w:sz w:val="22"/>
+          <w:szCs w:val="22"/>
+        </w:rPr>
+        <w:t xml:space="preserve">Для </w:t>
+      </w:r>
+      <w:r>
+        <w:rPr>
+          <w:rFonts w:ascii="Calibri" w:cs="Calibri" w:eastAsia="Calibri" w:hAnsi="Calibri"/>
+          <w:b/>
+          <w:bCs/>
+          <w:color w:val="1A1A18"/>
+          <w:sz w:val="22"/>
+          <w:szCs w:val="22"/>
+        </w:rPr>
+        <w:t xml:space="preserve">Сторони А</w:t>
       </w:r>
       <w:r>
         <w:rPr>
@@ -2433,16 +2648,46 @@
           <w:sz w:val="22"/>
           <w:szCs w:val="22"/>
         </w:rPr>
-        <w:t xml:space="preserve">Сторона Б</w:t>
-      </w:r>
-      <w:r>
-        <w:rPr>
-          <w:rFonts w:ascii="Calibri" w:cs="Calibri" w:eastAsia="Calibri" w:hAnsi="Calibri"/>
-          <w:color w:val="1A1A18"/>
-          <w:sz w:val="22"/>
-          <w:szCs w:val="22"/>
-        </w:rPr>
-        <w:t xml:space="preserve">: </w:t>
+        <w:t xml:space="preserve">Сторони Б</w:t>
+      </w:r>
+      <w:r>
+        <w:rPr>
+          <w:rFonts w:ascii="Calibri" w:cs="Calibri" w:eastAsia="Calibri" w:hAnsi="Calibri"/>
+          <w:color w:val="1A1A18"/>
+          <w:sz w:val="22"/>
+          <w:szCs w:val="22"/>
+        </w:rPr>
+        <w:t xml:space="preserve"> оберіть:</w:t>
+      </w:r>
+    </w:p>
+    <w:p>
+      <w:pPr>
+        <w:pStyle w:val="ListParagraph"/>
+        <w:numPr>
+          <w:ilvl w:val="0"/>
+          <w:numId w:val="1"/>
+        </w:numPr>
+        <w:spacing w:after="80"/>
+      </w:pPr>
+      <w:r>
+        <w:rPr>
+          <w:rFonts w:ascii="Calibri" w:cs="Calibri" w:eastAsia="Calibri" w:hAnsi="Calibri"/>
+          <w:b/>
+          <w:bCs/>
+          <w:color w:val="1A1A18"/>
+          <w:sz w:val="22"/>
+          <w:szCs w:val="22"/>
+        </w:rPr>
+        <w:t xml:space="preserve">Створити нового</w:t>
+      </w:r>
+      <w:r>
+        <w:rPr>
+          <w:rFonts w:ascii="Calibri" w:cs="Calibri" w:eastAsia="Calibri" w:hAnsi="Calibri"/>
+          <w:color w:val="1A1A18"/>
+          <w:sz w:val="22"/>
+          <w:szCs w:val="22"/>
+        </w:rPr>
+        <w:t xml:space="preserve"> — </w:t>
       </w:r>
       <w:r>
         <w:rPr>
@@ -2482,7 +2727,37 @@
           <w:sz w:val="22"/>
           <w:szCs w:val="22"/>
         </w:rPr>
-        <w:t xml:space="preserve">.</w:t>
+        <w:t xml:space="preserve"> (новий логін psylex_… і пароль); або</w:t>
+      </w:r>
+    </w:p>
+    <w:p>
+      <w:pPr>
+        <w:pStyle w:val="ListParagraph"/>
+        <w:numPr>
+          <w:ilvl w:val="0"/>
+          <w:numId w:val="1"/>
+        </w:numPr>
+        <w:spacing w:after="80"/>
+      </w:pPr>
+      <w:r>
+        <w:rPr>
+          <w:rFonts w:ascii="Calibri" w:cs="Calibri" w:eastAsia="Calibri" w:hAnsi="Calibri"/>
+          <w:b/>
+          <w:bCs/>
+          <w:color w:val="1A1A18"/>
+          <w:sz w:val="22"/>
+          <w:szCs w:val="22"/>
+        </w:rPr>
+        <w:t xml:space="preserve">Додати існуючого</w:t>
+      </w:r>
+      <w:r>
+        <w:rPr>
+          <w:rFonts w:ascii="Calibri" w:cs="Calibri" w:eastAsia="Calibri" w:hAnsi="Calibri"/>
+          <w:color w:val="1A1A18"/>
+          <w:sz w:val="22"/>
+          <w:szCs w:val="22"/>
+        </w:rPr>
+        <w:t xml:space="preserve"> — пошук за логіном чи назвою (тести та особистий бот залишаються; для цієї кімнати потрібен лише опис спору).</w:t>
       </w:r>
     </w:p>
     <w:p>
@@ -2526,7 +2801,7 @@
           <w:sz w:val="22"/>
           <w:szCs w:val="22"/>
         </w:rPr>
-        <w:t xml:space="preserve">Юрисдикція фіксується назавжди: від неї залежить правовий RAG-пошук під час аналізу. Змінити її пізніше не можна.</w:t>
+        <w:t xml:space="preserve">Юрисдикція фіксується назавжди: від неї залежить правовий RAG-пошук під час аналізу. Змінити її пізніше не можна. Одна й та сама людина не може займати обидва слоти в одній кімнаті.</w:t>
       </w:r>
     </w:p>
     <w:p>
@@ -2559,7 +2834,7 @@
           <w:sz w:val="22"/>
           <w:szCs w:val="22"/>
         </w:rPr>
-        <w:t xml:space="preserve">з’являються два користувачі party_a і party_b з логінами psylex_… і згенерованими паролями;</w:t>
+        <w:t xml:space="preserve">слоти сторін заповнюються новими або підключеними користувачами (party_a / party_b);</w:t>
       </w:r>
     </w:p>
     <w:p>
@@ -2622,6 +2897,71 @@
     </w:p>
     <w:p>
       <w:pPr>
+        <w:spacing w:after="160" w:line="276"/>
+      </w:pPr>
+      <w:r>
+        <w:rPr>
+          <w:rFonts w:ascii="Calibri" w:cs="Calibri" w:eastAsia="Calibri" w:hAnsi="Calibri"/>
+          <w:b/>
+          <w:bCs/>
+          <w:color w:val="1A1A18"/>
+          <w:sz w:val="22"/>
+          <w:szCs w:val="22"/>
+        </w:rPr>
+        <w:t xml:space="preserve">Режим A проти B:</w:t>
+      </w:r>
+      <w:r>
+        <w:rPr>
+          <w:rFonts w:ascii="Calibri" w:cs="Calibri" w:eastAsia="Calibri" w:hAnsi="Calibri"/>
+          <w:color w:val="1A1A18"/>
+          <w:sz w:val="22"/>
+          <w:szCs w:val="22"/>
+        </w:rPr>
+        <w:t xml:space="preserve"> адмінська </w:t>
+      </w:r>
+      <w:r>
+        <w:rPr>
+          <w:rFonts w:ascii="Calibri" w:cs="Calibri" w:eastAsia="Calibri" w:hAnsi="Calibri"/>
+          <w:b/>
+          <w:bCs/>
+          <w:color w:val="1A1A18"/>
+          <w:sz w:val="22"/>
+          <w:szCs w:val="22"/>
+        </w:rPr>
+        <w:t xml:space="preserve">Нова кімната</w:t>
+      </w:r>
+      <w:r>
+        <w:rPr>
+          <w:rFonts w:ascii="Calibri" w:cs="Calibri" w:eastAsia="Calibri" w:hAnsi="Calibri"/>
+          <w:color w:val="1A1A18"/>
+          <w:sz w:val="22"/>
+          <w:szCs w:val="22"/>
+        </w:rPr>
+        <w:t xml:space="preserve"> завжди Режим A. Кімнати Режиму B створюють медіатори й вони з’являються у вкладці </w:t>
+      </w:r>
+      <w:r>
+        <w:rPr>
+          <w:rFonts w:ascii="Calibri" w:cs="Calibri" w:eastAsia="Calibri" w:hAnsi="Calibri"/>
+          <w:b/>
+          <w:bCs/>
+          <w:color w:val="1A1A18"/>
+          <w:sz w:val="22"/>
+          <w:szCs w:val="22"/>
+        </w:rPr>
+        <w:t xml:space="preserve">Кімнати медіаторів</w:t>
+      </w:r>
+      <w:r>
+        <w:rPr>
+          <w:rFonts w:ascii="Calibri" w:cs="Calibri" w:eastAsia="Calibri" w:hAnsi="Calibri"/>
+          <w:color w:val="1A1A18"/>
+          <w:sz w:val="22"/>
+          <w:szCs w:val="22"/>
+        </w:rPr>
+        <w:t xml:space="preserve">.</w:t>
+      </w:r>
+    </w:p>
+    <w:p>
+      <w:pPr>
         <w:pBdr>
           <w:bottom w:val="single" w:color="D8D4CC" w:sz="6" w:space="1"/>
         </w:pBdr>
@@ -2648,7 +2988,189 @@
           <w:sz w:val="28"/>
           <w:szCs w:val="28"/>
         </w:rPr>
-        <w:t xml:space="preserve">6. Картка кімнати</w:t>
+        <w:t xml:space="preserve">6. Сторони</w:t>
+      </w:r>
+    </w:p>
+    <w:p>
+      <w:pPr>
+        <w:spacing w:after="160" w:line="276"/>
+      </w:pPr>
+      <w:r>
+        <w:rPr>
+          <w:rFonts w:ascii="Calibri" w:cs="Calibri" w:eastAsia="Calibri" w:hAnsi="Calibri"/>
+          <w:color w:val="1A1A18"/>
+          <w:sz w:val="22"/>
+          <w:szCs w:val="22"/>
+        </w:rPr>
+        <w:t xml:space="preserve">Пункт меню </w:t>
+      </w:r>
+      <w:r>
+        <w:rPr>
+          <w:rFonts w:ascii="Calibri" w:cs="Calibri" w:eastAsia="Calibri" w:hAnsi="Calibri"/>
+          <w:b/>
+          <w:bCs/>
+          <w:color w:val="1A1A18"/>
+          <w:sz w:val="22"/>
+          <w:szCs w:val="22"/>
+        </w:rPr>
+        <w:t xml:space="preserve">Сторони</w:t>
+      </w:r>
+      <w:r>
+        <w:rPr>
+          <w:rFonts w:ascii="Calibri" w:cs="Calibri" w:eastAsia="Calibri" w:hAnsi="Calibri"/>
+          <w:color w:val="1A1A18"/>
+          <w:sz w:val="22"/>
+          <w:szCs w:val="22"/>
+        </w:rPr>
+        <w:t xml:space="preserve"> — повний реєстр сторін.</w:t>
+      </w:r>
+    </w:p>
+    <w:p>
+      <w:pPr>
+        <w:pStyle w:val="ListParagraph"/>
+        <w:numPr>
+          <w:ilvl w:val="0"/>
+          <w:numId w:val="1"/>
+        </w:numPr>
+        <w:spacing w:after="80"/>
+      </w:pPr>
+      <w:r>
+        <w:rPr>
+          <w:rFonts w:ascii="Calibri" w:cs="Calibri" w:eastAsia="Calibri" w:hAnsi="Calibri"/>
+          <w:color w:val="1A1A18"/>
+          <w:sz w:val="22"/>
+          <w:szCs w:val="22"/>
+        </w:rPr>
+        <w:t xml:space="preserve">Адміни бачать </w:t>
+      </w:r>
+      <w:r>
+        <w:rPr>
+          <w:rFonts w:ascii="Calibri" w:cs="Calibri" w:eastAsia="Calibri" w:hAnsi="Calibri"/>
+          <w:b/>
+          <w:bCs/>
+          <w:color w:val="1A1A18"/>
+          <w:sz w:val="22"/>
+          <w:szCs w:val="22"/>
+        </w:rPr>
+        <w:t xml:space="preserve">усіх</w:t>
+      </w:r>
+      <w:r>
+        <w:rPr>
+          <w:rFonts w:ascii="Calibri" w:cs="Calibri" w:eastAsia="Calibri" w:hAnsi="Calibri"/>
+          <w:color w:val="1A1A18"/>
+          <w:sz w:val="22"/>
+          <w:szCs w:val="22"/>
+        </w:rPr>
+        <w:t xml:space="preserve"> сторін, включно з тими, хто </w:t>
+      </w:r>
+      <w:r>
+        <w:rPr>
+          <w:rFonts w:ascii="Calibri" w:cs="Calibri" w:eastAsia="Calibri" w:hAnsi="Calibri"/>
+          <w:b/>
+          <w:bCs/>
+          <w:color w:val="1A1A18"/>
+          <w:sz w:val="22"/>
+          <w:szCs w:val="22"/>
+        </w:rPr>
+        <w:t xml:space="preserve">без кімнати</w:t>
+      </w:r>
+      <w:r>
+        <w:rPr>
+          <w:rFonts w:ascii="Calibri" w:cs="Calibri" w:eastAsia="Calibri" w:hAnsi="Calibri"/>
+          <w:color w:val="1A1A18"/>
+          <w:sz w:val="22"/>
+          <w:szCs w:val="22"/>
+        </w:rPr>
+        <w:t xml:space="preserve"> (сирітські акаунти).</w:t>
+      </w:r>
+    </w:p>
+    <w:p>
+      <w:pPr>
+        <w:pStyle w:val="ListParagraph"/>
+        <w:numPr>
+          <w:ilvl w:val="0"/>
+          <w:numId w:val="1"/>
+        </w:numPr>
+        <w:spacing w:after="80"/>
+      </w:pPr>
+      <w:r>
+        <w:rPr>
+          <w:rFonts w:ascii="Calibri" w:cs="Calibri" w:eastAsia="Calibri" w:hAnsi="Calibri"/>
+          <w:color w:val="1A1A18"/>
+          <w:sz w:val="22"/>
+          <w:szCs w:val="22"/>
+        </w:rPr>
+        <w:t xml:space="preserve">Медіатори бачать лише сторони зі своїх кімнат (див. mediator.md).</w:t>
+      </w:r>
+    </w:p>
+    <w:p>
+      <w:pPr>
+        <w:pStyle w:val="ListParagraph"/>
+        <w:numPr>
+          <w:ilvl w:val="0"/>
+          <w:numId w:val="1"/>
+        </w:numPr>
+        <w:spacing w:after="80"/>
+      </w:pPr>
+      <w:r>
+        <w:rPr>
+          <w:rFonts w:ascii="Calibri" w:cs="Calibri" w:eastAsia="Calibri" w:hAnsi="Calibri"/>
+          <w:color w:val="1A1A18"/>
+          <w:sz w:val="22"/>
+          <w:szCs w:val="22"/>
+        </w:rPr>
+        <w:t xml:space="preserve">У </w:t>
+      </w:r>
+      <w:r>
+        <w:rPr>
+          <w:rFonts w:ascii="Calibri" w:cs="Calibri" w:eastAsia="Calibri" w:hAnsi="Calibri"/>
+          <w:b/>
+          <w:bCs/>
+          <w:color w:val="1A1A18"/>
+          <w:sz w:val="22"/>
+          <w:szCs w:val="22"/>
+        </w:rPr>
+        <w:t xml:space="preserve">Сторонах</w:t>
+      </w:r>
+      <w:r>
+        <w:rPr>
+          <w:rFonts w:ascii="Calibri" w:cs="Calibri" w:eastAsia="Calibri" w:hAnsi="Calibri"/>
+          <w:color w:val="1A1A18"/>
+          <w:sz w:val="22"/>
+          <w:szCs w:val="22"/>
+        </w:rPr>
+        <w:t xml:space="preserve"> можна відкрити картку сторони, скопіювати облікові дані або знайти акаунти для підключення під час створення кімнати.</w:t>
+      </w:r>
+    </w:p>
+    <w:p>
+      <w:pPr>
+        <w:pBdr>
+          <w:bottom w:val="single" w:color="D8D4CC" w:sz="6" w:space="1"/>
+        </w:pBdr>
+        <w:spacing w:after="120" w:before="120"/>
+      </w:pPr>
+      <w:r>
+        <w:t xml:space="preserve"/>
+      </w:r>
+    </w:p>
+    <w:p>
+      <w:pPr>
+        <w:pStyle w:val="Heading2"/>
+        <w:pBdr>
+          <w:bottom w:val="single" w:color="9A7B2F" w:sz="8" w:space="4"/>
+        </w:pBdr>
+        <w:spacing w:after="120" w:before="280"/>
+      </w:pPr>
+      <w:r>
+        <w:rPr>
+          <w:rFonts w:ascii="Georgia" w:cs="Georgia" w:eastAsia="Georgia" w:hAnsi="Georgia"/>
+          <w:b/>
+          <w:bCs/>
+          <w:color w:val="1A1A18"/>
+          <w:sz w:val="28"/>
+          <w:szCs w:val="28"/>
+        </w:rPr>
+        <w:t xml:space="preserve">7. Картка кімнати</w:t>
       </w:r>
     </w:p>
     <w:p>
@@ -3226,7 +3748,7 @@
           <w:sz w:val="28"/>
           <w:szCs w:val="28"/>
         </w:rPr>
-        <w:t xml:space="preserve">7. Облікові дані та Magic Link</w:t>
+        <w:t xml:space="preserve">8. Облікові дані та Magic Link</w:t>
       </w:r>
     </w:p>
     <w:p>
@@ -3431,7 +3953,27 @@
           <w:sz w:val="22"/>
           <w:szCs w:val="22"/>
         </w:rPr>
-        <w:t xml:space="preserve">після входу стає використаним;</w:t>
+        <w:t xml:space="preserve">одержувач відкриває сторінку підтвердження й натискає </w:t>
+      </w:r>
+      <w:r>
+        <w:rPr>
+          <w:rFonts w:ascii="Calibri" w:cs="Calibri" w:eastAsia="Calibri" w:hAnsi="Calibri"/>
+          <w:b/>
+          <w:bCs/>
+          <w:color w:val="1A1A18"/>
+          <w:sz w:val="22"/>
+          <w:szCs w:val="22"/>
+        </w:rPr>
+        <w:t xml:space="preserve">Продовжити</w:t>
+      </w:r>
+      <w:r>
+        <w:rPr>
+          <w:rFonts w:ascii="Calibri" w:cs="Calibri" w:eastAsia="Calibri" w:hAnsi="Calibri"/>
+          <w:color w:val="1A1A18"/>
+          <w:sz w:val="22"/>
+          <w:szCs w:val="22"/>
+        </w:rPr>
+        <w:t xml:space="preserve">, щоб завершити вхід (посилання витрачається тоді);</w:t>
       </w:r>
     </w:p>
     <w:p>
@@ -3450,7 +3992,26 @@
           <w:sz w:val="22"/>
           <w:szCs w:val="22"/>
         </w:rPr>
-        <w:t xml:space="preserve">користувач потрапляє одразу на свій наступний крок (онбординг, лобі тощо).</w:t>
+        <w:t xml:space="preserve">після використання стає недійсним;</w:t>
+      </w:r>
+    </w:p>
+    <w:p>
+      <w:pPr>
+        <w:pStyle w:val="ListParagraph"/>
+        <w:numPr>
+          <w:ilvl w:val="0"/>
+          <w:numId w:val="1"/>
+        </w:numPr>
+        <w:spacing w:after="80"/>
+      </w:pPr>
+      <w:r>
+        <w:rPr>
+          <w:rFonts w:ascii="Calibri" w:cs="Calibri" w:eastAsia="Calibri" w:hAnsi="Calibri"/>
+          <w:color w:val="1A1A18"/>
+          <w:sz w:val="22"/>
+          <w:szCs w:val="22"/>
+        </w:rPr>
+        <w:t xml:space="preserve">користувач потрапляє на свій наступний крок (онбординг, лобі тощо).</w:t>
       </w:r>
     </w:p>
     <w:p>
@@ -3569,7 +4130,7 @@
           <w:sz w:val="28"/>
           <w:szCs w:val="28"/>
         </w:rPr>
-        <w:t xml:space="preserve">8. Медіатори</w:t>
+        <w:t xml:space="preserve">9. Медіатори</w:t>
       </w:r>
     </w:p>
     <w:p>
@@ -4153,7 +4714,7 @@
           <w:sz w:val="28"/>
           <w:szCs w:val="28"/>
         </w:rPr>
-        <w:t xml:space="preserve">9. Налаштування: облікові дані API</w:t>
+        <w:t xml:space="preserve">10. Налаштування: облікові дані API</w:t>
       </w:r>
     </w:p>
     <w:p>
@@ -4411,7 +4972,7 @@
           <w:sz w:val="28"/>
           <w:szCs w:val="28"/>
         </w:rPr>
-        <w:t xml:space="preserve">10. Налаштування: тести</w:t>
+        <w:t xml:space="preserve">11. Налаштування: тести</w:t>
       </w:r>
     </w:p>
     <w:p>
@@ -4844,7 +5405,7 @@
           <w:sz w:val="28"/>
           <w:szCs w:val="28"/>
         </w:rPr>
-        <w:t xml:space="preserve">11. Налаштування: промпти агентів</w:t>
+        <w:t xml:space="preserve">12. Налаштування: промпти агентів</w:t>
       </w:r>
     </w:p>
     <w:p>
@@ -5626,7 +6187,7 @@
           <w:sz w:val="28"/>
           <w:szCs w:val="28"/>
         </w:rPr>
-        <w:t xml:space="preserve">12. Налаштування: RAG</w:t>
+        <w:t xml:space="preserve">13. Налаштування: RAG</w:t>
       </w:r>
     </w:p>
     <w:p>
@@ -6413,7 +6974,7 @@
           <w:sz w:val="28"/>
           <w:szCs w:val="28"/>
         </w:rPr>
-        <w:t xml:space="preserve">13. Налаштування: довідка</w:t>
+        <w:t xml:space="preserve">14. Налаштування: довідка</w:t>
       </w:r>
     </w:p>
     <w:p>
@@ -6669,7 +7230,26 @@
           <w:sz w:val="22"/>
           <w:szCs w:val="22"/>
         </w:rPr>
-        <w:t xml:space="preserve"> — повернути текст із репозиторію instruction/.</w:t>
+        <w:t xml:space="preserve"> — повернути текст із репозиторію instruction/ (використовуйте після деплою, якщо в живій БД лишилася старіша відредагована копія).</w:t>
+      </w:r>
+    </w:p>
+    <w:p>
+      <w:pPr>
+        <w:pStyle w:val="ListParagraph"/>
+        <w:numPr>
+          <w:ilvl w:val="0"/>
+          <w:numId w:val="2"/>
+        </w:numPr>
+        <w:spacing w:after="80"/>
+      </w:pPr>
+      <w:r>
+        <w:rPr>
+          <w:rFonts w:ascii="Calibri" w:cs="Calibri" w:eastAsia="Calibri" w:hAnsi="Calibri"/>
+          <w:color w:val="1A1A18"/>
+          <w:sz w:val="22"/>
+          <w:szCs w:val="22"/>
+        </w:rPr>
+        <w:t xml:space="preserve">Регенерація експортів PDF / DOCX для довідки виконується з репозиторію (npm run help:docs); після деплою скиньте живі перевизначення, якщо адміни редагували копії, щоб прод збігався з git.</w:t>
       </w:r>
     </w:p>
     <w:p>
@@ -6750,7 +7330,7 @@
           <w:sz w:val="28"/>
           <w:szCs w:val="28"/>
         </w:rPr>
-        <w:t xml:space="preserve">14. Спостереження за аналізом і медіацією</w:t>
+        <w:t xml:space="preserve">15. Спостереження за аналізом і медіацією</w:t>
       </w:r>
     </w:p>
     <w:p>
@@ -6849,7 +7429,27 @@
           <w:sz w:val="22"/>
           <w:szCs w:val="22"/>
         </w:rPr>
-        <w:t xml:space="preserve">Пайплайн: запущено / завершено, агента запущено / завершено / помилка / пропущено, фазу медіації змінено.</w:t>
+        <w:t xml:space="preserve">Пайплайн: запущено / завершено, агента запущено / завершено / помилка / пропущено, фазу медіації змінено. Незавершені кроки готовності можуть показувати </w:t>
+      </w:r>
+      <w:r>
+        <w:rPr>
+          <w:rFonts w:ascii="Calibri" w:cs="Calibri" w:eastAsia="Calibri" w:hAnsi="Calibri"/>
+          <w:b/>
+          <w:bCs/>
+          <w:color w:val="1A1A18"/>
+          <w:sz w:val="22"/>
+          <w:szCs w:val="22"/>
+        </w:rPr>
+        <w:t xml:space="preserve">Генерується…</w:t>
+      </w:r>
+      <w:r>
+        <w:rPr>
+          <w:rFonts w:ascii="Calibri" w:cs="Calibri" w:eastAsia="Calibri" w:hAnsi="Calibri"/>
+          <w:color w:val="1A1A18"/>
+          <w:sz w:val="22"/>
+          <w:szCs w:val="22"/>
+        </w:rPr>
+        <w:t xml:space="preserve">, поки триває ШІ-аналіз.</w:t>
       </w:r>
     </w:p>
     <w:p>
@@ -7211,7 +7811,27 @@
           <w:sz w:val="22"/>
           <w:szCs w:val="22"/>
         </w:rPr>
-        <w:t xml:space="preserve">Адмін </w:t>
+        <w:t xml:space="preserve">PDF результатів охоплює законодавство / правову інформацію, узгоджене рішення (або позначку про відсутність згоди) і текст угоди — </w:t>
+      </w:r>
+      <w:r>
+        <w:rPr>
+          <w:rFonts w:ascii="Calibri" w:cs="Calibri" w:eastAsia="Calibri" w:hAnsi="Calibri"/>
+          <w:b/>
+          <w:bCs/>
+          <w:color w:val="1A1A18"/>
+          <w:sz w:val="22"/>
+          <w:szCs w:val="22"/>
+        </w:rPr>
+        <w:t xml:space="preserve">без</w:t>
+      </w:r>
+      <w:r>
+        <w:rPr>
+          <w:rFonts w:ascii="Calibri" w:cs="Calibri" w:eastAsia="Calibri" w:hAnsi="Calibri"/>
+          <w:color w:val="1A1A18"/>
+          <w:sz w:val="22"/>
+          <w:szCs w:val="22"/>
+        </w:rPr>
+        <w:t xml:space="preserve"> розділу з психодинамічним профілем. Адмін </w:t>
       </w:r>
       <w:r>
         <w:rPr>
@@ -7262,7 +7882,7 @@
           <w:sz w:val="28"/>
           <w:szCs w:val="28"/>
         </w:rPr>
-        <w:t xml:space="preserve">15. Мова і вихід</w:t>
+        <w:t xml:space="preserve">16. Мова і вихід</w:t>
       </w:r>
     </w:p>
     <w:p>
@@ -7353,7 +7973,7 @@
           <w:sz w:val="28"/>
           <w:szCs w:val="28"/>
         </w:rPr>
-        <w:t xml:space="preserve">16. Поради та типові ситуації</w:t>
+        <w:t xml:space="preserve">17. Поради та типові ситуації</w:t>
       </w:r>
     </w:p>
     <w:p>
@@ -7398,7 +8018,27 @@
           <w:sz w:val="22"/>
           <w:szCs w:val="22"/>
         </w:rPr>
-        <w:t xml:space="preserve"> завжди Режим A. Режим B з’являється, коли кімнату створює медіатор. Обидва типи видно у відповідних вкладках.</w:t>
+        <w:t xml:space="preserve"> завжди Режим A. Режим B з’являється, коли кімнату створює медіатор. Обидва типи видно у відповідних вкладках. Під час створення можна підключити існуючих сторін із розділу </w:t>
+      </w:r>
+      <w:r>
+        <w:rPr>
+          <w:rFonts w:ascii="Calibri" w:cs="Calibri" w:eastAsia="Calibri" w:hAnsi="Calibri"/>
+          <w:b/>
+          <w:bCs/>
+          <w:color w:val="1A1A18"/>
+          <w:sz w:val="22"/>
+          <w:szCs w:val="22"/>
+        </w:rPr>
+        <w:t xml:space="preserve">Сторони</w:t>
+      </w:r>
+      <w:r>
+        <w:rPr>
+          <w:rFonts w:ascii="Calibri" w:cs="Calibri" w:eastAsia="Calibri" w:hAnsi="Calibri"/>
+          <w:color w:val="1A1A18"/>
+          <w:sz w:val="22"/>
+          <w:szCs w:val="22"/>
+        </w:rPr>
+        <w:t xml:space="preserve">.</w:t>
       </w:r>
     </w:p>
     <w:p>

--- a/public/docs/uk/admin.docx
+++ b/public/docs/uk/admin.docx
@@ -2038,6 +2038,117 @@
     </w:p>
     <w:p>
       <w:pPr>
+        <w:spacing w:after="160" w:line="276"/>
+      </w:pPr>
+      <w:r>
+        <w:rPr>
+          <w:rFonts w:ascii="Calibri" w:cs="Calibri" w:eastAsia="Calibri" w:hAnsi="Calibri"/>
+          <w:color w:val="1A1A18"/>
+          <w:sz w:val="22"/>
+          <w:szCs w:val="22"/>
+        </w:rPr>
+        <w:t xml:space="preserve">Шлях: </w:t>
+      </w:r>
+      <w:r>
+        <w:rPr>
+          <w:rFonts w:ascii="Calibri" w:cs="Calibri" w:eastAsia="Calibri" w:hAnsi="Calibri"/>
+          <w:b/>
+          <w:bCs/>
+          <w:color w:val="1A1A18"/>
+          <w:sz w:val="22"/>
+          <w:szCs w:val="22"/>
+        </w:rPr>
+        <w:t xml:space="preserve">Кімнати</w:t>
+      </w:r>
+      <w:r>
+        <w:rPr>
+          <w:rFonts w:ascii="Calibri" w:cs="Calibri" w:eastAsia="Calibri" w:hAnsi="Calibri"/>
+          <w:color w:val="1A1A18"/>
+          <w:sz w:val="22"/>
+          <w:szCs w:val="22"/>
+        </w:rPr>
+        <w:t xml:space="preserve"> → </w:t>
+      </w:r>
+      <w:r>
+        <w:rPr>
+          <w:rFonts w:ascii="Calibri" w:cs="Calibri" w:eastAsia="Calibri" w:hAnsi="Calibri"/>
+          <w:b/>
+          <w:bCs/>
+          <w:color w:val="1A1A18"/>
+          <w:sz w:val="22"/>
+          <w:szCs w:val="22"/>
+        </w:rPr>
+        <w:t xml:space="preserve">Нова кімната</w:t>
+      </w:r>
+      <w:r>
+        <w:rPr>
+          <w:rFonts w:ascii="Calibri" w:cs="Calibri" w:eastAsia="Calibri" w:hAnsi="Calibri"/>
+          <w:color w:val="1A1A18"/>
+          <w:sz w:val="22"/>
+          <w:szCs w:val="22"/>
+        </w:rPr>
+        <w:t xml:space="preserve"> (або </w:t>
+      </w:r>
+      <w:r>
+        <w:rPr>
+          <w:rFonts w:ascii="Calibri" w:cs="Calibri" w:eastAsia="Calibri" w:hAnsi="Calibri"/>
+          <w:b/>
+          <w:bCs/>
+          <w:color w:val="1A1A18"/>
+          <w:sz w:val="22"/>
+          <w:szCs w:val="22"/>
+        </w:rPr>
+        <w:t xml:space="preserve">Повернутися до кімнат</w:t>
+      </w:r>
+      <w:r>
+        <w:rPr>
+          <w:rFonts w:ascii="Calibri" w:cs="Calibri" w:eastAsia="Calibri" w:hAnsi="Calibri"/>
+          <w:color w:val="1A1A18"/>
+          <w:sz w:val="22"/>
+          <w:szCs w:val="22"/>
+        </w:rPr>
+        <w:t xml:space="preserve">). Підзаголовок: налаштуйте кімнату й обидві сторони; облікові дані генеруються під час створення (для </w:t>
+      </w:r>
+      <w:r>
+        <w:rPr>
+          <w:rFonts w:ascii="Calibri" w:cs="Calibri" w:eastAsia="Calibri" w:hAnsi="Calibri"/>
+          <w:b/>
+          <w:bCs/>
+          <w:color w:val="1A1A18"/>
+          <w:sz w:val="22"/>
+          <w:szCs w:val="22"/>
+        </w:rPr>
+        <w:t xml:space="preserve">нових</w:t>
+      </w:r>
+      <w:r>
+        <w:rPr>
+          <w:rFonts w:ascii="Calibri" w:cs="Calibri" w:eastAsia="Calibri" w:hAnsi="Calibri"/>
+          <w:color w:val="1A1A18"/>
+          <w:sz w:val="22"/>
+          <w:szCs w:val="22"/>
+        </w:rPr>
+        <w:t xml:space="preserve"> учасників).</w:t>
+      </w:r>
+    </w:p>
+    <w:p>
+      <w:pPr>
+        <w:pStyle w:val="Heading3"/>
+        <w:spacing w:after="80" w:before="200"/>
+      </w:pPr>
+      <w:r>
+        <w:rPr>
+          <w:rFonts w:ascii="Calibri" w:cs="Calibri" w:eastAsia="Calibri" w:hAnsi="Calibri"/>
+          <w:b/>
+          <w:bCs/>
+          <w:color w:val="1A1A18"/>
+          <w:sz w:val="24"/>
+          <w:szCs w:val="24"/>
+        </w:rPr>
+        <w:t xml:space="preserve">Деталі кімнати</w:t>
+      </w:r>
+    </w:p>
+    <w:p>
+      <w:pPr>
         <w:pStyle w:val="ListParagraph"/>
         <w:numPr>
           <w:ilvl w:val="0"/>
@@ -2054,16 +2165,36 @@
           <w:sz w:val="22"/>
           <w:szCs w:val="22"/>
         </w:rPr>
-        <w:t xml:space="preserve">Нова кімната</w:t>
-      </w:r>
-      <w:r>
-        <w:rPr>
-          <w:rFonts w:ascii="Calibri" w:cs="Calibri" w:eastAsia="Calibri" w:hAnsi="Calibri"/>
-          <w:color w:val="1A1A18"/>
-          <w:sz w:val="22"/>
-          <w:szCs w:val="22"/>
-        </w:rPr>
-        <w:t xml:space="preserve">.</w:t>
+        <w:t xml:space="preserve">Назва кімнати</w:t>
+      </w:r>
+      <w:r>
+        <w:rPr>
+          <w:rFonts w:ascii="Calibri" w:cs="Calibri" w:eastAsia="Calibri" w:hAnsi="Calibri"/>
+          <w:color w:val="1A1A18"/>
+          <w:sz w:val="22"/>
+          <w:szCs w:val="22"/>
+        </w:rPr>
+        <w:t xml:space="preserve">, </w:t>
+      </w:r>
+      <w:r>
+        <w:rPr>
+          <w:rFonts w:ascii="Calibri" w:cs="Calibri" w:eastAsia="Calibri" w:hAnsi="Calibri"/>
+          <w:b/>
+          <w:bCs/>
+          <w:color w:val="1A1A18"/>
+          <w:sz w:val="22"/>
+          <w:szCs w:val="22"/>
+        </w:rPr>
+        <w:t xml:space="preserve">Опис кімнати</w:t>
+      </w:r>
+      <w:r>
+        <w:rPr>
+          <w:rFonts w:ascii="Calibri" w:cs="Calibri" w:eastAsia="Calibri" w:hAnsi="Calibri"/>
+          <w:color w:val="1A1A18"/>
+          <w:sz w:val="22"/>
+          <w:szCs w:val="22"/>
+        </w:rPr>
+        <w:t xml:space="preserve"> (обов’язково).</w:t>
       </w:r>
     </w:p>
     <w:p>
@@ -2084,26 +2215,6 @@
           <w:sz w:val="22"/>
           <w:szCs w:val="22"/>
         </w:rPr>
-        <w:t xml:space="preserve">Деталі кімнати</w:t>
-      </w:r>
-      <w:r>
-        <w:rPr>
-          <w:rFonts w:ascii="Calibri" w:cs="Calibri" w:eastAsia="Calibri" w:hAnsi="Calibri"/>
-          <w:color w:val="1A1A18"/>
-          <w:sz w:val="22"/>
-          <w:szCs w:val="22"/>
-        </w:rPr>
-        <w:t xml:space="preserve">: назва, опис; </w:t>
-      </w:r>
-      <w:r>
-        <w:rPr>
-          <w:rFonts w:ascii="Calibri" w:cs="Calibri" w:eastAsia="Calibri" w:hAnsi="Calibri"/>
-          <w:b/>
-          <w:bCs/>
-          <w:color w:val="1A1A18"/>
-          <w:sz w:val="22"/>
-          <w:szCs w:val="22"/>
-        </w:rPr>
         <w:t xml:space="preserve">Юрисдикція</w:t>
       </w:r>
       <w:r>
@@ -2113,27 +2224,47 @@
           <w:sz w:val="22"/>
           <w:szCs w:val="22"/>
         </w:rPr>
+        <w:t xml:space="preserve"> — </w:t>
+      </w:r>
+      <w:r>
+        <w:rPr>
+          <w:rFonts w:ascii="Calibri" w:cs="Calibri" w:eastAsia="Calibri" w:hAnsi="Calibri"/>
+          <w:b/>
+          <w:bCs/>
+          <w:color w:val="1A1A18"/>
+          <w:sz w:val="22"/>
+          <w:szCs w:val="22"/>
+        </w:rPr>
+        <w:t xml:space="preserve">Україна</w:t>
+      </w:r>
+      <w:r>
+        <w:rPr>
+          <w:rFonts w:ascii="Calibri" w:cs="Calibri" w:eastAsia="Calibri" w:hAnsi="Calibri"/>
+          <w:color w:val="1A1A18"/>
+          <w:sz w:val="22"/>
+          <w:szCs w:val="22"/>
+        </w:rPr>
         <w:t xml:space="preserve"> (</w:t>
       </w:r>
       <w:r>
         <w:rPr>
           <w:rFonts w:ascii="Calibri" w:cs="Calibri" w:eastAsia="Calibri" w:hAnsi="Calibri"/>
-          <w:b/>
-          <w:bCs/>
-          <w:color w:val="1A1A18"/>
-          <w:sz w:val="22"/>
-          <w:szCs w:val="22"/>
-        </w:rPr>
-        <w:t xml:space="preserve">Україна</w:t>
-      </w:r>
-      <w:r>
-        <w:rPr>
-          <w:rFonts w:ascii="Calibri" w:cs="Calibri" w:eastAsia="Calibri" w:hAnsi="Calibri"/>
-          <w:color w:val="1A1A18"/>
-          <w:sz w:val="22"/>
-          <w:szCs w:val="22"/>
-        </w:rPr>
-        <w:t xml:space="preserve"> / </w:t>
+          <w:i/>
+          <w:iCs/>
+          <w:color w:val="1A1A18"/>
+          <w:sz w:val="22"/>
+          <w:szCs w:val="22"/>
+        </w:rPr>
+        <w:t xml:space="preserve">Українське право та судова практика</w:t>
+      </w:r>
+      <w:r>
+        <w:rPr>
+          <w:rFonts w:ascii="Calibri" w:cs="Calibri" w:eastAsia="Calibri" w:hAnsi="Calibri"/>
+          <w:color w:val="1A1A18"/>
+          <w:sz w:val="22"/>
+          <w:szCs w:val="22"/>
+        </w:rPr>
+        <w:t xml:space="preserve">) або </w:t>
       </w:r>
       <w:r>
         <w:rPr>
@@ -2153,27 +2284,27 @@
           <w:sz w:val="22"/>
           <w:szCs w:val="22"/>
         </w:rPr>
-        <w:t xml:space="preserve"> + для США обов’язкове </w:t>
-      </w:r>
-      <w:r>
-        <w:rPr>
-          <w:rFonts w:ascii="Calibri" w:cs="Calibri" w:eastAsia="Calibri" w:hAnsi="Calibri"/>
-          <w:b/>
-          <w:bCs/>
-          <w:color w:val="1A1A18"/>
-          <w:sz w:val="22"/>
-          <w:szCs w:val="22"/>
-        </w:rPr>
-        <w:t xml:space="preserve">Штат / територія / Федеральна</w:t>
-      </w:r>
-      <w:r>
-        <w:rPr>
-          <w:rFonts w:ascii="Calibri" w:cs="Calibri" w:eastAsia="Calibri" w:hAnsi="Calibri"/>
-          <w:color w:val="1A1A18"/>
-          <w:sz w:val="22"/>
-          <w:szCs w:val="22"/>
-        </w:rPr>
-        <w:t xml:space="preserve">).</w:t>
+        <w:t xml:space="preserve"> (</w:t>
+      </w:r>
+      <w:r>
+        <w:rPr>
+          <w:rFonts w:ascii="Calibri" w:cs="Calibri" w:eastAsia="Calibri" w:hAnsi="Calibri"/>
+          <w:i/>
+          <w:iCs/>
+          <w:color w:val="1A1A18"/>
+          <w:sz w:val="22"/>
+          <w:szCs w:val="22"/>
+        </w:rPr>
+        <w:t xml:space="preserve">Право США та судова практика</w:t>
+      </w:r>
+      <w:r>
+        <w:rPr>
+          <w:rFonts w:ascii="Calibri" w:cs="Calibri" w:eastAsia="Calibri" w:hAnsi="Calibri"/>
+          <w:color w:val="1A1A18"/>
+          <w:sz w:val="22"/>
+          <w:szCs w:val="22"/>
+        </w:rPr>
+        <w:t xml:space="preserve">). Підказка пояснює, що юрисдикція визначає застосовне право.</w:t>
       </w:r>
     </w:p>
     <w:p>
@@ -2192,47 +2323,91 @@
           <w:sz w:val="22"/>
           <w:szCs w:val="22"/>
         </w:rPr>
-        <w:t xml:space="preserve">Для </w:t>
-      </w:r>
-      <w:r>
-        <w:rPr>
-          <w:rFonts w:ascii="Calibri" w:cs="Calibri" w:eastAsia="Calibri" w:hAnsi="Calibri"/>
-          <w:b/>
-          <w:bCs/>
-          <w:color w:val="1A1A18"/>
-          <w:sz w:val="22"/>
-          <w:szCs w:val="22"/>
-        </w:rPr>
-        <w:t xml:space="preserve">Сторони А</w:t>
-      </w:r>
-      <w:r>
-        <w:rPr>
-          <w:rFonts w:ascii="Calibri" w:cs="Calibri" w:eastAsia="Calibri" w:hAnsi="Calibri"/>
-          <w:color w:val="1A1A18"/>
-          <w:sz w:val="22"/>
-          <w:szCs w:val="22"/>
-        </w:rPr>
-        <w:t xml:space="preserve"> і </w:t>
-      </w:r>
-      <w:r>
-        <w:rPr>
-          <w:rFonts w:ascii="Calibri" w:cs="Calibri" w:eastAsia="Calibri" w:hAnsi="Calibri"/>
-          <w:b/>
-          <w:bCs/>
-          <w:color w:val="1A1A18"/>
-          <w:sz w:val="22"/>
-          <w:szCs w:val="22"/>
-        </w:rPr>
-        <w:t xml:space="preserve">Сторони Б</w:t>
-      </w:r>
-      <w:r>
-        <w:rPr>
-          <w:rFonts w:ascii="Calibri" w:cs="Calibri" w:eastAsia="Calibri" w:hAnsi="Calibri"/>
-          <w:color w:val="1A1A18"/>
-          <w:sz w:val="22"/>
-          <w:szCs w:val="22"/>
-        </w:rPr>
-        <w:t xml:space="preserve">:</w:t>
+        <w:t xml:space="preserve">Для США: обов’язкове </w:t>
+      </w:r>
+      <w:r>
+        <w:rPr>
+          <w:rFonts w:ascii="Calibri" w:cs="Calibri" w:eastAsia="Calibri" w:hAnsi="Calibri"/>
+          <w:b/>
+          <w:bCs/>
+          <w:color w:val="1A1A18"/>
+          <w:sz w:val="22"/>
+          <w:szCs w:val="22"/>
+        </w:rPr>
+        <w:t xml:space="preserve">Штат / територія / Федеральна</w:t>
+      </w:r>
+      <w:r>
+        <w:rPr>
+          <w:rFonts w:ascii="Calibri" w:cs="Calibri" w:eastAsia="Calibri" w:hAnsi="Calibri"/>
+          <w:color w:val="1A1A18"/>
+          <w:sz w:val="22"/>
+          <w:szCs w:val="22"/>
+        </w:rPr>
+        <w:t xml:space="preserve">.</w:t>
+      </w:r>
+    </w:p>
+    <w:p>
+      <w:pPr>
+        <w:pStyle w:val="ListParagraph"/>
+        <w:numPr>
+          <w:ilvl w:val="0"/>
+          <w:numId w:val="2"/>
+        </w:numPr>
+        <w:spacing w:after="80"/>
+      </w:pPr>
+      <w:r>
+        <w:rPr>
+          <w:rFonts w:ascii="Calibri" w:cs="Calibri" w:eastAsia="Calibri" w:hAnsi="Calibri"/>
+          <w:color w:val="1A1A18"/>
+          <w:sz w:val="22"/>
+          <w:szCs w:val="22"/>
+        </w:rPr>
+        <w:t xml:space="preserve">Юрисдикцію після створення змінити не можна.</w:t>
+      </w:r>
+    </w:p>
+    <w:p>
+      <w:pPr>
+        <w:pStyle w:val="Heading3"/>
+        <w:spacing w:after="80" w:before="200"/>
+      </w:pPr>
+      <w:r>
+        <w:rPr>
+          <w:rFonts w:ascii="Calibri" w:cs="Calibri" w:eastAsia="Calibri" w:hAnsi="Calibri"/>
+          <w:b/>
+          <w:bCs/>
+          <w:color w:val="1A1A18"/>
+          <w:sz w:val="24"/>
+          <w:szCs w:val="24"/>
+        </w:rPr>
+        <w:t xml:space="preserve">Сторона А і Сторона Б</w:t>
+      </w:r>
+    </w:p>
+    <w:p>
+      <w:pPr>
+        <w:spacing w:after="160" w:line="276"/>
+      </w:pPr>
+      <w:r>
+        <w:rPr>
+          <w:rFonts w:ascii="Calibri" w:cs="Calibri" w:eastAsia="Calibri" w:hAnsi="Calibri"/>
+          <w:color w:val="1A1A18"/>
+          <w:sz w:val="22"/>
+          <w:szCs w:val="22"/>
+        </w:rPr>
+        <w:t xml:space="preserve">Для кожного слота оберіть режим:</w:t>
+      </w:r>
+    </w:p>
+    <w:p>
+      <w:pPr>
+        <w:spacing w:after="160" w:line="276"/>
+      </w:pPr>
+      <w:r>
+        <w:rPr>
+          <w:rFonts w:ascii="Calibri" w:cs="Calibri" w:eastAsia="Calibri" w:hAnsi="Calibri"/>
+          <w:color w:val="1A1A18"/>
+          <w:sz w:val="22"/>
+          <w:szCs w:val="22"/>
+        </w:rPr>
+        <w:t xml:space="preserve">#### Створити нового учасника</w:t>
       </w:r>
     </w:p>
     <w:p>
@@ -2247,22 +2422,51 @@
       <w:r>
         <w:rPr>
           <w:rFonts w:ascii="Calibri" w:cs="Calibri" w:eastAsia="Calibri" w:hAnsi="Calibri"/>
-          <w:b/>
-          <w:bCs/>
-          <w:color w:val="1A1A18"/>
-          <w:sz w:val="22"/>
-          <w:szCs w:val="22"/>
-        </w:rPr>
-        <w:t xml:space="preserve">Створити нового учасника</w:t>
-      </w:r>
-      <w:r>
-        <w:rPr>
-          <w:rFonts w:ascii="Calibri" w:cs="Calibri" w:eastAsia="Calibri" w:hAnsi="Calibri"/>
-          <w:color w:val="1A1A18"/>
-          <w:sz w:val="22"/>
-          <w:szCs w:val="22"/>
-        </w:rPr>
-        <w:t xml:space="preserve"> — назва, опис; або</w:t>
+          <w:color w:val="1A1A18"/>
+          <w:sz w:val="22"/>
+          <w:szCs w:val="22"/>
+        </w:rPr>
+        <w:t xml:space="preserve">Поля: </w:t>
+      </w:r>
+      <w:r>
+        <w:rPr>
+          <w:rFonts w:ascii="Calibri" w:cs="Calibri" w:eastAsia="Calibri" w:hAnsi="Calibri"/>
+          <w:b/>
+          <w:bCs/>
+          <w:color w:val="1A1A18"/>
+          <w:sz w:val="22"/>
+          <w:szCs w:val="22"/>
+        </w:rPr>
+        <w:t xml:space="preserve">Назва / Ім'я</w:t>
+      </w:r>
+      <w:r>
+        <w:rPr>
+          <w:rFonts w:ascii="Calibri" w:cs="Calibri" w:eastAsia="Calibri" w:hAnsi="Calibri"/>
+          <w:color w:val="1A1A18"/>
+          <w:sz w:val="22"/>
+          <w:szCs w:val="22"/>
+        </w:rPr>
+        <w:t xml:space="preserve">, </w:t>
+      </w:r>
+      <w:r>
+        <w:rPr>
+          <w:rFonts w:ascii="Calibri" w:cs="Calibri" w:eastAsia="Calibri" w:hAnsi="Calibri"/>
+          <w:b/>
+          <w:bCs/>
+          <w:color w:val="1A1A18"/>
+          <w:sz w:val="22"/>
+          <w:szCs w:val="22"/>
+        </w:rPr>
+        <w:t xml:space="preserve">Опис</w:t>
+      </w:r>
+      <w:r>
+        <w:rPr>
+          <w:rFonts w:ascii="Calibri" w:cs="Calibri" w:eastAsia="Calibri" w:hAnsi="Calibri"/>
+          <w:color w:val="1A1A18"/>
+          <w:sz w:val="22"/>
+          <w:szCs w:val="22"/>
+        </w:rPr>
+        <w:t xml:space="preserve"> (обов’язково).</w:t>
       </w:r>
     </w:p>
     <w:p>
@@ -2277,22 +2481,39 @@
       <w:r>
         <w:rPr>
           <w:rFonts w:ascii="Calibri" w:cs="Calibri" w:eastAsia="Calibri" w:hAnsi="Calibri"/>
-          <w:b/>
-          <w:bCs/>
-          <w:color w:val="1A1A18"/>
-          <w:sz w:val="22"/>
-          <w:szCs w:val="22"/>
-        </w:rPr>
-        <w:t xml:space="preserve">Додати існуючого учасника</w:t>
-      </w:r>
-      <w:r>
-        <w:rPr>
-          <w:rFonts w:ascii="Calibri" w:cs="Calibri" w:eastAsia="Calibri" w:hAnsi="Calibri"/>
-          <w:color w:val="1A1A18"/>
-          <w:sz w:val="22"/>
-          <w:szCs w:val="22"/>
-        </w:rPr>
-        <w:t xml:space="preserve"> — пошук; видно бейджі готовності тестів (T1–T4) і бота (BP).</w:t>
+          <w:color w:val="1A1A18"/>
+          <w:sz w:val="22"/>
+          <w:szCs w:val="22"/>
+        </w:rPr>
+        <w:t xml:space="preserve">Під час створення система генерує новий логін psylex_… і пароль.</w:t>
+      </w:r>
+    </w:p>
+    <w:p>
+      <w:pPr>
+        <w:spacing w:after="160" w:line="276"/>
+      </w:pPr>
+      <w:r>
+        <w:rPr>
+          <w:rFonts w:ascii="Calibri" w:cs="Calibri" w:eastAsia="Calibri" w:hAnsi="Calibri"/>
+          <w:color w:val="1A1A18"/>
+          <w:sz w:val="22"/>
+          <w:szCs w:val="22"/>
+        </w:rPr>
+        <w:t xml:space="preserve">#### Додати існуючого учасника</w:t>
+      </w:r>
+    </w:p>
+    <w:p>
+      <w:pPr>
+        <w:spacing w:after="160" w:line="276"/>
+      </w:pPr>
+      <w:r>
+        <w:rPr>
+          <w:rFonts w:ascii="Calibri" w:cs="Calibri" w:eastAsia="Calibri" w:hAnsi="Calibri"/>
+          <w:color w:val="1A1A18"/>
+          <w:sz w:val="22"/>
+          <w:szCs w:val="22"/>
+        </w:rPr>
+        <w:t xml:space="preserve">Щоб підключити сторону, яка вже є в системі (той самий акаунт в іншій кімнаті).</w:t>
       </w:r>
     </w:p>
     <w:p>
@@ -2307,13 +2528,22 @@
       <w:r>
         <w:rPr>
           <w:rFonts w:ascii="Calibri" w:cs="Calibri" w:eastAsia="Calibri" w:hAnsi="Calibri"/>
-          <w:b/>
-          <w:bCs/>
-          <w:color w:val="1A1A18"/>
-          <w:sz w:val="22"/>
-          <w:szCs w:val="22"/>
-        </w:rPr>
-        <w:t xml:space="preserve">Створити кімнату</w:t>
+          <w:color w:val="1A1A18"/>
+          <w:sz w:val="22"/>
+          <w:szCs w:val="22"/>
+        </w:rPr>
+        <w:t xml:space="preserve">Перемкніть на </w:t>
+      </w:r>
+      <w:r>
+        <w:rPr>
+          <w:rFonts w:ascii="Calibri" w:cs="Calibri" w:eastAsia="Calibri" w:hAnsi="Calibri"/>
+          <w:b/>
+          <w:bCs/>
+          <w:color w:val="1A1A18"/>
+          <w:sz w:val="22"/>
+          <w:szCs w:val="22"/>
+        </w:rPr>
+        <w:t xml:space="preserve">Додати існуючого учасника</w:t>
       </w:r>
       <w:r>
         <w:rPr>
@@ -2327,180 +2557,91 @@
     </w:p>
     <w:p>
       <w:pPr>
-        <w:spacing w:after="160" w:line="276"/>
-      </w:pPr>
-      <w:r>
-        <w:rPr>
-          <w:rFonts w:ascii="Calibri" w:cs="Calibri" w:eastAsia="Calibri" w:hAnsi="Calibri"/>
-          <w:color w:val="1A1A18"/>
-          <w:sz w:val="22"/>
-          <w:szCs w:val="22"/>
-        </w:rPr>
-        <w:t xml:space="preserve">Юрисдикція фіксується назавжди. Одна людина не може займати обидва слоти.</w:t>
-      </w:r>
-    </w:p>
-    <w:p>
-      <w:pPr>
-        <w:spacing w:after="160" w:line="276"/>
-      </w:pPr>
-      <w:r>
-        <w:rPr>
-          <w:rFonts w:ascii="Calibri" w:cs="Calibri" w:eastAsia="Calibri" w:hAnsi="Calibri"/>
-          <w:color w:val="1A1A18"/>
-          <w:sz w:val="22"/>
-          <w:szCs w:val="22"/>
-        </w:rPr>
-        <w:t xml:space="preserve">Після створення кімната працює в </w:t>
-      </w:r>
-      <w:r>
-        <w:rPr>
-          <w:rFonts w:ascii="Calibri" w:cs="Calibri" w:eastAsia="Calibri" w:hAnsi="Calibri"/>
-          <w:b/>
-          <w:bCs/>
-          <w:color w:val="1A1A18"/>
-          <w:sz w:val="22"/>
-          <w:szCs w:val="22"/>
-        </w:rPr>
-        <w:t xml:space="preserve">Режимі A</w:t>
-      </w:r>
-      <w:r>
-        <w:rPr>
-          <w:rFonts w:ascii="Calibri" w:cs="Calibri" w:eastAsia="Calibri" w:hAnsi="Calibri"/>
-          <w:color w:val="1A1A18"/>
-          <w:sz w:val="22"/>
-          <w:szCs w:val="22"/>
-        </w:rPr>
-        <w:t xml:space="preserve"> (ШІ веде діалог, </w:t>
-      </w:r>
-      <w:r>
-        <w:rPr>
-          <w:rFonts w:ascii="Calibri" w:cs="Calibri" w:eastAsia="Calibri" w:hAnsi="Calibri"/>
-          <w:b/>
-          <w:bCs/>
-          <w:color w:val="1A1A18"/>
-          <w:sz w:val="22"/>
-          <w:szCs w:val="22"/>
-        </w:rPr>
-        <w:t xml:space="preserve">120 хвилин</w:t>
-      </w:r>
-      <w:r>
-        <w:rPr>
-          <w:rFonts w:ascii="Calibri" w:cs="Calibri" w:eastAsia="Calibri" w:hAnsi="Calibri"/>
-          <w:color w:val="1A1A18"/>
-          <w:sz w:val="22"/>
-          <w:szCs w:val="22"/>
-        </w:rPr>
-        <w:t xml:space="preserve"> сесії). Скопіюйте доступ і надішліть сторонам разом із їхньою інструкцією.</w:t>
-      </w:r>
-    </w:p>
-    <w:p>
-      <w:pPr>
-        <w:spacing w:after="160" w:line="276"/>
-      </w:pPr>
-      <w:r>
-        <w:rPr>
-          <w:rFonts w:ascii="Calibri" w:cs="Calibri" w:eastAsia="Calibri" w:hAnsi="Calibri"/>
-          <w:b/>
-          <w:bCs/>
-          <w:color w:val="1A1A18"/>
-          <w:sz w:val="22"/>
-          <w:szCs w:val="22"/>
-        </w:rPr>
-        <w:t xml:space="preserve">Режим A проти B:</w:t>
-      </w:r>
-      <w:r>
-        <w:rPr>
-          <w:rFonts w:ascii="Calibri" w:cs="Calibri" w:eastAsia="Calibri" w:hAnsi="Calibri"/>
-          <w:color w:val="1A1A18"/>
-          <w:sz w:val="22"/>
-          <w:szCs w:val="22"/>
-        </w:rPr>
-        <w:t xml:space="preserve"> адмінська </w:t>
-      </w:r>
-      <w:r>
-        <w:rPr>
-          <w:rFonts w:ascii="Calibri" w:cs="Calibri" w:eastAsia="Calibri" w:hAnsi="Calibri"/>
-          <w:b/>
-          <w:bCs/>
-          <w:color w:val="1A1A18"/>
-          <w:sz w:val="22"/>
-          <w:szCs w:val="22"/>
-        </w:rPr>
-        <w:t xml:space="preserve">Нова кімната</w:t>
-      </w:r>
-      <w:r>
-        <w:rPr>
-          <w:rFonts w:ascii="Calibri" w:cs="Calibri" w:eastAsia="Calibri" w:hAnsi="Calibri"/>
-          <w:color w:val="1A1A18"/>
-          <w:sz w:val="22"/>
-          <w:szCs w:val="22"/>
-        </w:rPr>
-        <w:t xml:space="preserve"> завжди Режим A. Режим B створює медіатор.</w:t>
-      </w:r>
-    </w:p>
-    <w:p>
-      <w:pPr>
-        <w:pBdr>
-          <w:bottom w:val="single" w:color="D8D4CC" w:sz="6" w:space="1"/>
-        </w:pBdr>
-        <w:spacing w:after="120" w:before="120"/>
-      </w:pPr>
-      <w:r>
-        <w:t xml:space="preserve"/>
-      </w:r>
-    </w:p>
-    <w:p>
-      <w:pPr>
-        <w:pStyle w:val="Heading2"/>
-        <w:pBdr>
-          <w:bottom w:val="single" w:color="9A7B2F" w:sz="8" w:space="4"/>
-        </w:pBdr>
-        <w:spacing w:after="120" w:before="280"/>
-      </w:pPr>
-      <w:r>
-        <w:rPr>
-          <w:rFonts w:ascii="Georgia" w:cs="Georgia" w:eastAsia="Georgia" w:hAnsi="Georgia"/>
-          <w:b/>
-          <w:bCs/>
-          <w:color w:val="1A1A18"/>
-          <w:sz w:val="28"/>
-          <w:szCs w:val="28"/>
-        </w:rPr>
-        <w:t xml:space="preserve">6. Сторони</w:t>
-      </w:r>
-    </w:p>
-    <w:p>
-      <w:pPr>
-        <w:spacing w:after="160" w:line="276"/>
-      </w:pPr>
-      <w:r>
-        <w:rPr>
-          <w:rFonts w:ascii="Calibri" w:cs="Calibri" w:eastAsia="Calibri" w:hAnsi="Calibri"/>
-          <w:color w:val="1A1A18"/>
-          <w:sz w:val="22"/>
-          <w:szCs w:val="22"/>
-        </w:rPr>
-        <w:t xml:space="preserve">Меню </w:t>
-      </w:r>
-      <w:r>
-        <w:rPr>
-          <w:rFonts w:ascii="Calibri" w:cs="Calibri" w:eastAsia="Calibri" w:hAnsi="Calibri"/>
-          <w:b/>
-          <w:bCs/>
-          <w:color w:val="1A1A18"/>
-          <w:sz w:val="22"/>
-          <w:szCs w:val="22"/>
-        </w:rPr>
-        <w:t xml:space="preserve">Сторони</w:t>
-      </w:r>
-      <w:r>
-        <w:rPr>
-          <w:rFonts w:ascii="Calibri" w:cs="Calibri" w:eastAsia="Calibri" w:hAnsi="Calibri"/>
-          <w:color w:val="1A1A18"/>
-          <w:sz w:val="22"/>
-          <w:szCs w:val="22"/>
-        </w:rPr>
-        <w:t xml:space="preserve"> — повний реєстр.</w:t>
+        <w:pStyle w:val="ListParagraph"/>
+        <w:numPr>
+          <w:ilvl w:val="0"/>
+          <w:numId w:val="2"/>
+        </w:numPr>
+        <w:spacing w:after="80"/>
+      </w:pPr>
+      <w:r>
+        <w:rPr>
+          <w:rFonts w:ascii="Calibri" w:cs="Calibri" w:eastAsia="Calibri" w:hAnsi="Calibri"/>
+          <w:b/>
+          <w:bCs/>
+          <w:color w:val="1A1A18"/>
+          <w:sz w:val="22"/>
+          <w:szCs w:val="22"/>
+        </w:rPr>
+        <w:t xml:space="preserve">Пошук за логіном чи назвою…</w:t>
+      </w:r>
+      <w:r>
+        <w:rPr>
+          <w:rFonts w:ascii="Calibri" w:cs="Calibri" w:eastAsia="Calibri" w:hAnsi="Calibri"/>
+          <w:color w:val="1A1A18"/>
+          <w:sz w:val="22"/>
+          <w:szCs w:val="22"/>
+        </w:rPr>
+        <w:t xml:space="preserve"> — для </w:t>
+      </w:r>
+      <w:r>
+        <w:rPr>
+          <w:rFonts w:ascii="Calibri" w:cs="Calibri" w:eastAsia="Calibri" w:hAnsi="Calibri"/>
+          <w:b/>
+          <w:bCs/>
+          <w:color w:val="1A1A18"/>
+          <w:sz w:val="22"/>
+          <w:szCs w:val="22"/>
+        </w:rPr>
+        <w:t xml:space="preserve">адміна</w:t>
+      </w:r>
+      <w:r>
+        <w:rPr>
+          <w:rFonts w:ascii="Calibri" w:cs="Calibri" w:eastAsia="Calibri" w:hAnsi="Calibri"/>
+          <w:color w:val="1A1A18"/>
+          <w:sz w:val="22"/>
+          <w:szCs w:val="22"/>
+        </w:rPr>
+        <w:t xml:space="preserve"> пул містить </w:t>
+      </w:r>
+      <w:r>
+        <w:rPr>
+          <w:rFonts w:ascii="Calibri" w:cs="Calibri" w:eastAsia="Calibri" w:hAnsi="Calibri"/>
+          <w:b/>
+          <w:bCs/>
+          <w:color w:val="1A1A18"/>
+          <w:sz w:val="22"/>
+          <w:szCs w:val="22"/>
+        </w:rPr>
+        <w:t xml:space="preserve">усіх</w:t>
+      </w:r>
+      <w:r>
+        <w:rPr>
+          <w:rFonts w:ascii="Calibri" w:cs="Calibri" w:eastAsia="Calibri" w:hAnsi="Calibri"/>
+          <w:color w:val="1A1A18"/>
+          <w:sz w:val="22"/>
+          <w:szCs w:val="22"/>
+        </w:rPr>
+        <w:t xml:space="preserve"> сторін: безкімнатних, зі своїх кімнат і з кімнат медіаторів.</w:t>
+      </w:r>
+    </w:p>
+    <w:p>
+      <w:pPr>
+        <w:pStyle w:val="ListParagraph"/>
+        <w:numPr>
+          <w:ilvl w:val="0"/>
+          <w:numId w:val="2"/>
+        </w:numPr>
+        <w:spacing w:after="80"/>
+      </w:pPr>
+      <w:r>
+        <w:rPr>
+          <w:rFonts w:ascii="Calibri" w:cs="Calibri" w:eastAsia="Calibri" w:hAnsi="Calibri"/>
+          <w:color w:val="1A1A18"/>
+          <w:sz w:val="22"/>
+          <w:szCs w:val="22"/>
+        </w:rPr>
+        <w:t xml:space="preserve">Оберіть рядок. На картці вибору видно назва (логін) плюс:</w:t>
       </w:r>
     </w:p>
     <w:p>
@@ -2515,71 +2656,42 @@
       <w:r>
         <w:rPr>
           <w:rFonts w:ascii="Calibri" w:cs="Calibri" w:eastAsia="Calibri" w:hAnsi="Calibri"/>
-          <w:color w:val="1A1A18"/>
-          <w:sz w:val="22"/>
-          <w:szCs w:val="22"/>
-        </w:rPr>
-        <w:t xml:space="preserve">Вкладки </w:t>
-      </w:r>
-      <w:r>
-        <w:rPr>
-          <w:rFonts w:ascii="Calibri" w:cs="Calibri" w:eastAsia="Calibri" w:hAnsi="Calibri"/>
-          <w:b/>
-          <w:bCs/>
-          <w:color w:val="1A1A18"/>
-          <w:sz w:val="22"/>
-          <w:szCs w:val="22"/>
-        </w:rPr>
-        <w:t xml:space="preserve">Кімнати адміна</w:t>
-      </w:r>
-      <w:r>
-        <w:rPr>
-          <w:rFonts w:ascii="Calibri" w:cs="Calibri" w:eastAsia="Calibri" w:hAnsi="Calibri"/>
-          <w:color w:val="1A1A18"/>
-          <w:sz w:val="22"/>
-          <w:szCs w:val="22"/>
-        </w:rPr>
-        <w:t xml:space="preserve"> / </w:t>
-      </w:r>
-      <w:r>
-        <w:rPr>
-          <w:rFonts w:ascii="Calibri" w:cs="Calibri" w:eastAsia="Calibri" w:hAnsi="Calibri"/>
-          <w:b/>
-          <w:bCs/>
-          <w:color w:val="1A1A18"/>
-          <w:sz w:val="22"/>
-          <w:szCs w:val="22"/>
-        </w:rPr>
-        <w:t xml:space="preserve">Кімнати медіаторів</w:t>
-      </w:r>
-      <w:r>
-        <w:rPr>
-          <w:rFonts w:ascii="Calibri" w:cs="Calibri" w:eastAsia="Calibri" w:hAnsi="Calibri"/>
-          <w:color w:val="1A1A18"/>
-          <w:sz w:val="22"/>
-          <w:szCs w:val="22"/>
-        </w:rPr>
-        <w:t xml:space="preserve">; безкімнатні на вкладці адміна як </w:t>
-      </w:r>
-      <w:r>
-        <w:rPr>
-          <w:rFonts w:ascii="Calibri" w:cs="Calibri" w:eastAsia="Calibri" w:hAnsi="Calibri"/>
-          <w:b/>
-          <w:bCs/>
-          <w:color w:val="1A1A18"/>
-          <w:sz w:val="22"/>
-          <w:szCs w:val="22"/>
-        </w:rPr>
-        <w:t xml:space="preserve">Без кімнат</w:t>
-      </w:r>
-      <w:r>
-        <w:rPr>
-          <w:rFonts w:ascii="Calibri" w:cs="Calibri" w:eastAsia="Calibri" w:hAnsi="Calibri"/>
-          <w:color w:val="1A1A18"/>
-          <w:sz w:val="22"/>
-          <w:szCs w:val="22"/>
-        </w:rPr>
-        <w:t xml:space="preserve">.</w:t>
+          <w:b/>
+          <w:bCs/>
+          <w:color w:val="1A1A18"/>
+          <w:sz w:val="22"/>
+          <w:szCs w:val="22"/>
+        </w:rPr>
+        <w:t xml:space="preserve">Профіль готовий</w:t>
+      </w:r>
+      <w:r>
+        <w:rPr>
+          <w:rFonts w:ascii="Calibri" w:cs="Calibri" w:eastAsia="Calibri" w:hAnsi="Calibri"/>
+          <w:color w:val="1A1A18"/>
+          <w:sz w:val="22"/>
+          <w:szCs w:val="22"/>
+        </w:rPr>
+        <w:t xml:space="preserve"> або </w:t>
+      </w:r>
+      <w:r>
+        <w:rPr>
+          <w:rFonts w:ascii="Calibri" w:cs="Calibri" w:eastAsia="Calibri" w:hAnsi="Calibri"/>
+          <w:b/>
+          <w:bCs/>
+          <w:color w:val="1A1A18"/>
+          <w:sz w:val="22"/>
+          <w:szCs w:val="22"/>
+        </w:rPr>
+        <w:t xml:space="preserve">Профіль не готовий</w:t>
+      </w:r>
+      <w:r>
+        <w:rPr>
+          <w:rFonts w:ascii="Calibri" w:cs="Calibri" w:eastAsia="Calibri" w:hAnsi="Calibri"/>
+          <w:color w:val="1A1A18"/>
+          <w:sz w:val="22"/>
+          <w:szCs w:val="22"/>
+        </w:rPr>
+        <w:t xml:space="preserve">;</w:t>
       </w:r>
     </w:p>
     <w:p>
@@ -2598,47 +2710,93 @@
           <w:sz w:val="22"/>
           <w:szCs w:val="22"/>
         </w:rPr>
-        <w:t xml:space="preserve">На вкладці медіаторів — фільтр </w:t>
-      </w:r>
-      <w:r>
-        <w:rPr>
-          <w:rFonts w:ascii="Calibri" w:cs="Calibri" w:eastAsia="Calibri" w:hAnsi="Calibri"/>
-          <w:b/>
-          <w:bCs/>
-          <w:color w:val="1A1A18"/>
-          <w:sz w:val="22"/>
-          <w:szCs w:val="22"/>
-        </w:rPr>
-        <w:t xml:space="preserve">Медіатор</w:t>
-      </w:r>
-      <w:r>
-        <w:rPr>
-          <w:rFonts w:ascii="Calibri" w:cs="Calibri" w:eastAsia="Calibri" w:hAnsi="Calibri"/>
-          <w:color w:val="1A1A18"/>
-          <w:sz w:val="22"/>
-          <w:szCs w:val="22"/>
-        </w:rPr>
-        <w:t xml:space="preserve"> (</w:t>
-      </w:r>
-      <w:r>
-        <w:rPr>
-          <w:rFonts w:ascii="Calibri" w:cs="Calibri" w:eastAsia="Calibri" w:hAnsi="Calibri"/>
-          <w:b/>
-          <w:bCs/>
-          <w:color w:val="1A1A18"/>
-          <w:sz w:val="22"/>
-          <w:szCs w:val="22"/>
-        </w:rPr>
-        <w:t xml:space="preserve">Усі медіатори</w:t>
-      </w:r>
-      <w:r>
-        <w:rPr>
-          <w:rFonts w:ascii="Calibri" w:cs="Calibri" w:eastAsia="Calibri" w:hAnsi="Calibri"/>
-          <w:color w:val="1A1A18"/>
-          <w:sz w:val="22"/>
-          <w:szCs w:val="22"/>
-        </w:rPr>
-        <w:t xml:space="preserve">).</w:t>
+        <w:t xml:space="preserve">бейджі підготовки </w:t>
+      </w:r>
+      <w:r>
+        <w:rPr>
+          <w:rFonts w:ascii="Calibri" w:cs="Calibri" w:eastAsia="Calibri" w:hAnsi="Calibri"/>
+          <w:b/>
+          <w:bCs/>
+          <w:color w:val="1A1A18"/>
+          <w:sz w:val="22"/>
+          <w:szCs w:val="22"/>
+        </w:rPr>
+        <w:t xml:space="preserve">T1–T4</w:t>
+      </w:r>
+      <w:r>
+        <w:rPr>
+          <w:rFonts w:ascii="Calibri" w:cs="Calibri" w:eastAsia="Calibri" w:hAnsi="Calibri"/>
+          <w:color w:val="1A1A18"/>
+          <w:sz w:val="22"/>
+          <w:szCs w:val="22"/>
+        </w:rPr>
+        <w:t xml:space="preserve"> (тести) і </w:t>
+      </w:r>
+      <w:r>
+        <w:rPr>
+          <w:rFonts w:ascii="Calibri" w:cs="Calibri" w:eastAsia="Calibri" w:hAnsi="Calibri"/>
+          <w:b/>
+          <w:bCs/>
+          <w:color w:val="1A1A18"/>
+          <w:sz w:val="22"/>
+          <w:szCs w:val="22"/>
+        </w:rPr>
+        <w:t xml:space="preserve">BP</w:t>
+      </w:r>
+      <w:r>
+        <w:rPr>
+          <w:rFonts w:ascii="Calibri" w:cs="Calibri" w:eastAsia="Calibri" w:hAnsi="Calibri"/>
+          <w:color w:val="1A1A18"/>
+          <w:sz w:val="22"/>
+          <w:szCs w:val="22"/>
+        </w:rPr>
+        <w:t xml:space="preserve"> (промпт бота), зелені / червоні.</w:t>
+      </w:r>
+    </w:p>
+    <w:p>
+      <w:pPr>
+        <w:pStyle w:val="ListParagraph"/>
+        <w:numPr>
+          <w:ilvl w:val="0"/>
+          <w:numId w:val="2"/>
+        </w:numPr>
+        <w:spacing w:after="80"/>
+      </w:pPr>
+      <w:r>
+        <w:rPr>
+          <w:rFonts w:ascii="Calibri" w:cs="Calibri" w:eastAsia="Calibri" w:hAnsi="Calibri"/>
+          <w:color w:val="1A1A18"/>
+          <w:sz w:val="22"/>
+          <w:szCs w:val="22"/>
+        </w:rPr>
+        <w:t xml:space="preserve">Порожній пошук: </w:t>
+      </w:r>
+      <w:r>
+        <w:rPr>
+          <w:rFonts w:ascii="Calibri" w:cs="Calibri" w:eastAsia="Calibri" w:hAnsi="Calibri"/>
+          <w:b/>
+          <w:bCs/>
+          <w:color w:val="1A1A18"/>
+          <w:sz w:val="22"/>
+          <w:szCs w:val="22"/>
+        </w:rPr>
+        <w:t xml:space="preserve">Учасників не знайдено.</w:t>
+      </w:r>
+    </w:p>
+    <w:p>
+      <w:pPr>
+        <w:spacing w:after="160" w:line="276"/>
+      </w:pPr>
+      <w:r>
+        <w:rPr>
+          <w:rFonts w:ascii="Calibri" w:cs="Calibri" w:eastAsia="Calibri" w:hAnsi="Calibri"/>
+          <w:b/>
+          <w:bCs/>
+          <w:color w:val="1A1A18"/>
+          <w:sz w:val="22"/>
+          <w:szCs w:val="22"/>
+        </w:rPr>
+        <w:t xml:space="preserve">Правила повторного використання:</w:t>
       </w:r>
     </w:p>
     <w:p>
@@ -2657,21 +2815,27 @@
           <w:sz w:val="22"/>
           <w:szCs w:val="22"/>
         </w:rPr>
-        <w:t xml:space="preserve">Колонки: назва, логін, роль, кімнати, тести (T1–T4), бот (BP), дії.</w:t>
-      </w:r>
-    </w:p>
-    <w:p>
-      <w:pPr>
-        <w:spacing w:after="160" w:line="276"/>
-      </w:pPr>
-      <w:r>
-        <w:rPr>
-          <w:rFonts w:ascii="Calibri" w:cs="Calibri" w:eastAsia="Calibri" w:hAnsi="Calibri"/>
-          <w:color w:val="1A1A18"/>
-          <w:sz w:val="22"/>
-          <w:szCs w:val="22"/>
-        </w:rPr>
-        <w:t xml:space="preserve">Дії:</w:t>
+        <w:t xml:space="preserve">Тести, особистий бот і прогрес онбордингу </w:t>
+      </w:r>
+      <w:r>
+        <w:rPr>
+          <w:rFonts w:ascii="Calibri" w:cs="Calibri" w:eastAsia="Calibri" w:hAnsi="Calibri"/>
+          <w:b/>
+          <w:bCs/>
+          <w:color w:val="1A1A18"/>
+          <w:sz w:val="22"/>
+          <w:szCs w:val="22"/>
+        </w:rPr>
+        <w:t xml:space="preserve">зберігаються</w:t>
+      </w:r>
+      <w:r>
+        <w:rPr>
+          <w:rFonts w:ascii="Calibri" w:cs="Calibri" w:eastAsia="Calibri" w:hAnsi="Calibri"/>
+          <w:color w:val="1A1A18"/>
+          <w:sz w:val="22"/>
+          <w:szCs w:val="22"/>
+        </w:rPr>
+        <w:t xml:space="preserve"> (нові облікові дані для цієї людини не створюються).</w:t>
       </w:r>
     </w:p>
     <w:p>
@@ -2686,53 +2850,51 @@
       <w:r>
         <w:rPr>
           <w:rFonts w:ascii="Calibri" w:cs="Calibri" w:eastAsia="Calibri" w:hAnsi="Calibri"/>
-          <w:b/>
-          <w:bCs/>
-          <w:color w:val="1A1A18"/>
-          <w:sz w:val="22"/>
-          <w:szCs w:val="22"/>
-        </w:rPr>
-        <w:t xml:space="preserve">Редагувати</w:t>
-      </w:r>
-      <w:r>
-        <w:rPr>
-          <w:rFonts w:ascii="Calibri" w:cs="Calibri" w:eastAsia="Calibri" w:hAnsi="Calibri"/>
-          <w:color w:val="1A1A18"/>
-          <w:sz w:val="22"/>
-          <w:szCs w:val="22"/>
-        </w:rPr>
-        <w:t xml:space="preserve"> → </w:t>
-      </w:r>
-      <w:r>
-        <w:rPr>
-          <w:rFonts w:ascii="Calibri" w:cs="Calibri" w:eastAsia="Calibri" w:hAnsi="Calibri"/>
-          <w:b/>
-          <w:bCs/>
-          <w:color w:val="1A1A18"/>
-          <w:sz w:val="22"/>
-          <w:szCs w:val="22"/>
-        </w:rPr>
-        <w:t xml:space="preserve">Зберегти зміни</w:t>
-      </w:r>
-      <w:r>
-        <w:rPr>
-          <w:rFonts w:ascii="Calibri" w:cs="Calibri" w:eastAsia="Calibri" w:hAnsi="Calibri"/>
-          <w:color w:val="1A1A18"/>
-          <w:sz w:val="22"/>
-          <w:szCs w:val="22"/>
-        </w:rPr>
-        <w:t xml:space="preserve"> → </w:t>
-      </w:r>
-      <w:r>
-        <w:rPr>
-          <w:rFonts w:ascii="Calibri" w:cs="Calibri" w:eastAsia="Calibri" w:hAnsi="Calibri"/>
-          <w:b/>
-          <w:bCs/>
-          <w:color w:val="1A1A18"/>
-          <w:sz w:val="22"/>
-          <w:szCs w:val="22"/>
-        </w:rPr>
-        <w:t xml:space="preserve">Сторону оновлено.</w:t>
+          <w:color w:val="1A1A18"/>
+          <w:sz w:val="22"/>
+          <w:szCs w:val="22"/>
+        </w:rPr>
+        <w:t xml:space="preserve">Опис спору — </w:t>
+      </w:r>
+      <w:r>
+        <w:rPr>
+          <w:rFonts w:ascii="Calibri" w:cs="Calibri" w:eastAsia="Calibri" w:hAnsi="Calibri"/>
+          <w:b/>
+          <w:bCs/>
+          <w:color w:val="1A1A18"/>
+          <w:sz w:val="22"/>
+          <w:szCs w:val="22"/>
+        </w:rPr>
+        <w:t xml:space="preserve">на членство в кімнаті</w:t>
+      </w:r>
+      <w:r>
+        <w:rPr>
+          <w:rFonts w:ascii="Calibri" w:cs="Calibri" w:eastAsia="Calibri" w:hAnsi="Calibri"/>
+          <w:color w:val="1A1A18"/>
+          <w:sz w:val="22"/>
+          <w:szCs w:val="22"/>
+        </w:rPr>
+        <w:t xml:space="preserve">: сторона все одно має надіслати анкету спору для </w:t>
+      </w:r>
+      <w:r>
+        <w:rPr>
+          <w:rFonts w:ascii="Calibri" w:cs="Calibri" w:eastAsia="Calibri" w:hAnsi="Calibri"/>
+          <w:b/>
+          <w:bCs/>
+          <w:color w:val="1A1A18"/>
+          <w:sz w:val="22"/>
+          <w:szCs w:val="22"/>
+        </w:rPr>
+        <w:t xml:space="preserve">цієї</w:t>
+      </w:r>
+      <w:r>
+        <w:rPr>
+          <w:rFonts w:ascii="Calibri" w:cs="Calibri" w:eastAsia="Calibri" w:hAnsi="Calibri"/>
+          <w:color w:val="1A1A18"/>
+          <w:sz w:val="22"/>
+          <w:szCs w:val="22"/>
+        </w:rPr>
+        <w:t xml:space="preserve"> нової кімнати.</w:t>
       </w:r>
     </w:p>
     <w:p>
@@ -2747,143 +2909,223 @@
       <w:r>
         <w:rPr>
           <w:rFonts w:ascii="Calibri" w:cs="Calibri" w:eastAsia="Calibri" w:hAnsi="Calibri"/>
-          <w:b/>
-          <w:bCs/>
-          <w:color w:val="1A1A18"/>
-          <w:sz w:val="22"/>
-          <w:szCs w:val="22"/>
-        </w:rPr>
-        <w:t xml:space="preserve">Видалити сторону</w:t>
-      </w:r>
-      <w:r>
-        <w:rPr>
-          <w:rFonts w:ascii="Calibri" w:cs="Calibri" w:eastAsia="Calibri" w:hAnsi="Calibri"/>
-          <w:color w:val="1A1A18"/>
-          <w:sz w:val="22"/>
-          <w:szCs w:val="22"/>
-        </w:rPr>
-        <w:t xml:space="preserve"> — з каскадними правилами для кімнат → </w:t>
-      </w:r>
-      <w:r>
-        <w:rPr>
-          <w:rFonts w:ascii="Calibri" w:cs="Calibri" w:eastAsia="Calibri" w:hAnsi="Calibri"/>
-          <w:b/>
-          <w:bCs/>
-          <w:color w:val="1A1A18"/>
-          <w:sz w:val="22"/>
-          <w:szCs w:val="22"/>
-        </w:rPr>
-        <w:t xml:space="preserve">Сторону видалено.</w:t>
-      </w:r>
-    </w:p>
-    <w:p>
-      <w:pPr>
-        <w:pStyle w:val="ListParagraph"/>
-        <w:numPr>
-          <w:ilvl w:val="0"/>
-          <w:numId w:val="1"/>
-        </w:numPr>
-        <w:spacing w:after="80"/>
-      </w:pPr>
-      <w:r>
-        <w:rPr>
-          <w:rFonts w:ascii="Calibri" w:cs="Calibri" w:eastAsia="Calibri" w:hAnsi="Calibri"/>
-          <w:color w:val="1A1A18"/>
-          <w:sz w:val="22"/>
-          <w:szCs w:val="22"/>
-        </w:rPr>
-        <w:t xml:space="preserve">Меню ⋮: </w:t>
-      </w:r>
-      <w:r>
-        <w:rPr>
-          <w:rFonts w:ascii="Calibri" w:cs="Calibri" w:eastAsia="Calibri" w:hAnsi="Calibri"/>
-          <w:b/>
-          <w:bCs/>
-          <w:color w:val="1A1A18"/>
-          <w:sz w:val="22"/>
-          <w:szCs w:val="22"/>
-        </w:rPr>
-        <w:t xml:space="preserve">Перескласти T1…T4</w:t>
-      </w:r>
-      <w:r>
-        <w:rPr>
-          <w:rFonts w:ascii="Calibri" w:cs="Calibri" w:eastAsia="Calibri" w:hAnsi="Calibri"/>
-          <w:color w:val="1A1A18"/>
-          <w:sz w:val="22"/>
-          <w:szCs w:val="22"/>
-        </w:rPr>
-        <w:t xml:space="preserve">, </w:t>
-      </w:r>
-      <w:r>
-        <w:rPr>
-          <w:rFonts w:ascii="Calibri" w:cs="Calibri" w:eastAsia="Calibri" w:hAnsi="Calibri"/>
-          <w:b/>
-          <w:bCs/>
-          <w:color w:val="1A1A18"/>
-          <w:sz w:val="22"/>
-          <w:szCs w:val="22"/>
-        </w:rPr>
-        <w:t xml:space="preserve">Перескласти всі тести</w:t>
-      </w:r>
-      <w:r>
-        <w:rPr>
-          <w:rFonts w:ascii="Calibri" w:cs="Calibri" w:eastAsia="Calibri" w:hAnsi="Calibri"/>
-          <w:color w:val="1A1A18"/>
-          <w:sz w:val="22"/>
-          <w:szCs w:val="22"/>
-        </w:rPr>
-        <w:t xml:space="preserve">, </w:t>
-      </w:r>
-      <w:r>
-        <w:rPr>
-          <w:rFonts w:ascii="Calibri" w:cs="Calibri" w:eastAsia="Calibri" w:hAnsi="Calibri"/>
-          <w:b/>
-          <w:bCs/>
-          <w:color w:val="1A1A18"/>
-          <w:sz w:val="22"/>
-          <w:szCs w:val="22"/>
-        </w:rPr>
-        <w:t xml:space="preserve">Перескласти промпт бота</w:t>
-      </w:r>
-      <w:r>
-        <w:rPr>
-          <w:rFonts w:ascii="Calibri" w:cs="Calibri" w:eastAsia="Calibri" w:hAnsi="Calibri"/>
-          <w:color w:val="1A1A18"/>
-          <w:sz w:val="22"/>
-          <w:szCs w:val="22"/>
-        </w:rPr>
-        <w:t xml:space="preserve">, </w:t>
-      </w:r>
-      <w:r>
-        <w:rPr>
-          <w:rFonts w:ascii="Calibri" w:cs="Calibri" w:eastAsia="Calibri" w:hAnsi="Calibri"/>
-          <w:b/>
-          <w:bCs/>
-          <w:color w:val="1A1A18"/>
-          <w:sz w:val="22"/>
-          <w:szCs w:val="22"/>
-        </w:rPr>
-        <w:t xml:space="preserve">Перескласти все</w:t>
-      </w:r>
-      <w:r>
-        <w:rPr>
-          <w:rFonts w:ascii="Calibri" w:cs="Calibri" w:eastAsia="Calibri" w:hAnsi="Calibri"/>
-          <w:color w:val="1A1A18"/>
-          <w:sz w:val="22"/>
-          <w:szCs w:val="22"/>
-        </w:rPr>
-        <w:t xml:space="preserve"> → </w:t>
-      </w:r>
-      <w:r>
-        <w:rPr>
-          <w:rFonts w:ascii="Calibri" w:cs="Calibri" w:eastAsia="Calibri" w:hAnsi="Calibri"/>
-          <w:b/>
-          <w:bCs/>
-          <w:color w:val="1A1A18"/>
-          <w:sz w:val="22"/>
-          <w:szCs w:val="22"/>
-        </w:rPr>
-        <w:t xml:space="preserve">Перескладання запрошено.</w:t>
+          <w:color w:val="1A1A18"/>
+          <w:sz w:val="22"/>
+          <w:szCs w:val="22"/>
+        </w:rPr>
+        <w:t xml:space="preserve">Одна людина не може займати обидва слоти А і Б в одній кімнаті (сервер відхилить).</w:t>
+      </w:r>
+    </w:p>
+    <w:p>
+      <w:pPr>
+        <w:pStyle w:val="Heading3"/>
+        <w:spacing w:after="80" w:before="200"/>
+      </w:pPr>
+      <w:r>
+        <w:rPr>
+          <w:rFonts w:ascii="Calibri" w:cs="Calibri" w:eastAsia="Calibri" w:hAnsi="Calibri"/>
+          <w:b/>
+          <w:bCs/>
+          <w:color w:val="1A1A18"/>
+          <w:sz w:val="24"/>
+          <w:szCs w:val="24"/>
+        </w:rPr>
+        <w:t xml:space="preserve">Завершення</w:t>
+      </w:r>
+    </w:p>
+    <w:p>
+      <w:pPr>
+        <w:spacing w:after="160" w:line="276"/>
+      </w:pPr>
+      <w:r>
+        <w:rPr>
+          <w:rFonts w:ascii="Calibri" w:cs="Calibri" w:eastAsia="Calibri" w:hAnsi="Calibri"/>
+          <w:b/>
+          <w:bCs/>
+          <w:color w:val="1A1A18"/>
+          <w:sz w:val="22"/>
+          <w:szCs w:val="22"/>
+        </w:rPr>
+        <w:t xml:space="preserve">Скасувати</w:t>
+      </w:r>
+      <w:r>
+        <w:rPr>
+          <w:rFonts w:ascii="Calibri" w:cs="Calibri" w:eastAsia="Calibri" w:hAnsi="Calibri"/>
+          <w:color w:val="1A1A18"/>
+          <w:sz w:val="22"/>
+          <w:szCs w:val="22"/>
+        </w:rPr>
+        <w:t xml:space="preserve"> або </w:t>
+      </w:r>
+      <w:r>
+        <w:rPr>
+          <w:rFonts w:ascii="Calibri" w:cs="Calibri" w:eastAsia="Calibri" w:hAnsi="Calibri"/>
+          <w:b/>
+          <w:bCs/>
+          <w:color w:val="1A1A18"/>
+          <w:sz w:val="22"/>
+          <w:szCs w:val="22"/>
+        </w:rPr>
+        <w:t xml:space="preserve">Створити кімнату</w:t>
+      </w:r>
+      <w:r>
+        <w:rPr>
+          <w:rFonts w:ascii="Calibri" w:cs="Calibri" w:eastAsia="Calibri" w:hAnsi="Calibri"/>
+          <w:color w:val="1A1A18"/>
+          <w:sz w:val="22"/>
+          <w:szCs w:val="22"/>
+        </w:rPr>
+        <w:t xml:space="preserve">. Після успіху відкривається картка кімнати. Кімната працює в </w:t>
+      </w:r>
+      <w:r>
+        <w:rPr>
+          <w:rFonts w:ascii="Calibri" w:cs="Calibri" w:eastAsia="Calibri" w:hAnsi="Calibri"/>
+          <w:b/>
+          <w:bCs/>
+          <w:color w:val="1A1A18"/>
+          <w:sz w:val="22"/>
+          <w:szCs w:val="22"/>
+        </w:rPr>
+        <w:t xml:space="preserve">Режимі A</w:t>
+      </w:r>
+      <w:r>
+        <w:rPr>
+          <w:rFonts w:ascii="Calibri" w:cs="Calibri" w:eastAsia="Calibri" w:hAnsi="Calibri"/>
+          <w:color w:val="1A1A18"/>
+          <w:sz w:val="22"/>
+          <w:szCs w:val="22"/>
+        </w:rPr>
+        <w:t xml:space="preserve"> (ШІ веде діалог, сесія </w:t>
+      </w:r>
+      <w:r>
+        <w:rPr>
+          <w:rFonts w:ascii="Calibri" w:cs="Calibri" w:eastAsia="Calibri" w:hAnsi="Calibri"/>
+          <w:b/>
+          <w:bCs/>
+          <w:color w:val="1A1A18"/>
+          <w:sz w:val="22"/>
+          <w:szCs w:val="22"/>
+        </w:rPr>
+        <w:t xml:space="preserve">120 хвилин</w:t>
+      </w:r>
+      <w:r>
+        <w:rPr>
+          <w:rFonts w:ascii="Calibri" w:cs="Calibri" w:eastAsia="Calibri" w:hAnsi="Calibri"/>
+          <w:color w:val="1A1A18"/>
+          <w:sz w:val="22"/>
+          <w:szCs w:val="22"/>
+        </w:rPr>
+        <w:t xml:space="preserve">). Скопіюйте доступ і надішліть інструкцію для сторін.</w:t>
+      </w:r>
+    </w:p>
+    <w:p>
+      <w:pPr>
+        <w:spacing w:after="160" w:line="276"/>
+      </w:pPr>
+      <w:r>
+        <w:rPr>
+          <w:rFonts w:ascii="Calibri" w:cs="Calibri" w:eastAsia="Calibri" w:hAnsi="Calibri"/>
+          <w:b/>
+          <w:bCs/>
+          <w:color w:val="1A1A18"/>
+          <w:sz w:val="22"/>
+          <w:szCs w:val="22"/>
+        </w:rPr>
+        <w:t xml:space="preserve">Режим A проти B:</w:t>
+      </w:r>
+      <w:r>
+        <w:rPr>
+          <w:rFonts w:ascii="Calibri" w:cs="Calibri" w:eastAsia="Calibri" w:hAnsi="Calibri"/>
+          <w:color w:val="1A1A18"/>
+          <w:sz w:val="22"/>
+          <w:szCs w:val="22"/>
+        </w:rPr>
+        <w:t xml:space="preserve"> адмінська </w:t>
+      </w:r>
+      <w:r>
+        <w:rPr>
+          <w:rFonts w:ascii="Calibri" w:cs="Calibri" w:eastAsia="Calibri" w:hAnsi="Calibri"/>
+          <w:b/>
+          <w:bCs/>
+          <w:color w:val="1A1A18"/>
+          <w:sz w:val="22"/>
+          <w:szCs w:val="22"/>
+        </w:rPr>
+        <w:t xml:space="preserve">Нова кімната</w:t>
+      </w:r>
+      <w:r>
+        <w:rPr>
+          <w:rFonts w:ascii="Calibri" w:cs="Calibri" w:eastAsia="Calibri" w:hAnsi="Calibri"/>
+          <w:color w:val="1A1A18"/>
+          <w:sz w:val="22"/>
+          <w:szCs w:val="22"/>
+        </w:rPr>
+        <w:t xml:space="preserve"> завжди Режим A. Кімнати Режиму B створюють медіатори.</w:t>
+      </w:r>
+    </w:p>
+    <w:p>
+      <w:pPr>
+        <w:pBdr>
+          <w:bottom w:val="single" w:color="D8D4CC" w:sz="6" w:space="1"/>
+        </w:pBdr>
+        <w:spacing w:after="120" w:before="120"/>
+      </w:pPr>
+      <w:r>
+        <w:t xml:space="preserve"/>
+      </w:r>
+    </w:p>
+    <w:p>
+      <w:pPr>
+        <w:pStyle w:val="Heading2"/>
+        <w:pBdr>
+          <w:bottom w:val="single" w:color="9A7B2F" w:sz="8" w:space="4"/>
+        </w:pBdr>
+        <w:spacing w:after="120" w:before="280"/>
+      </w:pPr>
+      <w:r>
+        <w:rPr>
+          <w:rFonts w:ascii="Georgia" w:cs="Georgia" w:eastAsia="Georgia" w:hAnsi="Georgia"/>
+          <w:b/>
+          <w:bCs/>
+          <w:color w:val="1A1A18"/>
+          <w:sz w:val="28"/>
+          <w:szCs w:val="28"/>
+        </w:rPr>
+        <w:t xml:space="preserve">6. Сторони</w:t>
+      </w:r>
+    </w:p>
+    <w:p>
+      <w:pPr>
+        <w:spacing w:after="160" w:line="276"/>
+      </w:pPr>
+      <w:r>
+        <w:rPr>
+          <w:rFonts w:ascii="Calibri" w:cs="Calibri" w:eastAsia="Calibri" w:hAnsi="Calibri"/>
+          <w:color w:val="1A1A18"/>
+          <w:sz w:val="22"/>
+          <w:szCs w:val="22"/>
+        </w:rPr>
+        <w:t xml:space="preserve">Меню </w:t>
+      </w:r>
+      <w:r>
+        <w:rPr>
+          <w:rFonts w:ascii="Calibri" w:cs="Calibri" w:eastAsia="Calibri" w:hAnsi="Calibri"/>
+          <w:b/>
+          <w:bCs/>
+          <w:color w:val="1A1A18"/>
+          <w:sz w:val="22"/>
+          <w:szCs w:val="22"/>
+        </w:rPr>
+        <w:t xml:space="preserve">Сторони</w:t>
+      </w:r>
+      <w:r>
+        <w:rPr>
+          <w:rFonts w:ascii="Calibri" w:cs="Calibri" w:eastAsia="Calibri" w:hAnsi="Calibri"/>
+          <w:color w:val="1A1A18"/>
+          <w:sz w:val="22"/>
+          <w:szCs w:val="22"/>
+        </w:rPr>
+        <w:t xml:space="preserve"> — повний реєстр сторін для адміністратора. Підзаголовок: перегляд готовності тестів і бота та вибіркове перескладання.</w:t>
       </w:r>
     </w:p>
     <w:p>
@@ -2942,7 +3184,27 @@
           <w:sz w:val="22"/>
           <w:szCs w:val="22"/>
         </w:rPr>
-        <w:t xml:space="preserve"> кнопок </w:t>
+        <w:t xml:space="preserve"> кнопки додавання. Сторони з’являються під час створення кімнати (новий або існуючий учасник). Тут </w:t>
+      </w:r>
+      <w:r>
+        <w:rPr>
+          <w:rFonts w:ascii="Calibri" w:cs="Calibri" w:eastAsia="Calibri" w:hAnsi="Calibri"/>
+          <w:b/>
+          <w:bCs/>
+          <w:color w:val="1A1A18"/>
+          <w:sz w:val="22"/>
+          <w:szCs w:val="22"/>
+        </w:rPr>
+        <w:t xml:space="preserve">немає</w:t>
+      </w:r>
+      <w:r>
+        <w:rPr>
+          <w:rFonts w:ascii="Calibri" w:cs="Calibri" w:eastAsia="Calibri" w:hAnsi="Calibri"/>
+          <w:color w:val="1A1A18"/>
+          <w:sz w:val="22"/>
+          <w:szCs w:val="22"/>
+        </w:rPr>
+        <w:t xml:space="preserve"> </w:t>
       </w:r>
       <w:r>
         <w:rPr>
@@ -2982,7 +3244,7 @@
           <w:sz w:val="22"/>
           <w:szCs w:val="22"/>
         </w:rPr>
-        <w:t xml:space="preserve">. Облікові дані — на </w:t>
+        <w:t xml:space="preserve"> — вони на </w:t>
       </w:r>
       <w:r>
         <w:rPr>
@@ -3027,81 +3289,19 @@
     </w:p>
     <w:p>
       <w:pPr>
-        <w:spacing w:after="160" w:line="276"/>
-      </w:pPr>
-      <w:r>
-        <w:rPr>
-          <w:rFonts w:ascii="Calibri" w:cs="Calibri" w:eastAsia="Calibri" w:hAnsi="Calibri"/>
-          <w:color w:val="1A1A18"/>
-          <w:sz w:val="22"/>
-          <w:szCs w:val="22"/>
-        </w:rPr>
-        <w:t xml:space="preserve">Медіатори бачать у своїх Сторонах лише учасників зі своїх кімнат (без сирітських).</w:t>
-      </w:r>
-    </w:p>
-    <w:p>
-      <w:pPr>
-        <w:pBdr>
-          <w:bottom w:val="single" w:color="D8D4CC" w:sz="6" w:space="1"/>
-        </w:pBdr>
-        <w:spacing w:after="120" w:before="120"/>
-      </w:pPr>
-      <w:r>
-        <w:t xml:space="preserve"/>
-      </w:r>
-    </w:p>
-    <w:p>
-      <w:pPr>
-        <w:pStyle w:val="Heading2"/>
-        <w:pBdr>
-          <w:bottom w:val="single" w:color="9A7B2F" w:sz="8" w:space="4"/>
-        </w:pBdr>
-        <w:spacing w:after="120" w:before="280"/>
-      </w:pPr>
-      <w:r>
-        <w:rPr>
-          <w:rFonts w:ascii="Georgia" w:cs="Georgia" w:eastAsia="Georgia" w:hAnsi="Georgia"/>
-          <w:b/>
-          <w:bCs/>
-          <w:color w:val="1A1A18"/>
-          <w:sz w:val="28"/>
-          <w:szCs w:val="28"/>
-        </w:rPr>
-        <w:t xml:space="preserve">7. Картка кімнати</w:t>
-      </w:r>
-    </w:p>
-    <w:p>
-      <w:pPr>
-        <w:spacing w:after="160" w:line="276"/>
-      </w:pPr>
-      <w:r>
-        <w:rPr>
-          <w:rFonts w:ascii="Calibri" w:cs="Calibri" w:eastAsia="Calibri" w:hAnsi="Calibri"/>
-          <w:color w:val="1A1A18"/>
-          <w:sz w:val="22"/>
-          <w:szCs w:val="22"/>
-        </w:rPr>
-        <w:t xml:space="preserve">Доступна для </w:t>
-      </w:r>
-      <w:r>
-        <w:rPr>
-          <w:rFonts w:ascii="Calibri" w:cs="Calibri" w:eastAsia="Calibri" w:hAnsi="Calibri"/>
-          <w:b/>
-          <w:bCs/>
-          <w:color w:val="1A1A18"/>
-          <w:sz w:val="22"/>
-          <w:szCs w:val="22"/>
-        </w:rPr>
-        <w:t xml:space="preserve">будь-якої</w:t>
-      </w:r>
-      <w:r>
-        <w:rPr>
-          <w:rFonts w:ascii="Calibri" w:cs="Calibri" w:eastAsia="Calibri" w:hAnsi="Calibri"/>
-          <w:color w:val="1A1A18"/>
-          <w:sz w:val="22"/>
-          <w:szCs w:val="22"/>
-        </w:rPr>
-        <w:t xml:space="preserve"> кімнати.</w:t>
+        <w:pStyle w:val="Heading3"/>
+        <w:spacing w:after="80" w:before="200"/>
+      </w:pPr>
+      <w:r>
+        <w:rPr>
+          <w:rFonts w:ascii="Calibri" w:cs="Calibri" w:eastAsia="Calibri" w:hAnsi="Calibri"/>
+          <w:b/>
+          <w:bCs/>
+          <w:color w:val="1A1A18"/>
+          <w:sz w:val="24"/>
+          <w:szCs w:val="24"/>
+        </w:rPr>
+        <w:t xml:space="preserve">Вкладки та фільтри</w:t>
       </w:r>
     </w:p>
     <w:tbl>
@@ -3142,7 +3342,7 @@
                 <w:sz w:val="18"/>
                 <w:szCs w:val="18"/>
               </w:rPr>
-              <w:t xml:space="preserve">Блок</w:t>
+              <w:t xml:space="preserve">Елемент</w:t>
             </w:r>
           </w:p>
         </w:tc>
@@ -3167,7 +3367,7 @@
                 <w:sz w:val="18"/>
                 <w:szCs w:val="18"/>
               </w:rPr>
-              <w:t xml:space="preserve">Дії</w:t>
+              <w:t xml:space="preserve">Поведінка</w:t>
             </w:r>
           </w:p>
         </w:tc>
@@ -3187,11 +3387,13 @@
             <w:r>
               <w:rPr>
                 <w:rFonts w:ascii="Calibri" w:cs="Calibri" w:eastAsia="Calibri" w:hAnsi="Calibri"/>
-                <w:color w:val="1A1A18"/>
-                <w:sz w:val="18"/>
-                <w:szCs w:val="18"/>
-              </w:rPr>
-              <w:t xml:space="preserve">Заголовок</w:t>
+                <w:b/>
+                <w:bCs/>
+                <w:color w:val="1A1A18"/>
+                <w:sz w:val="18"/>
+                <w:szCs w:val="18"/>
+              </w:rPr>
+              <w:t xml:space="preserve">Кімнати адміна</w:t>
             </w:r>
           </w:p>
         </w:tc>
@@ -3213,7 +3415,7 @@
                 <w:sz w:val="18"/>
                 <w:szCs w:val="18"/>
               </w:rPr>
-              <w:t xml:space="preserve">Назва, дата, </w:t>
+              <w:t xml:space="preserve">Сторони з адмінських (Режим A) кімнат; безкімнатні як </w:t>
             </w:r>
             <w:r>
               <w:rPr>
@@ -3224,7 +3426,7 @@
                 <w:sz w:val="18"/>
                 <w:szCs w:val="18"/>
               </w:rPr>
-              <w:t xml:space="preserve">Юрисдикція</w:t>
+              <w:t xml:space="preserve">Без кімнат</w:t>
             </w:r>
           </w:p>
         </w:tc>
@@ -3250,7 +3452,7 @@
                 <w:sz w:val="18"/>
                 <w:szCs w:val="18"/>
               </w:rPr>
-              <w:t xml:space="preserve">Деталі медіації</w:t>
+              <w:t xml:space="preserve">Кімнати медіаторів</w:t>
             </w:r>
           </w:p>
         </w:tc>
@@ -3272,7 +3474,18 @@
                 <w:sz w:val="18"/>
                 <w:szCs w:val="18"/>
               </w:rPr>
-              <w:t xml:space="preserve">Якщо сесія починалась — діалог, голоси, угода, PDF</w:t>
+              <w:t xml:space="preserve">Сторони з кімнат медіаторів; додаткова колонка </w:t>
+            </w:r>
+            <w:r>
+              <w:rPr>
+                <w:rFonts w:ascii="Calibri" w:cs="Calibri" w:eastAsia="Calibri" w:hAnsi="Calibri"/>
+                <w:b/>
+                <w:bCs/>
+                <w:color w:val="1A1A18"/>
+                <w:sz w:val="18"/>
+                <w:szCs w:val="18"/>
+              </w:rPr>
+              <w:t xml:space="preserve">Медіатор</w:t>
             </w:r>
           </w:p>
         </w:tc>
@@ -3292,42 +3505,22 @@
             <w:r>
               <w:rPr>
                 <w:rFonts w:ascii="Calibri" w:cs="Calibri" w:eastAsia="Calibri" w:hAnsi="Calibri"/>
+                <w:color w:val="1A1A18"/>
+                <w:sz w:val="18"/>
+                <w:szCs w:val="18"/>
+              </w:rPr>
+              <w:t xml:space="preserve">Фільтр </w:t>
+            </w:r>
+            <w:r>
+              <w:rPr>
+                <w:rFonts w:ascii="Calibri" w:cs="Calibri" w:eastAsia="Calibri" w:hAnsi="Calibri"/>
                 <w:b/>
                 <w:bCs/>
                 <w:color w:val="1A1A18"/>
                 <w:sz w:val="18"/>
                 <w:szCs w:val="18"/>
               </w:rPr>
-              <w:t xml:space="preserve">Підготовка сторін</w:t>
-            </w:r>
-            <w:r>
-              <w:rPr>
-                <w:rFonts w:ascii="Calibri" w:cs="Calibri" w:eastAsia="Calibri" w:hAnsi="Calibri"/>
-                <w:color w:val="1A1A18"/>
-                <w:sz w:val="18"/>
-                <w:szCs w:val="18"/>
-              </w:rPr>
-              <w:t xml:space="preserve"> (Режим A) або </w:t>
-            </w:r>
-            <w:r>
-              <w:rPr>
-                <w:rFonts w:ascii="Calibri" w:cs="Calibri" w:eastAsia="Calibri" w:hAnsi="Calibri"/>
-                <w:b/>
-                <w:bCs/>
-                <w:color w:val="1A1A18"/>
-                <w:sz w:val="18"/>
-                <w:szCs w:val="18"/>
-              </w:rPr>
-              <w:t xml:space="preserve">Розклад медіації</w:t>
-            </w:r>
-            <w:r>
-              <w:rPr>
-                <w:rFonts w:ascii="Calibri" w:cs="Calibri" w:eastAsia="Calibri" w:hAnsi="Calibri"/>
-                <w:color w:val="1A1A18"/>
-                <w:sz w:val="18"/>
-                <w:szCs w:val="18"/>
-              </w:rPr>
-              <w:t xml:space="preserve"> (Режим B)</w:t>
+              <w:t xml:space="preserve">Медіатор</w:t>
             </w:r>
           </w:p>
         </w:tc>
@@ -3349,7 +3542,27 @@
                 <w:sz w:val="18"/>
                 <w:szCs w:val="18"/>
               </w:rPr>
-              <w:t xml:space="preserve">Чеклист готовності; у Режимі B — розклад (збереження розкладу — для медіатора)</w:t>
+              <w:t xml:space="preserve">Лише на вкладці медіаторів: </w:t>
+            </w:r>
+            <w:r>
+              <w:rPr>
+                <w:rFonts w:ascii="Calibri" w:cs="Calibri" w:eastAsia="Calibri" w:hAnsi="Calibri"/>
+                <w:b/>
+                <w:bCs/>
+                <w:color w:val="1A1A18"/>
+                <w:sz w:val="18"/>
+                <w:szCs w:val="18"/>
+              </w:rPr>
+              <w:t xml:space="preserve">Усі медіатори</w:t>
+            </w:r>
+            <w:r>
+              <w:rPr>
+                <w:rFonts w:ascii="Calibri" w:cs="Calibri" w:eastAsia="Calibri" w:hAnsi="Calibri"/>
+                <w:color w:val="1A1A18"/>
+                <w:sz w:val="18"/>
+                <w:szCs w:val="18"/>
+              </w:rPr>
+              <w:t xml:space="preserve"> або один</w:t>
             </w:r>
           </w:p>
         </w:tc>
@@ -3375,7 +3588,7 @@
                 <w:sz w:val="18"/>
                 <w:szCs w:val="18"/>
               </w:rPr>
-              <w:t xml:space="preserve">Журнал пайплайну та медіації</w:t>
+              <w:t xml:space="preserve">Пошук...</w:t>
             </w:r>
           </w:p>
         </w:tc>
@@ -3397,7 +3610,7 @@
                 <w:sz w:val="18"/>
                 <w:szCs w:val="18"/>
               </w:rPr>
-              <w:t xml:space="preserve">Хронологія</w:t>
+              <w:t xml:space="preserve">Назва, опис, логін, роль, кімнати, ім’я медіатора</w:t>
             </w:r>
           </w:p>
         </w:tc>
@@ -3417,13 +3630,11 @@
             <w:r>
               <w:rPr>
                 <w:rFonts w:ascii="Calibri" w:cs="Calibri" w:eastAsia="Calibri" w:hAnsi="Calibri"/>
-                <w:b/>
-                <w:bCs/>
-                <w:color w:val="1A1A18"/>
-                <w:sz w:val="18"/>
-                <w:szCs w:val="18"/>
-              </w:rPr>
-              <w:t xml:space="preserve">Деталі кімнати</w:t>
+                <w:color w:val="1A1A18"/>
+                <w:sz w:val="18"/>
+                <w:szCs w:val="18"/>
+              </w:rPr>
+              <w:t xml:space="preserve">Сортування</w:t>
             </w:r>
           </w:p>
         </w:tc>
@@ -3445,27 +3656,7 @@
                 <w:sz w:val="18"/>
                 <w:szCs w:val="18"/>
               </w:rPr>
-              <w:t xml:space="preserve">Редагування назви/опису → </w:t>
-            </w:r>
-            <w:r>
-              <w:rPr>
-                <w:rFonts w:ascii="Calibri" w:cs="Calibri" w:eastAsia="Calibri" w:hAnsi="Calibri"/>
-                <w:b/>
-                <w:bCs/>
-                <w:color w:val="1A1A18"/>
-                <w:sz w:val="18"/>
-                <w:szCs w:val="18"/>
-              </w:rPr>
-              <w:t xml:space="preserve">Зберегти зміни</w:t>
-            </w:r>
-            <w:r>
-              <w:rPr>
-                <w:rFonts w:ascii="Calibri" w:cs="Calibri" w:eastAsia="Calibri" w:hAnsi="Calibri"/>
-                <w:color w:val="1A1A18"/>
-                <w:sz w:val="18"/>
-                <w:szCs w:val="18"/>
-              </w:rPr>
-              <w:t xml:space="preserve">; юрисдикція лише читання</w:t>
+              <w:t xml:space="preserve">Клац по заголовках колонок</w:t>
             </w:r>
           </w:p>
         </w:tc>
@@ -3485,13 +3676,11 @@
             <w:r>
               <w:rPr>
                 <w:rFonts w:ascii="Calibri" w:cs="Calibri" w:eastAsia="Calibri" w:hAnsi="Calibri"/>
-                <w:b/>
-                <w:bCs/>
-                <w:color w:val="1A1A18"/>
-                <w:sz w:val="18"/>
-                <w:szCs w:val="18"/>
-              </w:rPr>
-              <w:t xml:space="preserve">Учасники</w:t>
+                <w:color w:val="1A1A18"/>
+                <w:sz w:val="18"/>
+                <w:szCs w:val="18"/>
+              </w:rPr>
+              <w:t xml:space="preserve">Пагінація</w:t>
             </w:r>
           </w:p>
         </w:tc>
@@ -3509,31 +3698,22 @@
             <w:r>
               <w:rPr>
                 <w:rFonts w:ascii="Calibri" w:cs="Calibri" w:eastAsia="Calibri" w:hAnsi="Calibri"/>
-                <w:color w:val="1A1A18"/>
-                <w:sz w:val="18"/>
-                <w:szCs w:val="18"/>
-              </w:rPr>
-              <w:t xml:space="preserve">Редагування, логін/пароль, </w:t>
-            </w:r>
-            <w:r>
-              <w:rPr>
-                <w:rFonts w:ascii="Calibri" w:cs="Calibri" w:eastAsia="Calibri" w:hAnsi="Calibri"/>
                 <w:b/>
                 <w:bCs/>
                 <w:color w:val="1A1A18"/>
                 <w:sz w:val="18"/>
                 <w:szCs w:val="18"/>
               </w:rPr>
-              <w:t xml:space="preserve">Копіювати дані</w:t>
-            </w:r>
-            <w:r>
-              <w:rPr>
-                <w:rFonts w:ascii="Calibri" w:cs="Calibri" w:eastAsia="Calibri" w:hAnsi="Calibri"/>
-                <w:color w:val="1A1A18"/>
-                <w:sz w:val="18"/>
-                <w:szCs w:val="18"/>
-              </w:rPr>
-              <w:t xml:space="preserve">, </w:t>
+              <w:t xml:space="preserve">Рядків на сторінці</w:t>
+            </w:r>
+            <w:r>
+              <w:rPr>
+                <w:rFonts w:ascii="Calibri" w:cs="Calibri" w:eastAsia="Calibri" w:hAnsi="Calibri"/>
+                <w:color w:val="1A1A18"/>
+                <w:sz w:val="18"/>
+                <w:szCs w:val="18"/>
+              </w:rPr>
+              <w:t xml:space="preserve"> 10 / 25 / 50; </w:t>
             </w:r>
             <w:r>
               <w:rPr>
@@ -3544,16 +3724,16 @@
                 <w:sz w:val="18"/>
                 <w:szCs w:val="18"/>
               </w:rPr>
-              <w:t xml:space="preserve">Magic Link</w:t>
-            </w:r>
-            <w:r>
-              <w:rPr>
-                <w:rFonts w:ascii="Calibri" w:cs="Calibri" w:eastAsia="Calibri" w:hAnsi="Calibri"/>
-                <w:color w:val="1A1A18"/>
-                <w:sz w:val="18"/>
-                <w:szCs w:val="18"/>
-              </w:rPr>
-              <w:t xml:space="preserve">, </w:t>
+              <w:t xml:space="preserve">Назад</w:t>
+            </w:r>
+            <w:r>
+              <w:rPr>
+                <w:rFonts w:ascii="Calibri" w:cs="Calibri" w:eastAsia="Calibri" w:hAnsi="Calibri"/>
+                <w:color w:val="1A1A18"/>
+                <w:sz w:val="18"/>
+                <w:szCs w:val="18"/>
+              </w:rPr>
+              <w:t xml:space="preserve"> / </w:t>
             </w:r>
             <w:r>
               <w:rPr>
@@ -3564,55 +3744,7 @@
                 <w:sz w:val="18"/>
                 <w:szCs w:val="18"/>
               </w:rPr>
-              <w:t xml:space="preserve">Запросити оновлення профілю</w:t>
-            </w:r>
-          </w:p>
-        </w:tc>
-      </w:tr>
-      <w:tr>
-        <w:tc>
-          <w:tcPr>
-            <w:tcW w:type="dxa" w:w="4500"/>
-            <w:tcBorders>
-              <w:top w:val="single" w:color="D8D4CC" w:sz="4"/>
-              <w:left w:val="single" w:color="D8D4CC" w:sz="4"/>
-              <w:bottom w:val="single" w:color="D8D4CC" w:sz="4"/>
-              <w:right w:val="single" w:color="D8D4CC" w:sz="4"/>
-            </w:tcBorders>
-          </w:tcPr>
-          <w:p>
-            <w:r>
-              <w:rPr>
-                <w:rFonts w:ascii="Calibri" w:cs="Calibri" w:eastAsia="Calibri" w:hAnsi="Calibri"/>
-                <w:b/>
-                <w:bCs/>
-                <w:color w:val="1A1A18"/>
-                <w:sz w:val="18"/>
-                <w:szCs w:val="18"/>
-              </w:rPr>
-              <w:t xml:space="preserve">Видалити кімнату</w:t>
-            </w:r>
-          </w:p>
-        </w:tc>
-        <w:tc>
-          <w:tcPr>
-            <w:tcW w:type="dxa" w:w="4500"/>
-            <w:tcBorders>
-              <w:top w:val="single" w:color="D8D4CC" w:sz="4"/>
-              <w:left w:val="single" w:color="D8D4CC" w:sz="4"/>
-              <w:bottom w:val="single" w:color="D8D4CC" w:sz="4"/>
-              <w:right w:val="single" w:color="D8D4CC" w:sz="4"/>
-            </w:tcBorders>
-          </w:tcPr>
-          <w:p>
-            <w:r>
-              <w:rPr>
-                <w:rFonts w:ascii="Calibri" w:cs="Calibri" w:eastAsia="Calibri" w:hAnsi="Calibri"/>
-                <w:color w:val="1A1A18"/>
-                <w:sz w:val="18"/>
-                <w:szCs w:val="18"/>
-              </w:rPr>
-              <w:t xml:space="preserve">Два режими (нижче)</w:t>
+              <w:t xml:space="preserve">Далі</w:t>
             </w:r>
           </w:p>
         </w:tc>
@@ -3628,40 +3760,6 @@
     </w:p>
     <w:p>
       <w:pPr>
-        <w:spacing w:after="160" w:line="276"/>
-      </w:pPr>
-      <w:r>
-        <w:rPr>
-          <w:rFonts w:ascii="Calibri" w:cs="Calibri" w:eastAsia="Calibri" w:hAnsi="Calibri"/>
-          <w:color w:val="1A1A18"/>
-          <w:sz w:val="22"/>
-          <w:szCs w:val="22"/>
-        </w:rPr>
-        <w:t xml:space="preserve">Індикатори готовності можуть показувати </w:t>
-      </w:r>
-      <w:r>
-        <w:rPr>
-          <w:rFonts w:ascii="Calibri" w:cs="Calibri" w:eastAsia="Calibri" w:hAnsi="Calibri"/>
-          <w:b/>
-          <w:bCs/>
-          <w:color w:val="1A1A18"/>
-          <w:sz w:val="22"/>
-          <w:szCs w:val="22"/>
-        </w:rPr>
-        <w:t xml:space="preserve">Генерується…</w:t>
-      </w:r>
-      <w:r>
-        <w:rPr>
-          <w:rFonts w:ascii="Calibri" w:cs="Calibri" w:eastAsia="Calibri" w:hAnsi="Calibri"/>
-          <w:color w:val="1A1A18"/>
-          <w:sz w:val="22"/>
-          <w:szCs w:val="22"/>
-        </w:rPr>
-        <w:t xml:space="preserve">, поки триває ШІ-аналіз.</w:t>
-      </w:r>
-    </w:p>
-    <w:p>
-      <w:pPr>
         <w:pStyle w:val="Heading3"/>
         <w:spacing w:after="80" w:before="200"/>
       </w:pPr>
@@ -3674,1064 +3772,7 @@
           <w:sz w:val="24"/>
           <w:szCs w:val="24"/>
         </w:rPr>
-        <w:t xml:space="preserve">Видалення</w:t>
-      </w:r>
-    </w:p>
-    <w:p>
-      <w:pPr>
-        <w:pStyle w:val="ListParagraph"/>
-        <w:numPr>
-          <w:ilvl w:val="0"/>
-          <w:numId w:val="1"/>
-        </w:numPr>
-        <w:spacing w:after="80"/>
-      </w:pPr>
-      <w:r>
-        <w:rPr>
-          <w:rFonts w:ascii="Calibri" w:cs="Calibri" w:eastAsia="Calibri" w:hAnsi="Calibri"/>
-          <w:b/>
-          <w:bCs/>
-          <w:color w:val="1A1A18"/>
-          <w:sz w:val="22"/>
-          <w:szCs w:val="22"/>
-        </w:rPr>
-        <w:t xml:space="preserve">Видалити лише кімнату</w:t>
-      </w:r>
-      <w:r>
-        <w:rPr>
-          <w:rFonts w:ascii="Calibri" w:cs="Calibri" w:eastAsia="Calibri" w:hAnsi="Calibri"/>
-          <w:color w:val="1A1A18"/>
-          <w:sz w:val="22"/>
-          <w:szCs w:val="22"/>
-        </w:rPr>
-        <w:t xml:space="preserve"> — акаунти сторін залишаються (можуть стати безкімнатними);</w:t>
-      </w:r>
-    </w:p>
-    <w:p>
-      <w:pPr>
-        <w:pStyle w:val="ListParagraph"/>
-        <w:numPr>
-          <w:ilvl w:val="0"/>
-          <w:numId w:val="1"/>
-        </w:numPr>
-        <w:spacing w:after="80"/>
-      </w:pPr>
-      <w:r>
-        <w:rPr>
-          <w:rFonts w:ascii="Calibri" w:cs="Calibri" w:eastAsia="Calibri" w:hAnsi="Calibri"/>
-          <w:b/>
-          <w:bCs/>
-          <w:color w:val="1A1A18"/>
-          <w:sz w:val="22"/>
-          <w:szCs w:val="22"/>
-        </w:rPr>
-        <w:t xml:space="preserve">Видалити кімнату зі сторонами</w:t>
-      </w:r>
-      <w:r>
-        <w:rPr>
-          <w:rFonts w:ascii="Calibri" w:cs="Calibri" w:eastAsia="Calibri" w:hAnsi="Calibri"/>
-          <w:color w:val="1A1A18"/>
-          <w:sz w:val="22"/>
-          <w:szCs w:val="22"/>
-        </w:rPr>
-        <w:t xml:space="preserve"> — також видаляє ці акаунти сторін (і пов’язані кімнати за правилами продукту).</w:t>
-      </w:r>
-    </w:p>
-    <w:p>
-      <w:pPr>
-        <w:spacing w:after="160" w:line="276"/>
-      </w:pPr>
-      <w:r>
-        <w:rPr>
-          <w:rFonts w:ascii="Calibri" w:cs="Calibri" w:eastAsia="Calibri" w:hAnsi="Calibri"/>
-          <w:color w:val="1A1A18"/>
-          <w:sz w:val="22"/>
-          <w:szCs w:val="22"/>
-        </w:rPr>
-        <w:t xml:space="preserve">Підтвердження обов’язкове; дію не скасувати. Тост: </w:t>
-      </w:r>
-      <w:r>
-        <w:rPr>
-          <w:rFonts w:ascii="Calibri" w:cs="Calibri" w:eastAsia="Calibri" w:hAnsi="Calibri"/>
-          <w:b/>
-          <w:bCs/>
-          <w:color w:val="1A1A18"/>
-          <w:sz w:val="22"/>
-          <w:szCs w:val="22"/>
-        </w:rPr>
-        <w:t xml:space="preserve">Кімнату видалено.</w:t>
-      </w:r>
-    </w:p>
-    <w:p>
-      <w:pPr>
-        <w:pBdr>
-          <w:bottom w:val="single" w:color="D8D4CC" w:sz="6" w:space="1"/>
-        </w:pBdr>
-        <w:spacing w:after="120" w:before="120"/>
-      </w:pPr>
-      <w:r>
-        <w:t xml:space="preserve"/>
-      </w:r>
-    </w:p>
-    <w:p>
-      <w:pPr>
-        <w:pStyle w:val="Heading2"/>
-        <w:pBdr>
-          <w:bottom w:val="single" w:color="9A7B2F" w:sz="8" w:space="4"/>
-        </w:pBdr>
-        <w:spacing w:after="120" w:before="280"/>
-      </w:pPr>
-      <w:r>
-        <w:rPr>
-          <w:rFonts w:ascii="Georgia" w:cs="Georgia" w:eastAsia="Georgia" w:hAnsi="Georgia"/>
-          <w:b/>
-          <w:bCs/>
-          <w:color w:val="1A1A18"/>
-          <w:sz w:val="28"/>
-          <w:szCs w:val="28"/>
-        </w:rPr>
-        <w:t xml:space="preserve">8. Облікові дані та Magic Link</w:t>
-      </w:r>
-    </w:p>
-    <w:p>
-      <w:pPr>
-        <w:spacing w:after="160" w:line="276"/>
-      </w:pPr>
-      <w:r>
-        <w:rPr>
-          <w:rFonts w:ascii="Calibri" w:cs="Calibri" w:eastAsia="Calibri" w:hAnsi="Calibri"/>
-          <w:color w:val="1A1A18"/>
-          <w:sz w:val="22"/>
-          <w:szCs w:val="22"/>
-        </w:rPr>
-        <w:t xml:space="preserve">На картці кімнати або медіатора:</w:t>
-      </w:r>
-    </w:p>
-    <w:p>
-      <w:pPr>
-        <w:pStyle w:val="Heading3"/>
-        <w:spacing w:after="80" w:before="200"/>
-      </w:pPr>
-      <w:r>
-        <w:rPr>
-          <w:rFonts w:ascii="Calibri" w:cs="Calibri" w:eastAsia="Calibri" w:hAnsi="Calibri"/>
-          <w:b/>
-          <w:bCs/>
-          <w:color w:val="1A1A18"/>
-          <w:sz w:val="24"/>
-          <w:szCs w:val="24"/>
-        </w:rPr>
-        <w:t xml:space="preserve">Копіювати дані</w:t>
-      </w:r>
-    </w:p>
-    <w:p>
-      <w:pPr>
-        <w:spacing w:after="160" w:line="276"/>
-      </w:pPr>
-      <w:r>
-        <w:rPr>
-          <w:rFonts w:ascii="Calibri" w:cs="Calibri" w:eastAsia="Calibri" w:hAnsi="Calibri"/>
-          <w:b/>
-          <w:bCs/>
-          <w:color w:val="1A1A18"/>
-          <w:sz w:val="22"/>
-          <w:szCs w:val="22"/>
-        </w:rPr>
-        <w:t xml:space="preserve">Копіювати дані</w:t>
-      </w:r>
-      <w:r>
-        <w:rPr>
-          <w:rFonts w:ascii="Calibri" w:cs="Calibri" w:eastAsia="Calibri" w:hAnsi="Calibri"/>
-          <w:color w:val="1A1A18"/>
-          <w:sz w:val="22"/>
-          <w:szCs w:val="22"/>
-        </w:rPr>
-        <w:t xml:space="preserve"> кладе в буфер роль, логін і пароль. Надішліть захищеним каналом. Логін починається з psylex_.</w:t>
-      </w:r>
-    </w:p>
-    <w:p>
-      <w:pPr>
-        <w:pStyle w:val="Heading3"/>
-        <w:spacing w:after="80" w:before="200"/>
-      </w:pPr>
-      <w:r>
-        <w:rPr>
-          <w:rFonts w:ascii="Calibri" w:cs="Calibri" w:eastAsia="Calibri" w:hAnsi="Calibri"/>
-          <w:b/>
-          <w:bCs/>
-          <w:color w:val="1A1A18"/>
-          <w:sz w:val="24"/>
-          <w:szCs w:val="24"/>
-        </w:rPr>
-        <w:t xml:space="preserve">Magic Link</w:t>
-      </w:r>
-    </w:p>
-    <w:p>
-      <w:pPr>
-        <w:spacing w:after="160" w:line="276"/>
-      </w:pPr>
-      <w:r>
-        <w:rPr>
-          <w:rFonts w:ascii="Calibri" w:cs="Calibri" w:eastAsia="Calibri" w:hAnsi="Calibri"/>
-          <w:b/>
-          <w:bCs/>
-          <w:color w:val="1A1A18"/>
-          <w:sz w:val="22"/>
-          <w:szCs w:val="22"/>
-        </w:rPr>
-        <w:t xml:space="preserve">Magic Link</w:t>
-      </w:r>
-      <w:r>
-        <w:rPr>
-          <w:rFonts w:ascii="Calibri" w:cs="Calibri" w:eastAsia="Calibri" w:hAnsi="Calibri"/>
-          <w:color w:val="1A1A18"/>
-          <w:sz w:val="22"/>
-          <w:szCs w:val="22"/>
-        </w:rPr>
-        <w:t xml:space="preserve"> створює одноразове /auth/magic?token=…:</w:t>
-      </w:r>
-    </w:p>
-    <w:p>
-      <w:pPr>
-        <w:pStyle w:val="ListParagraph"/>
-        <w:numPr>
-          <w:ilvl w:val="0"/>
-          <w:numId w:val="1"/>
-        </w:numPr>
-        <w:spacing w:after="80"/>
-      </w:pPr>
-      <w:r>
-        <w:rPr>
-          <w:rFonts w:ascii="Calibri" w:cs="Calibri" w:eastAsia="Calibri" w:hAnsi="Calibri"/>
-          <w:color w:val="1A1A18"/>
-          <w:sz w:val="22"/>
-          <w:szCs w:val="22"/>
-        </w:rPr>
-        <w:t xml:space="preserve">дійсне </w:t>
-      </w:r>
-      <w:r>
-        <w:rPr>
-          <w:rFonts w:ascii="Calibri" w:cs="Calibri" w:eastAsia="Calibri" w:hAnsi="Calibri"/>
-          <w:b/>
-          <w:bCs/>
-          <w:color w:val="1A1A18"/>
-          <w:sz w:val="22"/>
-          <w:szCs w:val="22"/>
-        </w:rPr>
-        <w:t xml:space="preserve">72 години</w:t>
-      </w:r>
-      <w:r>
-        <w:rPr>
-          <w:rFonts w:ascii="Calibri" w:cs="Calibri" w:eastAsia="Calibri" w:hAnsi="Calibri"/>
-          <w:color w:val="1A1A18"/>
-          <w:sz w:val="22"/>
-          <w:szCs w:val="22"/>
-        </w:rPr>
-        <w:t xml:space="preserve">;</w:t>
-      </w:r>
-    </w:p>
-    <w:p>
-      <w:pPr>
-        <w:pStyle w:val="ListParagraph"/>
-        <w:numPr>
-          <w:ilvl w:val="0"/>
-          <w:numId w:val="1"/>
-        </w:numPr>
-        <w:spacing w:after="80"/>
-      </w:pPr>
-      <w:r>
-        <w:rPr>
-          <w:rFonts w:ascii="Calibri" w:cs="Calibri" w:eastAsia="Calibri" w:hAnsi="Calibri"/>
-          <w:color w:val="1A1A18"/>
-          <w:sz w:val="22"/>
-          <w:szCs w:val="22"/>
-        </w:rPr>
-        <w:t xml:space="preserve">одержувач входить </w:t>
-      </w:r>
-      <w:r>
-        <w:rPr>
-          <w:rFonts w:ascii="Calibri" w:cs="Calibri" w:eastAsia="Calibri" w:hAnsi="Calibri"/>
-          <w:b/>
-          <w:bCs/>
-          <w:color w:val="1A1A18"/>
-          <w:sz w:val="22"/>
-          <w:szCs w:val="22"/>
-        </w:rPr>
-        <w:t xml:space="preserve">автоматично</w:t>
-      </w:r>
-      <w:r>
-        <w:rPr>
-          <w:rFonts w:ascii="Calibri" w:cs="Calibri" w:eastAsia="Calibri" w:hAnsi="Calibri"/>
-          <w:color w:val="1A1A18"/>
-          <w:sz w:val="22"/>
-          <w:szCs w:val="22"/>
-        </w:rPr>
-        <w:t xml:space="preserve"> (або </w:t>
-      </w:r>
-      <w:r>
-        <w:rPr>
-          <w:rFonts w:ascii="Calibri" w:cs="Calibri" w:eastAsia="Calibri" w:hAnsi="Calibri"/>
-          <w:b/>
-          <w:bCs/>
-          <w:color w:val="1A1A18"/>
-          <w:sz w:val="22"/>
-          <w:szCs w:val="22"/>
-        </w:rPr>
-        <w:t xml:space="preserve">Продовжити</w:t>
-      </w:r>
-      <w:r>
-        <w:rPr>
-          <w:rFonts w:ascii="Calibri" w:cs="Calibri" w:eastAsia="Calibri" w:hAnsi="Calibri"/>
-          <w:color w:val="1A1A18"/>
-          <w:sz w:val="22"/>
-          <w:szCs w:val="22"/>
-        </w:rPr>
-        <w:t xml:space="preserve"> без JS);</w:t>
-      </w:r>
-    </w:p>
-    <w:p>
-      <w:pPr>
-        <w:pStyle w:val="ListParagraph"/>
-        <w:numPr>
-          <w:ilvl w:val="0"/>
-          <w:numId w:val="1"/>
-        </w:numPr>
-        <w:spacing w:after="80"/>
-      </w:pPr>
-      <w:r>
-        <w:rPr>
-          <w:rFonts w:ascii="Calibri" w:cs="Calibri" w:eastAsia="Calibri" w:hAnsi="Calibri"/>
-          <w:color w:val="1A1A18"/>
-          <w:sz w:val="22"/>
-          <w:szCs w:val="22"/>
-        </w:rPr>
-        <w:t xml:space="preserve">після використання недійсне.</w:t>
-      </w:r>
-    </w:p>
-    <w:p>
-      <w:pPr>
-        <w:spacing w:after="160" w:line="276"/>
-      </w:pPr>
-      <w:r>
-        <w:rPr>
-          <w:rFonts w:ascii="Calibri" w:cs="Calibri" w:eastAsia="Calibri" w:hAnsi="Calibri"/>
-          <w:color w:val="1A1A18"/>
-          <w:sz w:val="22"/>
-          <w:szCs w:val="22"/>
-        </w:rPr>
-        <w:t xml:space="preserve">Успіх: </w:t>
-      </w:r>
-      <w:r>
-        <w:rPr>
-          <w:rFonts w:ascii="Calibri" w:cs="Calibri" w:eastAsia="Calibri" w:hAnsi="Calibri"/>
-          <w:b/>
-          <w:bCs/>
-          <w:color w:val="1A1A18"/>
-          <w:sz w:val="22"/>
-          <w:szCs w:val="22"/>
-        </w:rPr>
-        <w:t xml:space="preserve">Посилання скопійовано</w:t>
-      </w:r>
-      <w:r>
-        <w:rPr>
-          <w:rFonts w:ascii="Calibri" w:cs="Calibri" w:eastAsia="Calibri" w:hAnsi="Calibri"/>
-          <w:color w:val="1A1A18"/>
-          <w:sz w:val="22"/>
-          <w:szCs w:val="22"/>
-        </w:rPr>
-        <w:t xml:space="preserve"> (або системний «поділитися»). Помилка: </w:t>
-      </w:r>
-      <w:r>
-        <w:rPr>
-          <w:rFonts w:ascii="Calibri" w:cs="Calibri" w:eastAsia="Calibri" w:hAnsi="Calibri"/>
-          <w:b/>
-          <w:bCs/>
-          <w:color w:val="1A1A18"/>
-          <w:sz w:val="22"/>
-          <w:szCs w:val="22"/>
-        </w:rPr>
-        <w:t xml:space="preserve">Не вдалося створити magic link</w:t>
-      </w:r>
-      <w:r>
-        <w:rPr>
-          <w:rFonts w:ascii="Calibri" w:cs="Calibri" w:eastAsia="Calibri" w:hAnsi="Calibri"/>
-          <w:color w:val="1A1A18"/>
-          <w:sz w:val="22"/>
-          <w:szCs w:val="22"/>
-        </w:rPr>
-        <w:t xml:space="preserve">.</w:t>
-      </w:r>
-    </w:p>
-    <w:p>
-      <w:pPr>
-        <w:spacing w:after="160" w:line="276"/>
-      </w:pPr>
-      <w:r>
-        <w:rPr>
-          <w:rFonts w:ascii="Calibri" w:cs="Calibri" w:eastAsia="Calibri" w:hAnsi="Calibri"/>
-          <w:color w:val="1A1A18"/>
-          <w:sz w:val="22"/>
-          <w:szCs w:val="22"/>
-        </w:rPr>
-        <w:t xml:space="preserve">Magic Link може згенерувати </w:t>
-      </w:r>
-      <w:r>
-        <w:rPr>
-          <w:rFonts w:ascii="Calibri" w:cs="Calibri" w:eastAsia="Calibri" w:hAnsi="Calibri"/>
-          <w:b/>
-          <w:bCs/>
-          <w:color w:val="1A1A18"/>
-          <w:sz w:val="22"/>
-          <w:szCs w:val="22"/>
-        </w:rPr>
-        <w:t xml:space="preserve">адміністратор</w:t>
-      </w:r>
-      <w:r>
-        <w:rPr>
-          <w:rFonts w:ascii="Calibri" w:cs="Calibri" w:eastAsia="Calibri" w:hAnsi="Calibri"/>
-          <w:color w:val="1A1A18"/>
-          <w:sz w:val="22"/>
-          <w:szCs w:val="22"/>
-        </w:rPr>
-        <w:t xml:space="preserve"> (будь-хто) і </w:t>
-      </w:r>
-      <w:r>
-        <w:rPr>
-          <w:rFonts w:ascii="Calibri" w:cs="Calibri" w:eastAsia="Calibri" w:hAnsi="Calibri"/>
-          <w:b/>
-          <w:bCs/>
-          <w:color w:val="1A1A18"/>
-          <w:sz w:val="22"/>
-          <w:szCs w:val="22"/>
-        </w:rPr>
-        <w:t xml:space="preserve">медіатор</w:t>
-      </w:r>
-      <w:r>
-        <w:rPr>
-          <w:rFonts w:ascii="Calibri" w:cs="Calibri" w:eastAsia="Calibri" w:hAnsi="Calibri"/>
-          <w:color w:val="1A1A18"/>
-          <w:sz w:val="22"/>
-          <w:szCs w:val="22"/>
-        </w:rPr>
-        <w:t xml:space="preserve"> (сторони у своїх кімнатах).</w:t>
-      </w:r>
-    </w:p>
-    <w:p>
-      <w:pPr>
-        <w:pBdr>
-          <w:bottom w:val="single" w:color="D8D4CC" w:sz="6" w:space="1"/>
-        </w:pBdr>
-        <w:spacing w:after="120" w:before="120"/>
-      </w:pPr>
-      <w:r>
-        <w:t xml:space="preserve"/>
-      </w:r>
-    </w:p>
-    <w:p>
-      <w:pPr>
-        <w:pStyle w:val="Heading2"/>
-        <w:pBdr>
-          <w:bottom w:val="single" w:color="9A7B2F" w:sz="8" w:space="4"/>
-        </w:pBdr>
-        <w:spacing w:after="120" w:before="280"/>
-      </w:pPr>
-      <w:r>
-        <w:rPr>
-          <w:rFonts w:ascii="Georgia" w:cs="Georgia" w:eastAsia="Georgia" w:hAnsi="Georgia"/>
-          <w:b/>
-          <w:bCs/>
-          <w:color w:val="1A1A18"/>
-          <w:sz w:val="28"/>
-          <w:szCs w:val="28"/>
-        </w:rPr>
-        <w:t xml:space="preserve">9. Медіатори</w:t>
-      </w:r>
-    </w:p>
-    <w:p>
-      <w:pPr>
-        <w:spacing w:after="160" w:line="276"/>
-      </w:pPr>
-      <w:r>
-        <w:rPr>
-          <w:rFonts w:ascii="Calibri" w:cs="Calibri" w:eastAsia="Calibri" w:hAnsi="Calibri"/>
-          <w:b/>
-          <w:bCs/>
-          <w:color w:val="1A1A18"/>
-          <w:sz w:val="22"/>
-          <w:szCs w:val="22"/>
-        </w:rPr>
-        <w:t xml:space="preserve">Медіатори</w:t>
-      </w:r>
-      <w:r>
-        <w:rPr>
-          <w:rFonts w:ascii="Calibri" w:cs="Calibri" w:eastAsia="Calibri" w:hAnsi="Calibri"/>
-          <w:color w:val="1A1A18"/>
-          <w:sz w:val="22"/>
-          <w:szCs w:val="22"/>
-        </w:rPr>
-        <w:t xml:space="preserve"> → </w:t>
-      </w:r>
-      <w:r>
-        <w:rPr>
-          <w:rFonts w:ascii="Calibri" w:cs="Calibri" w:eastAsia="Calibri" w:hAnsi="Calibri"/>
-          <w:b/>
-          <w:bCs/>
-          <w:color w:val="1A1A18"/>
-          <w:sz w:val="22"/>
-          <w:szCs w:val="22"/>
-        </w:rPr>
-        <w:t xml:space="preserve">Реєстр</w:t>
-      </w:r>
-      <w:r>
-        <w:rPr>
-          <w:rFonts w:ascii="Calibri" w:cs="Calibri" w:eastAsia="Calibri" w:hAnsi="Calibri"/>
-          <w:color w:val="1A1A18"/>
-          <w:sz w:val="22"/>
-          <w:szCs w:val="22"/>
-        </w:rPr>
-        <w:t xml:space="preserve">.</w:t>
-      </w:r>
-    </w:p>
-    <w:p>
-      <w:pPr>
-        <w:spacing w:after="160" w:line="276"/>
-      </w:pPr>
-      <w:r>
-        <w:rPr>
-          <w:rFonts w:ascii="Calibri" w:cs="Calibri" w:eastAsia="Calibri" w:hAnsi="Calibri"/>
-          <w:color w:val="1A1A18"/>
-          <w:sz w:val="22"/>
-          <w:szCs w:val="22"/>
-        </w:rPr>
-        <w:t xml:space="preserve">Медіатор — окремий акаунт; після входу сам створює кімнати Режиму B.</w:t>
-      </w:r>
-    </w:p>
-    <w:p>
-      <w:pPr>
-        <w:pStyle w:val="ListParagraph"/>
-        <w:numPr>
-          <w:ilvl w:val="0"/>
-          <w:numId w:val="1"/>
-        </w:numPr>
-        <w:spacing w:after="80"/>
-      </w:pPr>
-      <w:r>
-        <w:rPr>
-          <w:rFonts w:ascii="Calibri" w:cs="Calibri" w:eastAsia="Calibri" w:hAnsi="Calibri"/>
-          <w:color w:val="1A1A18"/>
-          <w:sz w:val="22"/>
-          <w:szCs w:val="22"/>
-        </w:rPr>
-        <w:t xml:space="preserve">Список: </w:t>
-      </w:r>
-      <w:r>
-        <w:rPr>
-          <w:rFonts w:ascii="Calibri" w:cs="Calibri" w:eastAsia="Calibri" w:hAnsi="Calibri"/>
-          <w:b/>
-          <w:bCs/>
-          <w:color w:val="1A1A18"/>
-          <w:sz w:val="22"/>
-          <w:szCs w:val="22"/>
-        </w:rPr>
-        <w:t xml:space="preserve">Назва</w:t>
-      </w:r>
-      <w:r>
-        <w:rPr>
-          <w:rFonts w:ascii="Calibri" w:cs="Calibri" w:eastAsia="Calibri" w:hAnsi="Calibri"/>
-          <w:color w:val="1A1A18"/>
-          <w:sz w:val="22"/>
-          <w:szCs w:val="22"/>
-        </w:rPr>
-        <w:t xml:space="preserve">, </w:t>
-      </w:r>
-      <w:r>
-        <w:rPr>
-          <w:rFonts w:ascii="Calibri" w:cs="Calibri" w:eastAsia="Calibri" w:hAnsi="Calibri"/>
-          <w:b/>
-          <w:bCs/>
-          <w:color w:val="1A1A18"/>
-          <w:sz w:val="22"/>
-          <w:szCs w:val="22"/>
-        </w:rPr>
-        <w:t xml:space="preserve">Опис</w:t>
-      </w:r>
-      <w:r>
-        <w:rPr>
-          <w:rFonts w:ascii="Calibri" w:cs="Calibri" w:eastAsia="Calibri" w:hAnsi="Calibri"/>
-          <w:color w:val="1A1A18"/>
-          <w:sz w:val="22"/>
-          <w:szCs w:val="22"/>
-        </w:rPr>
-        <w:t xml:space="preserve">, </w:t>
-      </w:r>
-      <w:r>
-        <w:rPr>
-          <w:rFonts w:ascii="Calibri" w:cs="Calibri" w:eastAsia="Calibri" w:hAnsi="Calibri"/>
-          <w:b/>
-          <w:bCs/>
-          <w:color w:val="1A1A18"/>
-          <w:sz w:val="22"/>
-          <w:szCs w:val="22"/>
-        </w:rPr>
-        <w:t xml:space="preserve">Копіювати дані</w:t>
-      </w:r>
-      <w:r>
-        <w:rPr>
-          <w:rFonts w:ascii="Calibri" w:cs="Calibri" w:eastAsia="Calibri" w:hAnsi="Calibri"/>
-          <w:color w:val="1A1A18"/>
-          <w:sz w:val="22"/>
-          <w:szCs w:val="22"/>
-        </w:rPr>
-        <w:t xml:space="preserve">; </w:t>
-      </w:r>
-      <w:r>
-        <w:rPr>
-          <w:rFonts w:ascii="Calibri" w:cs="Calibri" w:eastAsia="Calibri" w:hAnsi="Calibri"/>
-          <w:b/>
-          <w:bCs/>
-          <w:color w:val="1A1A18"/>
-          <w:sz w:val="22"/>
-          <w:szCs w:val="22"/>
-        </w:rPr>
-        <w:t xml:space="preserve">Додати медіатора</w:t>
-      </w:r>
-      <w:r>
-        <w:rPr>
-          <w:rFonts w:ascii="Calibri" w:cs="Calibri" w:eastAsia="Calibri" w:hAnsi="Calibri"/>
-          <w:color w:val="1A1A18"/>
-          <w:sz w:val="22"/>
-          <w:szCs w:val="22"/>
-        </w:rPr>
-        <w:t xml:space="preserve">.</w:t>
-      </w:r>
-    </w:p>
-    <w:p>
-      <w:pPr>
-        <w:pStyle w:val="ListParagraph"/>
-        <w:numPr>
-          <w:ilvl w:val="0"/>
-          <w:numId w:val="1"/>
-        </w:numPr>
-        <w:spacing w:after="80"/>
-      </w:pPr>
-      <w:r>
-        <w:rPr>
-          <w:rFonts w:ascii="Calibri" w:cs="Calibri" w:eastAsia="Calibri" w:hAnsi="Calibri"/>
-          <w:color w:val="1A1A18"/>
-          <w:sz w:val="22"/>
-          <w:szCs w:val="22"/>
-        </w:rPr>
-        <w:t xml:space="preserve">Створення: назва, опис → автоматичні логін/пароль → картка.</w:t>
-      </w:r>
-    </w:p>
-    <w:p>
-      <w:pPr>
-        <w:pStyle w:val="ListParagraph"/>
-        <w:numPr>
-          <w:ilvl w:val="0"/>
-          <w:numId w:val="1"/>
-        </w:numPr>
-        <w:spacing w:after="80"/>
-      </w:pPr>
-      <w:r>
-        <w:rPr>
-          <w:rFonts w:ascii="Calibri" w:cs="Calibri" w:eastAsia="Calibri" w:hAnsi="Calibri"/>
-          <w:color w:val="1A1A18"/>
-          <w:sz w:val="22"/>
-          <w:szCs w:val="22"/>
-        </w:rPr>
-        <w:t xml:space="preserve">Картка: редагування → </w:t>
-      </w:r>
-      <w:r>
-        <w:rPr>
-          <w:rFonts w:ascii="Calibri" w:cs="Calibri" w:eastAsia="Calibri" w:hAnsi="Calibri"/>
-          <w:b/>
-          <w:bCs/>
-          <w:color w:val="1A1A18"/>
-          <w:sz w:val="22"/>
-          <w:szCs w:val="22"/>
-        </w:rPr>
-        <w:t xml:space="preserve">Зберегти зміни</w:t>
-      </w:r>
-      <w:r>
-        <w:rPr>
-          <w:rFonts w:ascii="Calibri" w:cs="Calibri" w:eastAsia="Calibri" w:hAnsi="Calibri"/>
-          <w:color w:val="1A1A18"/>
-          <w:sz w:val="22"/>
-          <w:szCs w:val="22"/>
-        </w:rPr>
-        <w:t xml:space="preserve">; </w:t>
-      </w:r>
-      <w:r>
-        <w:rPr>
-          <w:rFonts w:ascii="Calibri" w:cs="Calibri" w:eastAsia="Calibri" w:hAnsi="Calibri"/>
-          <w:b/>
-          <w:bCs/>
-          <w:color w:val="1A1A18"/>
-          <w:sz w:val="22"/>
-          <w:szCs w:val="22"/>
-        </w:rPr>
-        <w:t xml:space="preserve">Копіювати дані</w:t>
-      </w:r>
-      <w:r>
-        <w:rPr>
-          <w:rFonts w:ascii="Calibri" w:cs="Calibri" w:eastAsia="Calibri" w:hAnsi="Calibri"/>
-          <w:color w:val="1A1A18"/>
-          <w:sz w:val="22"/>
-          <w:szCs w:val="22"/>
-        </w:rPr>
-        <w:t xml:space="preserve">; </w:t>
-      </w:r>
-      <w:r>
-        <w:rPr>
-          <w:rFonts w:ascii="Calibri" w:cs="Calibri" w:eastAsia="Calibri" w:hAnsi="Calibri"/>
-          <w:b/>
-          <w:bCs/>
-          <w:color w:val="1A1A18"/>
-          <w:sz w:val="22"/>
-          <w:szCs w:val="22"/>
-        </w:rPr>
-        <w:t xml:space="preserve">Magic Link</w:t>
-      </w:r>
-      <w:r>
-        <w:rPr>
-          <w:rFonts w:ascii="Calibri" w:cs="Calibri" w:eastAsia="Calibri" w:hAnsi="Calibri"/>
-          <w:color w:val="1A1A18"/>
-          <w:sz w:val="22"/>
-          <w:szCs w:val="22"/>
-        </w:rPr>
-        <w:t xml:space="preserve">; </w:t>
-      </w:r>
-      <w:r>
-        <w:rPr>
-          <w:rFonts w:ascii="Calibri" w:cs="Calibri" w:eastAsia="Calibri" w:hAnsi="Calibri"/>
-          <w:b/>
-          <w:bCs/>
-          <w:color w:val="1A1A18"/>
-          <w:sz w:val="22"/>
-          <w:szCs w:val="22"/>
-        </w:rPr>
-        <w:t xml:space="preserve">Видалити медіатора</w:t>
-      </w:r>
-      <w:r>
-        <w:rPr>
-          <w:rFonts w:ascii="Calibri" w:cs="Calibri" w:eastAsia="Calibri" w:hAnsi="Calibri"/>
-          <w:color w:val="1A1A18"/>
-          <w:sz w:val="22"/>
-          <w:szCs w:val="22"/>
-        </w:rPr>
-        <w:t xml:space="preserve">.</w:t>
-      </w:r>
-    </w:p>
-    <w:p>
-      <w:pPr>
-        <w:spacing w:after="160" w:line="276"/>
-      </w:pPr>
-      <w:r>
-        <w:rPr>
-          <w:rFonts w:ascii="Calibri" w:cs="Calibri" w:eastAsia="Calibri" w:hAnsi="Calibri"/>
-          <w:color w:val="1A1A18"/>
-          <w:sz w:val="22"/>
-          <w:szCs w:val="22"/>
-        </w:rPr>
-        <w:t xml:space="preserve">Перший вхід запускає онбординг медіатора. До його завершення панель кімнат недоступна. Надішліть інструкцію медіатора.</w:t>
-      </w:r>
-    </w:p>
-    <w:p>
-      <w:pPr>
-        <w:pBdr>
-          <w:bottom w:val="single" w:color="D8D4CC" w:sz="6" w:space="1"/>
-        </w:pBdr>
-        <w:spacing w:after="120" w:before="120"/>
-      </w:pPr>
-      <w:r>
-        <w:t xml:space="preserve"/>
-      </w:r>
-    </w:p>
-    <w:p>
-      <w:pPr>
-        <w:pStyle w:val="Heading2"/>
-        <w:pBdr>
-          <w:bottom w:val="single" w:color="9A7B2F" w:sz="8" w:space="4"/>
-        </w:pBdr>
-        <w:spacing w:after="120" w:before="280"/>
-      </w:pPr>
-      <w:r>
-        <w:rPr>
-          <w:rFonts w:ascii="Georgia" w:cs="Georgia" w:eastAsia="Georgia" w:hAnsi="Georgia"/>
-          <w:b/>
-          <w:bCs/>
-          <w:color w:val="1A1A18"/>
-          <w:sz w:val="28"/>
-          <w:szCs w:val="28"/>
-        </w:rPr>
-        <w:t xml:space="preserve">10. Налаштування: облікові дані API та моделі</w:t>
-      </w:r>
-    </w:p>
-    <w:p>
-      <w:pPr>
-        <w:spacing w:after="160" w:line="276"/>
-      </w:pPr>
-      <w:r>
-        <w:rPr>
-          <w:rFonts w:ascii="Calibri" w:cs="Calibri" w:eastAsia="Calibri" w:hAnsi="Calibri"/>
-          <w:b/>
-          <w:bCs/>
-          <w:color w:val="1A1A18"/>
-          <w:sz w:val="22"/>
-          <w:szCs w:val="22"/>
-        </w:rPr>
-        <w:t xml:space="preserve">Налаштування</w:t>
-      </w:r>
-      <w:r>
-        <w:rPr>
-          <w:rFonts w:ascii="Calibri" w:cs="Calibri" w:eastAsia="Calibri" w:hAnsi="Calibri"/>
-          <w:color w:val="1A1A18"/>
-          <w:sz w:val="22"/>
-          <w:szCs w:val="22"/>
-        </w:rPr>
-        <w:t xml:space="preserve"> → </w:t>
-      </w:r>
-      <w:r>
-        <w:rPr>
-          <w:rFonts w:ascii="Calibri" w:cs="Calibri" w:eastAsia="Calibri" w:hAnsi="Calibri"/>
-          <w:b/>
-          <w:bCs/>
-          <w:color w:val="1A1A18"/>
-          <w:sz w:val="22"/>
-          <w:szCs w:val="22"/>
-        </w:rPr>
-        <w:t xml:space="preserve">Облікові дані</w:t>
-      </w:r>
-      <w:r>
-        <w:rPr>
-          <w:rFonts w:ascii="Calibri" w:cs="Calibri" w:eastAsia="Calibri" w:hAnsi="Calibri"/>
-          <w:color w:val="1A1A18"/>
-          <w:sz w:val="22"/>
-          <w:szCs w:val="22"/>
-        </w:rPr>
-        <w:t xml:space="preserve">.</w:t>
-      </w:r>
-    </w:p>
-    <w:p>
-      <w:pPr>
-        <w:pStyle w:val="ListParagraph"/>
-        <w:numPr>
-          <w:ilvl w:val="0"/>
-          <w:numId w:val="1"/>
-        </w:numPr>
-        <w:spacing w:after="80"/>
-      </w:pPr>
-      <w:r>
-        <w:rPr>
-          <w:rFonts w:ascii="Calibri" w:cs="Calibri" w:eastAsia="Calibri" w:hAnsi="Calibri"/>
-          <w:b/>
-          <w:bCs/>
-          <w:color w:val="1A1A18"/>
-          <w:sz w:val="22"/>
-          <w:szCs w:val="22"/>
-        </w:rPr>
-        <w:t xml:space="preserve">OpenAI API ключ</w:t>
-      </w:r>
-      <w:r>
-        <w:rPr>
-          <w:rFonts w:ascii="Calibri" w:cs="Calibri" w:eastAsia="Calibri" w:hAnsi="Calibri"/>
-          <w:color w:val="1A1A18"/>
-          <w:sz w:val="22"/>
-          <w:szCs w:val="22"/>
-        </w:rPr>
-        <w:t xml:space="preserve"> — аналіз, медіація, генерація;</w:t>
-      </w:r>
-    </w:p>
-    <w:p>
-      <w:pPr>
-        <w:pStyle w:val="ListParagraph"/>
-        <w:numPr>
-          <w:ilvl w:val="0"/>
-          <w:numId w:val="1"/>
-        </w:numPr>
-        <w:spacing w:after="80"/>
-      </w:pPr>
-      <w:r>
-        <w:rPr>
-          <w:rFonts w:ascii="Calibri" w:cs="Calibri" w:eastAsia="Calibri" w:hAnsi="Calibri"/>
-          <w:b/>
-          <w:bCs/>
-          <w:color w:val="1A1A18"/>
-          <w:sz w:val="22"/>
-          <w:szCs w:val="22"/>
-        </w:rPr>
-        <w:t xml:space="preserve">Airtable API ключ</w:t>
-      </w:r>
-      <w:r>
-        <w:rPr>
-          <w:rFonts w:ascii="Calibri" w:cs="Calibri" w:eastAsia="Calibri" w:hAnsi="Calibri"/>
-          <w:color w:val="1A1A18"/>
-          <w:sz w:val="22"/>
-          <w:szCs w:val="22"/>
-        </w:rPr>
-        <w:t xml:space="preserve"> — статуси зовнішніх тестів;</w:t>
-      </w:r>
-    </w:p>
-    <w:p>
-      <w:pPr>
-        <w:pStyle w:val="ListParagraph"/>
-        <w:numPr>
-          <w:ilvl w:val="0"/>
-          <w:numId w:val="1"/>
-        </w:numPr>
-        <w:spacing w:after="80"/>
-      </w:pPr>
-      <w:r>
-        <w:rPr>
-          <w:rFonts w:ascii="Calibri" w:cs="Calibri" w:eastAsia="Calibri" w:hAnsi="Calibri"/>
-          <w:b/>
-          <w:bCs/>
-          <w:color w:val="1A1A18"/>
-          <w:sz w:val="22"/>
-          <w:szCs w:val="22"/>
-        </w:rPr>
-        <w:t xml:space="preserve">Показати ключ</w:t>
-      </w:r>
-      <w:r>
-        <w:rPr>
-          <w:rFonts w:ascii="Calibri" w:cs="Calibri" w:eastAsia="Calibri" w:hAnsi="Calibri"/>
-          <w:color w:val="1A1A18"/>
-          <w:sz w:val="22"/>
-          <w:szCs w:val="22"/>
-        </w:rPr>
-        <w:t xml:space="preserve"> / </w:t>
-      </w:r>
-      <w:r>
-        <w:rPr>
-          <w:rFonts w:ascii="Calibri" w:cs="Calibri" w:eastAsia="Calibri" w:hAnsi="Calibri"/>
-          <w:b/>
-          <w:bCs/>
-          <w:color w:val="1A1A18"/>
-          <w:sz w:val="22"/>
-          <w:szCs w:val="22"/>
-        </w:rPr>
-        <w:t xml:space="preserve">Приховати ключ</w:t>
-      </w:r>
-      <w:r>
-        <w:rPr>
-          <w:rFonts w:ascii="Calibri" w:cs="Calibri" w:eastAsia="Calibri" w:hAnsi="Calibri"/>
-          <w:color w:val="1A1A18"/>
-          <w:sz w:val="22"/>
-          <w:szCs w:val="22"/>
-        </w:rPr>
-        <w:t xml:space="preserve">.</w:t>
-      </w:r>
-    </w:p>
-    <w:p>
-      <w:pPr>
-        <w:pStyle w:val="Heading3"/>
-        <w:spacing w:after="80" w:before="200"/>
-      </w:pPr>
-      <w:r>
-        <w:rPr>
-          <w:rFonts w:ascii="Calibri" w:cs="Calibri" w:eastAsia="Calibri" w:hAnsi="Calibri"/>
-          <w:b/>
-          <w:bCs/>
-          <w:color w:val="1A1A18"/>
-          <w:sz w:val="24"/>
-          <w:szCs w:val="24"/>
-        </w:rPr>
-        <w:t xml:space="preserve">Моделі чату за навантаженням</w:t>
-      </w:r>
-    </w:p>
-    <w:p>
-      <w:pPr>
-        <w:spacing w:after="160" w:line="276"/>
-      </w:pPr>
-      <w:r>
-        <w:rPr>
-          <w:rFonts w:ascii="Calibri" w:cs="Calibri" w:eastAsia="Calibri" w:hAnsi="Calibri"/>
-          <w:color w:val="1A1A18"/>
-          <w:sz w:val="22"/>
-          <w:szCs w:val="22"/>
-        </w:rPr>
-        <w:t xml:space="preserve">Секція </w:t>
-      </w:r>
-      <w:r>
-        <w:rPr>
-          <w:rFonts w:ascii="Calibri" w:cs="Calibri" w:eastAsia="Calibri" w:hAnsi="Calibri"/>
-          <w:b/>
-          <w:bCs/>
-          <w:color w:val="1A1A18"/>
-          <w:sz w:val="22"/>
-          <w:szCs w:val="22"/>
-        </w:rPr>
-        <w:t xml:space="preserve">Chat models by workload</w:t>
-      </w:r>
-      <w:r>
-        <w:rPr>
-          <w:rFonts w:ascii="Calibri" w:cs="Calibri" w:eastAsia="Calibri" w:hAnsi="Calibri"/>
-          <w:color w:val="1A1A18"/>
-          <w:sz w:val="22"/>
-          <w:szCs w:val="22"/>
-        </w:rPr>
-        <w:t xml:space="preserve"> / </w:t>
-      </w:r>
-      <w:r>
-        <w:rPr>
-          <w:rFonts w:ascii="Calibri" w:cs="Calibri" w:eastAsia="Calibri" w:hAnsi="Calibri"/>
-          <w:b/>
-          <w:bCs/>
-          <w:color w:val="1A1A18"/>
-          <w:sz w:val="22"/>
-          <w:szCs w:val="22"/>
-        </w:rPr>
-        <w:t xml:space="preserve">Моделі чату за навантаженням</w:t>
-      </w:r>
-      <w:r>
-        <w:rPr>
-          <w:rFonts w:ascii="Calibri" w:cs="Calibri" w:eastAsia="Calibri" w:hAnsi="Calibri"/>
-          <w:color w:val="1A1A18"/>
-          <w:sz w:val="22"/>
-          <w:szCs w:val="22"/>
-        </w:rPr>
-        <w:t xml:space="preserve">. Порожній слот падає на попереднє єдине значення моделі. </w:t>
-      </w:r>
-      <w:r>
-        <w:rPr>
-          <w:rFonts w:ascii="Calibri" w:cs="Calibri" w:eastAsia="Calibri" w:hAnsi="Calibri"/>
-          <w:b/>
-          <w:bCs/>
-          <w:color w:val="1A1A18"/>
-          <w:sz w:val="22"/>
-          <w:szCs w:val="22"/>
-        </w:rPr>
-        <w:t xml:space="preserve">Оновити моделі</w:t>
-      </w:r>
-      <w:r>
-        <w:rPr>
-          <w:rFonts w:ascii="Calibri" w:cs="Calibri" w:eastAsia="Calibri" w:hAnsi="Calibri"/>
-          <w:color w:val="1A1A18"/>
-          <w:sz w:val="22"/>
-          <w:szCs w:val="22"/>
-        </w:rPr>
-        <w:t xml:space="preserve"> / </w:t>
-      </w:r>
-      <w:r>
-        <w:rPr>
-          <w:rFonts w:ascii="Calibri" w:cs="Calibri" w:eastAsia="Calibri" w:hAnsi="Calibri"/>
-          <w:b/>
-          <w:bCs/>
-          <w:color w:val="1A1A18"/>
-          <w:sz w:val="22"/>
-          <w:szCs w:val="22"/>
-        </w:rPr>
-        <w:t xml:space="preserve">Завантаження моделей…</w:t>
-      </w:r>
-      <w:r>
-        <w:rPr>
-          <w:rFonts w:ascii="Calibri" w:cs="Calibri" w:eastAsia="Calibri" w:hAnsi="Calibri"/>
-          <w:color w:val="1A1A18"/>
-          <w:sz w:val="22"/>
-          <w:szCs w:val="22"/>
-        </w:rPr>
-        <w:t xml:space="preserve">.</w:t>
+        <w:t xml:space="preserve">Колонки</w:t>
       </w:r>
     </w:p>
     <w:tbl>
@@ -4772,7 +3813,7 @@
                 <w:sz w:val="18"/>
                 <w:szCs w:val="18"/>
               </w:rPr>
-              <w:t xml:space="preserve">Слот</w:t>
+              <w:t xml:space="preserve">Колонка</w:t>
             </w:r>
           </w:p>
         </w:tc>
@@ -4797,7 +3838,7 @@
                 <w:sz w:val="18"/>
                 <w:szCs w:val="18"/>
               </w:rPr>
-              <w:t xml:space="preserve">Для чого</w:t>
+              <w:t xml:space="preserve">Значення</w:t>
             </w:r>
           </w:p>
         </w:tc>
@@ -4823,7 +3864,7 @@
                 <w:sz w:val="18"/>
                 <w:szCs w:val="18"/>
               </w:rPr>
-              <w:t xml:space="preserve">Діалог</w:t>
+              <w:t xml:space="preserve">Назва</w:t>
             </w:r>
           </w:p>
         </w:tc>
@@ -4845,7 +3886,27 @@
                 <w:sz w:val="18"/>
                 <w:szCs w:val="18"/>
               </w:rPr>
-              <w:t xml:space="preserve">Відкриття, живі питання, підсумки, модерація, формулювання</w:t>
+              <w:t xml:space="preserve">Ім’я; опис під назвою (клац по назві або </w:t>
+            </w:r>
+            <w:r>
+              <w:rPr>
+                <w:rFonts w:ascii="Calibri" w:cs="Calibri" w:eastAsia="Calibri" w:hAnsi="Calibri"/>
+                <w:b/>
+                <w:bCs/>
+                <w:color w:val="1A1A18"/>
+                <w:sz w:val="18"/>
+                <w:szCs w:val="18"/>
+              </w:rPr>
+              <w:t xml:space="preserve">Редагувати</w:t>
+            </w:r>
+            <w:r>
+              <w:rPr>
+                <w:rFonts w:ascii="Calibri" w:cs="Calibri" w:eastAsia="Calibri" w:hAnsi="Calibri"/>
+                <w:color w:val="1A1A18"/>
+                <w:sz w:val="18"/>
+                <w:szCs w:val="18"/>
+              </w:rPr>
+              <w:t xml:space="preserve">)</w:t>
             </w:r>
           </w:p>
         </w:tc>
@@ -4871,7 +3932,7 @@
                 <w:sz w:val="18"/>
                 <w:szCs w:val="18"/>
               </w:rPr>
-              <w:t xml:space="preserve">Артефакти</w:t>
+              <w:t xml:space="preserve">Логін</w:t>
             </w:r>
           </w:p>
         </w:tc>
@@ -4893,7 +3954,7 @@
                 <w:sz w:val="18"/>
                 <w:szCs w:val="18"/>
               </w:rPr>
-              <w:t xml:space="preserve">Варіанти, компроміс, проєкт угоди</w:t>
+              <w:t xml:space="preserve">psylex_…</w:t>
             </w:r>
           </w:p>
         </w:tc>
@@ -4919,7 +3980,7 @@
                 <w:sz w:val="18"/>
                 <w:szCs w:val="18"/>
               </w:rPr>
-              <w:t xml:space="preserve">Швидка</w:t>
+              <w:t xml:space="preserve">Роль</w:t>
             </w:r>
           </w:p>
         </w:tc>
@@ -4941,7 +4002,38 @@
                 <w:sz w:val="18"/>
                 <w:szCs w:val="18"/>
               </w:rPr>
-              <w:t xml:space="preserve">Переклад і визначення мови</w:t>
+              <w:t xml:space="preserve">Бейдж </w:t>
+            </w:r>
+            <w:r>
+              <w:rPr>
+                <w:rFonts w:ascii="Calibri" w:cs="Calibri" w:eastAsia="Calibri" w:hAnsi="Calibri"/>
+                <w:b/>
+                <w:bCs/>
+                <w:color w:val="1A1A18"/>
+                <w:sz w:val="18"/>
+                <w:szCs w:val="18"/>
+              </w:rPr>
+              <w:t xml:space="preserve">A</w:t>
+            </w:r>
+            <w:r>
+              <w:rPr>
+                <w:rFonts w:ascii="Calibri" w:cs="Calibri" w:eastAsia="Calibri" w:hAnsi="Calibri"/>
+                <w:color w:val="1A1A18"/>
+                <w:sz w:val="18"/>
+                <w:szCs w:val="18"/>
+              </w:rPr>
+              <w:t xml:space="preserve"> або </w:t>
+            </w:r>
+            <w:r>
+              <w:rPr>
+                <w:rFonts w:ascii="Calibri" w:cs="Calibri" w:eastAsia="Calibri" w:hAnsi="Calibri"/>
+                <w:b/>
+                <w:bCs/>
+                <w:color w:val="1A1A18"/>
+                <w:sz w:val="18"/>
+                <w:szCs w:val="18"/>
+              </w:rPr>
+              <w:t xml:space="preserve">B</w:t>
             </w:r>
           </w:p>
         </w:tc>
@@ -4967,7 +4059,7 @@
                 <w:sz w:val="18"/>
                 <w:szCs w:val="18"/>
               </w:rPr>
-              <w:t xml:space="preserve">Пайплайн</w:t>
+              <w:t xml:space="preserve">Кімнати</w:t>
             </w:r>
           </w:p>
         </w:tc>
@@ -4989,7 +4081,18 @@
                 <w:sz w:val="18"/>
                 <w:szCs w:val="18"/>
               </w:rPr>
-              <w:t xml:space="preserve">Агенти після інтейку та правовий аналіз</w:t>
+              <w:t xml:space="preserve">Членства з бейджем A/B + назва кімнати, або курсивом </w:t>
+            </w:r>
+            <w:r>
+              <w:rPr>
+                <w:rFonts w:ascii="Calibri" w:cs="Calibri" w:eastAsia="Calibri" w:hAnsi="Calibri"/>
+                <w:b/>
+                <w:bCs/>
+                <w:color w:val="1A1A18"/>
+                <w:sz w:val="18"/>
+                <w:szCs w:val="18"/>
+              </w:rPr>
+              <w:t xml:space="preserve">Без кімнат</w:t>
             </w:r>
           </w:p>
         </w:tc>
@@ -5015,7 +4118,7 @@
                 <w:sz w:val="18"/>
                 <w:szCs w:val="18"/>
               </w:rPr>
-              <w:t xml:space="preserve">RAG-чат</w:t>
+              <w:t xml:space="preserve">Тести</w:t>
             </w:r>
           </w:p>
         </w:tc>
@@ -5037,7 +4140,27 @@
                 <w:sz w:val="18"/>
                 <w:szCs w:val="18"/>
               </w:rPr>
-              <w:t xml:space="preserve">Планування пошуку та відповіді на запити</w:t>
+              <w:t xml:space="preserve">Чіпи </w:t>
+            </w:r>
+            <w:r>
+              <w:rPr>
+                <w:rFonts w:ascii="Calibri" w:cs="Calibri" w:eastAsia="Calibri" w:hAnsi="Calibri"/>
+                <w:b/>
+                <w:bCs/>
+                <w:color w:val="1A1A18"/>
+                <w:sz w:val="18"/>
+                <w:szCs w:val="18"/>
+              </w:rPr>
+              <w:t xml:space="preserve">T1–T4</w:t>
+            </w:r>
+            <w:r>
+              <w:rPr>
+                <w:rFonts w:ascii="Calibri" w:cs="Calibri" w:eastAsia="Calibri" w:hAnsi="Calibri"/>
+                <w:color w:val="1A1A18"/>
+                <w:sz w:val="18"/>
+                <w:szCs w:val="18"/>
+              </w:rPr>
+              <w:t xml:space="preserve"> (зелений/червоний) із датами за наявності</w:t>
             </w:r>
           </w:p>
         </w:tc>
@@ -5063,7 +4186,7 @@
                 <w:sz w:val="18"/>
                 <w:szCs w:val="18"/>
               </w:rPr>
-              <w:t xml:space="preserve">Довідка</w:t>
+              <w:t xml:space="preserve">Промпт бота</w:t>
             </w:r>
           </w:p>
         </w:tc>
@@ -5085,7 +4208,75 @@
                 <w:sz w:val="18"/>
                 <w:szCs w:val="18"/>
               </w:rPr>
-              <w:t xml:space="preserve">Віджет довідки в продукті</w:t>
+              <w:t xml:space="preserve">Чіп </w:t>
+            </w:r>
+            <w:r>
+              <w:rPr>
+                <w:rFonts w:ascii="Calibri" w:cs="Calibri" w:eastAsia="Calibri" w:hAnsi="Calibri"/>
+                <w:b/>
+                <w:bCs/>
+                <w:color w:val="1A1A18"/>
+                <w:sz w:val="18"/>
+                <w:szCs w:val="18"/>
+              </w:rPr>
+              <w:t xml:space="preserve">BP</w:t>
+            </w:r>
+            <w:r>
+              <w:rPr>
+                <w:rFonts w:ascii="Calibri" w:cs="Calibri" w:eastAsia="Calibri" w:hAnsi="Calibri"/>
+                <w:color w:val="1A1A18"/>
+                <w:sz w:val="18"/>
+                <w:szCs w:val="18"/>
+              </w:rPr>
+              <w:t xml:space="preserve"> із датою за наявності</w:t>
+            </w:r>
+          </w:p>
+        </w:tc>
+      </w:tr>
+      <w:tr>
+        <w:tc>
+          <w:tcPr>
+            <w:tcW w:type="dxa" w:w="4500"/>
+            <w:tcBorders>
+              <w:top w:val="single" w:color="D8D4CC" w:sz="4"/>
+              <w:left w:val="single" w:color="D8D4CC" w:sz="4"/>
+              <w:bottom w:val="single" w:color="D8D4CC" w:sz="4"/>
+              <w:right w:val="single" w:color="D8D4CC" w:sz="4"/>
+            </w:tcBorders>
+          </w:tcPr>
+          <w:p>
+            <w:r>
+              <w:rPr>
+                <w:rFonts w:ascii="Calibri" w:cs="Calibri" w:eastAsia="Calibri" w:hAnsi="Calibri"/>
+                <w:b/>
+                <w:bCs/>
+                <w:color w:val="1A1A18"/>
+                <w:sz w:val="18"/>
+                <w:szCs w:val="18"/>
+              </w:rPr>
+              <w:t xml:space="preserve">Дії</w:t>
+            </w:r>
+          </w:p>
+        </w:tc>
+        <w:tc>
+          <w:tcPr>
+            <w:tcW w:type="dxa" w:w="4500"/>
+            <w:tcBorders>
+              <w:top w:val="single" w:color="D8D4CC" w:sz="4"/>
+              <w:left w:val="single" w:color="D8D4CC" w:sz="4"/>
+              <w:bottom w:val="single" w:color="D8D4CC" w:sz="4"/>
+              <w:right w:val="single" w:color="D8D4CC" w:sz="4"/>
+            </w:tcBorders>
+          </w:tcPr>
+          <w:p>
+            <w:r>
+              <w:rPr>
+                <w:rFonts w:ascii="Calibri" w:cs="Calibri" w:eastAsia="Calibri" w:hAnsi="Calibri"/>
+                <w:color w:val="1A1A18"/>
+                <w:sz w:val="18"/>
+                <w:szCs w:val="18"/>
+              </w:rPr>
+              <w:t xml:space="preserve">Редагувати, Видалити, меню ⋮ перескладання</w:t>
             </w:r>
           </w:p>
         </w:tc>
@@ -5101,6 +4292,210 @@
     </w:p>
     <w:p>
       <w:pPr>
+        <w:pStyle w:val="Heading3"/>
+        <w:spacing w:after="80" w:before="200"/>
+      </w:pPr>
+      <w:r>
+        <w:rPr>
+          <w:rFonts w:ascii="Calibri" w:cs="Calibri" w:eastAsia="Calibri" w:hAnsi="Calibri"/>
+          <w:b/>
+          <w:bCs/>
+          <w:color w:val="1A1A18"/>
+          <w:sz w:val="24"/>
+          <w:szCs w:val="24"/>
+        </w:rPr>
+        <w:t xml:space="preserve">Редагування сторони</w:t>
+      </w:r>
+    </w:p>
+    <w:p>
+      <w:pPr>
+        <w:pStyle w:val="ListParagraph"/>
+        <w:numPr>
+          <w:ilvl w:val="0"/>
+          <w:numId w:val="2"/>
+        </w:numPr>
+        <w:spacing w:after="80"/>
+      </w:pPr>
+      <w:r>
+        <w:rPr>
+          <w:rFonts w:ascii="Calibri" w:cs="Calibri" w:eastAsia="Calibri" w:hAnsi="Calibri"/>
+          <w:b/>
+          <w:bCs/>
+          <w:color w:val="1A1A18"/>
+          <w:sz w:val="22"/>
+          <w:szCs w:val="22"/>
+        </w:rPr>
+        <w:t xml:space="preserve">Редагувати</w:t>
+      </w:r>
+      <w:r>
+        <w:rPr>
+          <w:rFonts w:ascii="Calibri" w:cs="Calibri" w:eastAsia="Calibri" w:hAnsi="Calibri"/>
+          <w:color w:val="1A1A18"/>
+          <w:sz w:val="22"/>
+          <w:szCs w:val="22"/>
+        </w:rPr>
+        <w:t xml:space="preserve"> (або клац по назві) → модальне вікно </w:t>
+      </w:r>
+      <w:r>
+        <w:rPr>
+          <w:rFonts w:ascii="Calibri" w:cs="Calibri" w:eastAsia="Calibri" w:hAnsi="Calibri"/>
+          <w:b/>
+          <w:bCs/>
+          <w:color w:val="1A1A18"/>
+          <w:sz w:val="22"/>
+          <w:szCs w:val="22"/>
+        </w:rPr>
+        <w:t xml:space="preserve">Редагувати сторону</w:t>
+      </w:r>
+      <w:r>
+        <w:rPr>
+          <w:rFonts w:ascii="Calibri" w:cs="Calibri" w:eastAsia="Calibri" w:hAnsi="Calibri"/>
+          <w:color w:val="1A1A18"/>
+          <w:sz w:val="22"/>
+          <w:szCs w:val="22"/>
+        </w:rPr>
+        <w:t xml:space="preserve"> (логін · роль).</w:t>
+      </w:r>
+    </w:p>
+    <w:p>
+      <w:pPr>
+        <w:pStyle w:val="ListParagraph"/>
+        <w:numPr>
+          <w:ilvl w:val="0"/>
+          <w:numId w:val="2"/>
+        </w:numPr>
+        <w:spacing w:after="80"/>
+      </w:pPr>
+      <w:r>
+        <w:rPr>
+          <w:rFonts w:ascii="Calibri" w:cs="Calibri" w:eastAsia="Calibri" w:hAnsi="Calibri"/>
+          <w:b/>
+          <w:bCs/>
+          <w:color w:val="1A1A18"/>
+          <w:sz w:val="22"/>
+          <w:szCs w:val="22"/>
+        </w:rPr>
+        <w:t xml:space="preserve">Назва</w:t>
+      </w:r>
+      <w:r>
+        <w:rPr>
+          <w:rFonts w:ascii="Calibri" w:cs="Calibri" w:eastAsia="Calibri" w:hAnsi="Calibri"/>
+          <w:color w:val="1A1A18"/>
+          <w:sz w:val="22"/>
+          <w:szCs w:val="22"/>
+        </w:rPr>
+        <w:t xml:space="preserve"> і </w:t>
+      </w:r>
+      <w:r>
+        <w:rPr>
+          <w:rFonts w:ascii="Calibri" w:cs="Calibri" w:eastAsia="Calibri" w:hAnsi="Calibri"/>
+          <w:b/>
+          <w:bCs/>
+          <w:color w:val="1A1A18"/>
+          <w:sz w:val="22"/>
+          <w:szCs w:val="22"/>
+        </w:rPr>
+        <w:t xml:space="preserve">Опис</w:t>
+      </w:r>
+      <w:r>
+        <w:rPr>
+          <w:rFonts w:ascii="Calibri" w:cs="Calibri" w:eastAsia="Calibri" w:hAnsi="Calibri"/>
+          <w:color w:val="1A1A18"/>
+          <w:sz w:val="22"/>
+          <w:szCs w:val="22"/>
+        </w:rPr>
+        <w:t xml:space="preserve"> обов’язкові. </w:t>
+      </w:r>
+      <w:r>
+        <w:rPr>
+          <w:rFonts w:ascii="Calibri" w:cs="Calibri" w:eastAsia="Calibri" w:hAnsi="Calibri"/>
+          <w:b/>
+          <w:bCs/>
+          <w:color w:val="1A1A18"/>
+          <w:sz w:val="22"/>
+          <w:szCs w:val="22"/>
+        </w:rPr>
+        <w:t xml:space="preserve">Зберегти зміни</w:t>
+      </w:r>
+      <w:r>
+        <w:rPr>
+          <w:rFonts w:ascii="Calibri" w:cs="Calibri" w:eastAsia="Calibri" w:hAnsi="Calibri"/>
+          <w:color w:val="1A1A18"/>
+          <w:sz w:val="22"/>
+          <w:szCs w:val="22"/>
+        </w:rPr>
+        <w:t xml:space="preserve"> неактивне, доки немає змін і поля непорожні.</w:t>
+      </w:r>
+    </w:p>
+    <w:p>
+      <w:pPr>
+        <w:pStyle w:val="ListParagraph"/>
+        <w:numPr>
+          <w:ilvl w:val="0"/>
+          <w:numId w:val="2"/>
+        </w:numPr>
+        <w:spacing w:after="80"/>
+      </w:pPr>
+      <w:r>
+        <w:rPr>
+          <w:rFonts w:ascii="Calibri" w:cs="Calibri" w:eastAsia="Calibri" w:hAnsi="Calibri"/>
+          <w:color w:val="1A1A18"/>
+          <w:sz w:val="22"/>
+          <w:szCs w:val="22"/>
+        </w:rPr>
+        <w:t xml:space="preserve">Успіх: </w:t>
+      </w:r>
+      <w:r>
+        <w:rPr>
+          <w:rFonts w:ascii="Calibri" w:cs="Calibri" w:eastAsia="Calibri" w:hAnsi="Calibri"/>
+          <w:b/>
+          <w:bCs/>
+          <w:color w:val="1A1A18"/>
+          <w:sz w:val="22"/>
+          <w:szCs w:val="22"/>
+        </w:rPr>
+        <w:t xml:space="preserve">Сторону оновлено.</w:t>
+      </w:r>
+      <w:r>
+        <w:rPr>
+          <w:rFonts w:ascii="Calibri" w:cs="Calibri" w:eastAsia="Calibri" w:hAnsi="Calibri"/>
+          <w:color w:val="1A1A18"/>
+          <w:sz w:val="22"/>
+          <w:szCs w:val="22"/>
+        </w:rPr>
+        <w:t xml:space="preserve"> Помилка: </w:t>
+      </w:r>
+      <w:r>
+        <w:rPr>
+          <w:rFonts w:ascii="Calibri" w:cs="Calibri" w:eastAsia="Calibri" w:hAnsi="Calibri"/>
+          <w:b/>
+          <w:bCs/>
+          <w:color w:val="1A1A18"/>
+          <w:sz w:val="22"/>
+          <w:szCs w:val="22"/>
+        </w:rPr>
+        <w:t xml:space="preserve">Не вдалося оновити сторону.</w:t>
+      </w:r>
+    </w:p>
+    <w:p>
+      <w:pPr>
+        <w:pStyle w:val="Heading3"/>
+        <w:spacing w:after="80" w:before="200"/>
+      </w:pPr>
+      <w:r>
+        <w:rPr>
+          <w:rFonts w:ascii="Calibri" w:cs="Calibri" w:eastAsia="Calibri" w:hAnsi="Calibri"/>
+          <w:b/>
+          <w:bCs/>
+          <w:color w:val="1A1A18"/>
+          <w:sz w:val="24"/>
+          <w:szCs w:val="24"/>
+        </w:rPr>
+        <w:t xml:space="preserve">Видалити сторону</w:t>
+      </w:r>
+    </w:p>
+    <w:p>
+      <w:pPr>
         <w:spacing w:after="160" w:line="276"/>
       </w:pPr>
       <w:r>
@@ -5112,135 +4507,16 @@
           <w:sz w:val="22"/>
           <w:szCs w:val="22"/>
         </w:rPr>
-        <w:t xml:space="preserve">Зберегти</w:t>
-      </w:r>
-      <w:r>
-        <w:rPr>
-          <w:rFonts w:ascii="Calibri" w:cs="Calibri" w:eastAsia="Calibri" w:hAnsi="Calibri"/>
-          <w:color w:val="1A1A18"/>
-          <w:sz w:val="22"/>
-          <w:szCs w:val="22"/>
-        </w:rPr>
-        <w:t xml:space="preserve"> → </w:t>
-      </w:r>
-      <w:r>
-        <w:rPr>
-          <w:rFonts w:ascii="Calibri" w:cs="Calibri" w:eastAsia="Calibri" w:hAnsi="Calibri"/>
-          <w:b/>
-          <w:bCs/>
-          <w:color w:val="1A1A18"/>
-          <w:sz w:val="22"/>
-          <w:szCs w:val="22"/>
-        </w:rPr>
-        <w:t xml:space="preserve">Налаштування збережено</w:t>
-      </w:r>
-      <w:r>
-        <w:rPr>
-          <w:rFonts w:ascii="Calibri" w:cs="Calibri" w:eastAsia="Calibri" w:hAnsi="Calibri"/>
-          <w:color w:val="1A1A18"/>
-          <w:sz w:val="22"/>
-          <w:szCs w:val="22"/>
-        </w:rPr>
-        <w:t xml:space="preserve">.</w:t>
-      </w:r>
-    </w:p>
-    <w:p>
-      <w:pPr>
-        <w:spacing w:after="160" w:line="276"/>
-      </w:pPr>
-      <w:r>
-        <w:rPr>
-          <w:rFonts w:ascii="Calibri" w:cs="Calibri" w:eastAsia="Calibri" w:hAnsi="Calibri"/>
-          <w:color w:val="1A1A18"/>
-          <w:sz w:val="22"/>
-          <w:szCs w:val="22"/>
-        </w:rPr>
-        <w:t xml:space="preserve">Без валідного ключа OpenAI пайплайн і сесія не працюватимуть.</w:t>
-      </w:r>
-    </w:p>
-    <w:p>
-      <w:pPr>
-        <w:pBdr>
-          <w:bottom w:val="single" w:color="D8D4CC" w:sz="6" w:space="1"/>
-        </w:pBdr>
-        <w:spacing w:after="120" w:before="120"/>
-      </w:pPr>
-      <w:r>
-        <w:t xml:space="preserve"/>
-      </w:r>
-    </w:p>
-    <w:p>
-      <w:pPr>
-        <w:pStyle w:val="Heading2"/>
-        <w:pBdr>
-          <w:bottom w:val="single" w:color="9A7B2F" w:sz="8" w:space="4"/>
-        </w:pBdr>
-        <w:spacing w:after="120" w:before="280"/>
-      </w:pPr>
-      <w:r>
-        <w:rPr>
-          <w:rFonts w:ascii="Georgia" w:cs="Georgia" w:eastAsia="Georgia" w:hAnsi="Georgia"/>
-          <w:b/>
-          <w:bCs/>
-          <w:color w:val="1A1A18"/>
-          <w:sz w:val="28"/>
-          <w:szCs w:val="28"/>
-        </w:rPr>
-        <w:t xml:space="preserve">11. Налаштування: тести</w:t>
-      </w:r>
-    </w:p>
-    <w:p>
-      <w:pPr>
-        <w:spacing w:after="160" w:line="276"/>
-      </w:pPr>
-      <w:r>
-        <w:rPr>
-          <w:rFonts w:ascii="Calibri" w:cs="Calibri" w:eastAsia="Calibri" w:hAnsi="Calibri"/>
-          <w:color w:val="1A1A18"/>
-          <w:sz w:val="22"/>
-          <w:szCs w:val="22"/>
-        </w:rPr>
-        <w:t xml:space="preserve">Вкладка </w:t>
-      </w:r>
-      <w:r>
-        <w:rPr>
-          <w:rFonts w:ascii="Calibri" w:cs="Calibri" w:eastAsia="Calibri" w:hAnsi="Calibri"/>
-          <w:b/>
-          <w:bCs/>
-          <w:color w:val="1A1A18"/>
-          <w:sz w:val="22"/>
-          <w:szCs w:val="22"/>
-        </w:rPr>
-        <w:t xml:space="preserve">Тести</w:t>
-      </w:r>
-      <w:r>
-        <w:rPr>
-          <w:rFonts w:ascii="Calibri" w:cs="Calibri" w:eastAsia="Calibri" w:hAnsi="Calibri"/>
-          <w:color w:val="1A1A18"/>
-          <w:sz w:val="22"/>
-          <w:szCs w:val="22"/>
-        </w:rPr>
-        <w:t xml:space="preserve">. Чотири </w:t>
-      </w:r>
-      <w:r>
-        <w:rPr>
-          <w:rFonts w:ascii="Calibri" w:cs="Calibri" w:eastAsia="Calibri" w:hAnsi="Calibri"/>
-          <w:b/>
-          <w:bCs/>
-          <w:color w:val="1A1A18"/>
-          <w:sz w:val="22"/>
-          <w:szCs w:val="22"/>
-        </w:rPr>
-        <w:t xml:space="preserve">Посилання на тест</w:t>
-      </w:r>
-      <w:r>
-        <w:rPr>
-          <w:rFonts w:ascii="Calibri" w:cs="Calibri" w:eastAsia="Calibri" w:hAnsi="Calibri"/>
-          <w:color w:val="1A1A18"/>
-          <w:sz w:val="22"/>
-          <w:szCs w:val="22"/>
-        </w:rPr>
-        <w:t xml:space="preserve">:</w:t>
+        <w:t xml:space="preserve">Видалити сторону</w:t>
+      </w:r>
+      <w:r>
+        <w:rPr>
+          <w:rFonts w:ascii="Calibri" w:cs="Calibri" w:eastAsia="Calibri" w:hAnsi="Calibri"/>
+          <w:color w:val="1A1A18"/>
+          <w:sz w:val="22"/>
+          <w:szCs w:val="22"/>
+        </w:rPr>
+        <w:t xml:space="preserve"> відкриває підтвердження. Зміст:</w:t>
       </w:r>
     </w:p>
     <w:p>
@@ -5261,7 +4537,16 @@
           <w:sz w:val="22"/>
           <w:szCs w:val="22"/>
         </w:rPr>
-        <w:t xml:space="preserve">Який мій тип характеру</w:t>
+        <w:t xml:space="preserve">Обліковий запис сторони видаляється</w:t>
+      </w:r>
+      <w:r>
+        <w:rPr>
+          <w:rFonts w:ascii="Calibri" w:cs="Calibri" w:eastAsia="Calibri" w:hAnsi="Calibri"/>
+          <w:color w:val="1A1A18"/>
+          <w:sz w:val="22"/>
+          <w:szCs w:val="22"/>
+        </w:rPr>
+        <w:t xml:space="preserve">.</w:t>
       </w:r>
     </w:p>
     <w:p>
@@ -5282,16 +4567,36 @@
           <w:sz w:val="22"/>
           <w:szCs w:val="22"/>
         </w:rPr>
-        <w:t xml:space="preserve">Обличчям до страху</w:t>
-      </w:r>
-      <w:r>
-        <w:rPr>
-          <w:rFonts w:ascii="Calibri" w:cs="Calibri" w:eastAsia="Calibri" w:hAnsi="Calibri"/>
-          <w:color w:val="1A1A18"/>
-          <w:sz w:val="22"/>
-          <w:szCs w:val="22"/>
-        </w:rPr>
-        <w:t xml:space="preserve"> (у полі адмінки може бути формулювання «Віч-на-віч зі страхом»)</w:t>
+        <w:t xml:space="preserve">Кожна кімната</w:t>
+      </w:r>
+      <w:r>
+        <w:rPr>
+          <w:rFonts w:ascii="Calibri" w:cs="Calibri" w:eastAsia="Calibri" w:hAnsi="Calibri"/>
+          <w:color w:val="1A1A18"/>
+          <w:sz w:val="22"/>
+          <w:szCs w:val="22"/>
+        </w:rPr>
+        <w:t xml:space="preserve">, до якої належить ця сторона, </w:t>
+      </w:r>
+      <w:r>
+        <w:rPr>
+          <w:rFonts w:ascii="Calibri" w:cs="Calibri" w:eastAsia="Calibri" w:hAnsi="Calibri"/>
+          <w:b/>
+          <w:bCs/>
+          <w:color w:val="1A1A18"/>
+          <w:sz w:val="22"/>
+          <w:szCs w:val="22"/>
+        </w:rPr>
+        <w:t xml:space="preserve">видаляється назавжди</w:t>
+      </w:r>
+      <w:r>
+        <w:rPr>
+          <w:rFonts w:ascii="Calibri" w:cs="Calibri" w:eastAsia="Calibri" w:hAnsi="Calibri"/>
+          <w:color w:val="1A1A18"/>
+          <w:sz w:val="22"/>
+          <w:szCs w:val="22"/>
+        </w:rPr>
+        <w:t xml:space="preserve">.</w:t>
       </w:r>
     </w:p>
     <w:p>
@@ -5306,13 +4611,31 @@
       <w:r>
         <w:rPr>
           <w:rFonts w:ascii="Calibri" w:cs="Calibri" w:eastAsia="Calibri" w:hAnsi="Calibri"/>
-          <w:b/>
-          <w:bCs/>
-          <w:color w:val="1A1A18"/>
-          <w:sz w:val="22"/>
-          <w:szCs w:val="22"/>
-        </w:rPr>
-        <w:t xml:space="preserve">Риси характеру</w:t>
+          <w:color w:val="1A1A18"/>
+          <w:sz w:val="22"/>
+          <w:szCs w:val="22"/>
+        </w:rPr>
+        <w:t xml:space="preserve">Інші сторони, які були лише в тих кімнатах, </w:t>
+      </w:r>
+      <w:r>
+        <w:rPr>
+          <w:rFonts w:ascii="Calibri" w:cs="Calibri" w:eastAsia="Calibri" w:hAnsi="Calibri"/>
+          <w:b/>
+          <w:bCs/>
+          <w:color w:val="1A1A18"/>
+          <w:sz w:val="22"/>
+          <w:szCs w:val="22"/>
+        </w:rPr>
+        <w:t xml:space="preserve">залишаються</w:t>
+      </w:r>
+      <w:r>
+        <w:rPr>
+          <w:rFonts w:ascii="Calibri" w:cs="Calibri" w:eastAsia="Calibri" w:hAnsi="Calibri"/>
+          <w:color w:val="1A1A18"/>
+          <w:sz w:val="22"/>
+          <w:szCs w:val="22"/>
+        </w:rPr>
+        <w:t xml:space="preserve"> як вільні / безкімнатні акаунти (не видаляються).</w:t>
       </w:r>
     </w:p>
     <w:p>
@@ -5327,13 +4650,31 @@
       <w:r>
         <w:rPr>
           <w:rFonts w:ascii="Calibri" w:cs="Calibri" w:eastAsia="Calibri" w:hAnsi="Calibri"/>
-          <w:b/>
-          <w:bCs/>
-          <w:color w:val="1A1A18"/>
-          <w:sz w:val="22"/>
-          <w:szCs w:val="22"/>
-        </w:rPr>
-        <w:t xml:space="preserve">Конфлікти особистості</w:t>
+          <w:color w:val="1A1A18"/>
+          <w:sz w:val="22"/>
+          <w:szCs w:val="22"/>
+        </w:rPr>
+        <w:t xml:space="preserve">Дію </w:t>
+      </w:r>
+      <w:r>
+        <w:rPr>
+          <w:rFonts w:ascii="Calibri" w:cs="Calibri" w:eastAsia="Calibri" w:hAnsi="Calibri"/>
+          <w:b/>
+          <w:bCs/>
+          <w:color w:val="1A1A18"/>
+          <w:sz w:val="22"/>
+          <w:szCs w:val="22"/>
+        </w:rPr>
+        <w:t xml:space="preserve">не скасувати</w:t>
+      </w:r>
+      <w:r>
+        <w:rPr>
+          <w:rFonts w:ascii="Calibri" w:cs="Calibri" w:eastAsia="Calibri" w:hAnsi="Calibri"/>
+          <w:color w:val="1A1A18"/>
+          <w:sz w:val="22"/>
+          <w:szCs w:val="22"/>
+        </w:rPr>
+        <w:t xml:space="preserve">.</w:t>
       </w:r>
     </w:p>
     <w:p>
@@ -5347,58 +4688,38 @@
           <w:sz w:val="22"/>
           <w:szCs w:val="22"/>
         </w:rPr>
-        <w:t xml:space="preserve">Саме ці URL відкриває </w:t>
-      </w:r>
-      <w:r>
-        <w:rPr>
-          <w:rFonts w:ascii="Calibri" w:cs="Calibri" w:eastAsia="Calibri" w:hAnsi="Calibri"/>
-          <w:b/>
-          <w:bCs/>
-          <w:color w:val="1A1A18"/>
-          <w:sz w:val="22"/>
-          <w:szCs w:val="22"/>
-        </w:rPr>
-        <w:t xml:space="preserve">Відкрити тест</w:t>
-      </w:r>
-      <w:r>
-        <w:rPr>
-          <w:rFonts w:ascii="Calibri" w:cs="Calibri" w:eastAsia="Calibri" w:hAnsi="Calibri"/>
-          <w:color w:val="1A1A18"/>
-          <w:sz w:val="22"/>
-          <w:szCs w:val="22"/>
-        </w:rPr>
-        <w:t xml:space="preserve"> в онбордингу. Порожній або невірний URL блокує прогрес учасника.</w:t>
-      </w:r>
-    </w:p>
-    <w:p>
-      <w:pPr>
-        <w:pBdr>
-          <w:bottom w:val="single" w:color="D8D4CC" w:sz="6" w:space="1"/>
-        </w:pBdr>
-        <w:spacing w:after="120" w:before="120"/>
-      </w:pPr>
-      <w:r>
-        <w:t xml:space="preserve"/>
-      </w:r>
-    </w:p>
-    <w:p>
-      <w:pPr>
-        <w:pStyle w:val="Heading2"/>
-        <w:pBdr>
-          <w:bottom w:val="single" w:color="9A7B2F" w:sz="8" w:space="4"/>
-        </w:pBdr>
-        <w:spacing w:after="120" w:before="280"/>
-      </w:pPr>
-      <w:r>
-        <w:rPr>
-          <w:rFonts w:ascii="Georgia" w:cs="Georgia" w:eastAsia="Georgia" w:hAnsi="Georgia"/>
-          <w:b/>
-          <w:bCs/>
-          <w:color w:val="1A1A18"/>
-          <w:sz w:val="28"/>
-          <w:szCs w:val="28"/>
-        </w:rPr>
-        <w:t xml:space="preserve">12. Налаштування: промпти агентів</w:t>
+        <w:t xml:space="preserve">Успіх: </w:t>
+      </w:r>
+      <w:r>
+        <w:rPr>
+          <w:rFonts w:ascii="Calibri" w:cs="Calibri" w:eastAsia="Calibri" w:hAnsi="Calibri"/>
+          <w:b/>
+          <w:bCs/>
+          <w:color w:val="1A1A18"/>
+          <w:sz w:val="22"/>
+          <w:szCs w:val="22"/>
+        </w:rPr>
+        <w:t xml:space="preserve">Сторону видалено.</w:t>
+      </w:r>
+      <w:r>
+        <w:rPr>
+          <w:rFonts w:ascii="Calibri" w:cs="Calibri" w:eastAsia="Calibri" w:hAnsi="Calibri"/>
+          <w:color w:val="1A1A18"/>
+          <w:sz w:val="22"/>
+          <w:szCs w:val="22"/>
+        </w:rPr>
+        <w:t xml:space="preserve"> Помилка: </w:t>
+      </w:r>
+      <w:r>
+        <w:rPr>
+          <w:rFonts w:ascii="Calibri" w:cs="Calibri" w:eastAsia="Calibri" w:hAnsi="Calibri"/>
+          <w:b/>
+          <w:bCs/>
+          <w:color w:val="1A1A18"/>
+          <w:sz w:val="22"/>
+          <w:szCs w:val="22"/>
+        </w:rPr>
+        <w:t xml:space="preserve">Не вдалося видалити сторону.</w:t>
       </w:r>
     </w:p>
     <w:p>
@@ -5412,27 +4733,24 @@
           <w:sz w:val="22"/>
           <w:szCs w:val="22"/>
         </w:rPr>
-        <w:t xml:space="preserve">Вкладка </w:t>
-      </w:r>
-      <w:r>
-        <w:rPr>
-          <w:rFonts w:ascii="Calibri" w:cs="Calibri" w:eastAsia="Calibri" w:hAnsi="Calibri"/>
-          <w:b/>
-          <w:bCs/>
-          <w:color w:val="1A1A18"/>
-          <w:sz w:val="22"/>
-          <w:szCs w:val="22"/>
-        </w:rPr>
-        <w:t xml:space="preserve">Промпти</w:t>
-      </w:r>
-      <w:r>
-        <w:rPr>
-          <w:rFonts w:ascii="Calibri" w:cs="Calibri" w:eastAsia="Calibri" w:hAnsi="Calibri"/>
-          <w:color w:val="1A1A18"/>
-          <w:sz w:val="22"/>
-          <w:szCs w:val="22"/>
-        </w:rPr>
-        <w:t xml:space="preserve">. П’ять агентів:</w:t>
+        <w:t xml:space="preserve">Адмін може видаляти незалежно від того, хто володіє пов’язаними кімнатами (медіатори — ні; див. mediator.md).</w:t>
+      </w:r>
+    </w:p>
+    <w:p>
+      <w:pPr>
+        <w:pStyle w:val="Heading3"/>
+        <w:spacing w:after="80" w:before="200"/>
+      </w:pPr>
+      <w:r>
+        <w:rPr>
+          <w:rFonts w:ascii="Calibri" w:cs="Calibri" w:eastAsia="Calibri" w:hAnsi="Calibri"/>
+          <w:b/>
+          <w:bCs/>
+          <w:color w:val="1A1A18"/>
+          <w:sz w:val="24"/>
+          <w:szCs w:val="24"/>
+        </w:rPr>
+        <w:t xml:space="preserve">Перескладання тестів / бота (меню ⋮)</w:t>
       </w:r>
     </w:p>
     <w:tbl>
@@ -5473,7 +4791,7 @@
                 <w:sz w:val="18"/>
                 <w:szCs w:val="18"/>
               </w:rPr>
-              <w:t xml:space="preserve">Агент</w:t>
+              <w:t xml:space="preserve">Дія</w:t>
             </w:r>
           </w:p>
         </w:tc>
@@ -5498,7 +4816,7 @@
                 <w:sz w:val="18"/>
                 <w:szCs w:val="18"/>
               </w:rPr>
-              <w:t xml:space="preserve">Роль</w:t>
+              <w:t xml:space="preserve">Ефект</w:t>
             </w:r>
           </w:p>
         </w:tc>
@@ -5524,7 +4842,27 @@
                 <w:sz w:val="18"/>
                 <w:szCs w:val="18"/>
               </w:rPr>
-              <w:t xml:space="preserve">Психодинаміка</w:t>
+              <w:t xml:space="preserve">Перескласти T1</w:t>
+            </w:r>
+            <w:r>
+              <w:rPr>
+                <w:rFonts w:ascii="Calibri" w:cs="Calibri" w:eastAsia="Calibri" w:hAnsi="Calibri"/>
+                <w:color w:val="1A1A18"/>
+                <w:sz w:val="18"/>
+                <w:szCs w:val="18"/>
+              </w:rPr>
+              <w:t xml:space="preserve"> … </w:t>
+            </w:r>
+            <w:r>
+              <w:rPr>
+                <w:rFonts w:ascii="Calibri" w:cs="Calibri" w:eastAsia="Calibri" w:hAnsi="Calibri"/>
+                <w:b/>
+                <w:bCs/>
+                <w:color w:val="1A1A18"/>
+                <w:sz w:val="18"/>
+                <w:szCs w:val="18"/>
+              </w:rPr>
+              <w:t xml:space="preserve">Перескласти T4</w:t>
             </w:r>
           </w:p>
         </w:tc>
@@ -5546,7 +4884,7 @@
                 <w:sz w:val="18"/>
                 <w:szCs w:val="18"/>
               </w:rPr>
-              <w:t xml:space="preserve">Профіль після тестів / бота</w:t>
+              <w:t xml:space="preserve">Скидає локальний результат цього тесту</w:t>
             </w:r>
           </w:p>
         </w:tc>
@@ -5572,7 +4910,7 @@
                 <w:sz w:val="18"/>
                 <w:szCs w:val="18"/>
               </w:rPr>
-              <w:t xml:space="preserve">Інтереси</w:t>
+              <w:t xml:space="preserve">Перескласти всі тести</w:t>
             </w:r>
           </w:p>
         </w:tc>
@@ -5594,7 +4932,7 @@
                 <w:sz w:val="18"/>
                 <w:szCs w:val="18"/>
               </w:rPr>
-              <w:t xml:space="preserve">Що важливо за анкетою спору</w:t>
+              <w:t xml:space="preserve">Скидає всі чотири локальні тести</w:t>
             </w:r>
           </w:p>
         </w:tc>
@@ -5620,7 +4958,7 @@
                 <w:sz w:val="18"/>
                 <w:szCs w:val="18"/>
               </w:rPr>
-              <w:t xml:space="preserve">Емоційні тригери</w:t>
+              <w:t xml:space="preserve">Перескласти промпт бота</w:t>
             </w:r>
           </w:p>
         </w:tc>
@@ -5642,7 +4980,7 @@
                 <w:sz w:val="18"/>
                 <w:szCs w:val="18"/>
               </w:rPr>
-              <w:t xml:space="preserve">Ризики загострення</w:t>
+              <w:t xml:space="preserve">Скидає персональний ШІ-бот</w:t>
             </w:r>
           </w:p>
         </w:tc>
@@ -5668,7 +5006,7 @@
                 <w:sz w:val="18"/>
                 <w:szCs w:val="18"/>
               </w:rPr>
-              <w:t xml:space="preserve">Правовий аналіз</w:t>
+              <w:t xml:space="preserve">Перескласти все</w:t>
             </w:r>
           </w:p>
         </w:tc>
@@ -5690,7 +5028,325 @@
                 <w:sz w:val="18"/>
                 <w:szCs w:val="18"/>
               </w:rPr>
-              <w:t xml:space="preserve">Норми з RAG (не юридична порада)</w:t>
+              <w:t xml:space="preserve">Скидає тести, бота й пов’язані дані профілю (як </w:t>
+            </w:r>
+            <w:r>
+              <w:rPr>
+                <w:rFonts w:ascii="Calibri" w:cs="Calibri" w:eastAsia="Calibri" w:hAnsi="Calibri"/>
+                <w:b/>
+                <w:bCs/>
+                <w:color w:val="1A1A18"/>
+                <w:sz w:val="18"/>
+                <w:szCs w:val="18"/>
+              </w:rPr>
+              <w:t xml:space="preserve">Запросити оновлення профілю</w:t>
+            </w:r>
+            <w:r>
+              <w:rPr>
+                <w:rFonts w:ascii="Calibri" w:cs="Calibri" w:eastAsia="Calibri" w:hAnsi="Calibri"/>
+                <w:color w:val="1A1A18"/>
+                <w:sz w:val="18"/>
+                <w:szCs w:val="18"/>
+              </w:rPr>
+              <w:t xml:space="preserve"> на картці кімнати)</w:t>
+            </w:r>
+          </w:p>
+        </w:tc>
+      </w:tr>
+    </w:tbl>
+    <w:p>
+      <w:pPr>
+        <w:spacing w:after="160"/>
+      </w:pPr>
+      <w:r>
+        <w:t xml:space="preserve"/>
+      </w:r>
+    </w:p>
+    <w:p>
+      <w:pPr>
+        <w:spacing w:after="160" w:line="276"/>
+      </w:pPr>
+      <w:r>
+        <w:rPr>
+          <w:rFonts w:ascii="Calibri" w:cs="Calibri" w:eastAsia="Calibri" w:hAnsi="Calibri"/>
+          <w:color w:val="1A1A18"/>
+          <w:sz w:val="22"/>
+          <w:szCs w:val="22"/>
+        </w:rPr>
+        <w:t xml:space="preserve">Кожна дія з підтвердженням: PsyLex очищає </w:t>
+      </w:r>
+      <w:r>
+        <w:rPr>
+          <w:rFonts w:ascii="Calibri" w:cs="Calibri" w:eastAsia="Calibri" w:hAnsi="Calibri"/>
+          <w:b/>
+          <w:bCs/>
+          <w:color w:val="1A1A18"/>
+          <w:sz w:val="22"/>
+          <w:szCs w:val="22"/>
+        </w:rPr>
+        <w:t xml:space="preserve">локальний</w:t>
+      </w:r>
+      <w:r>
+        <w:rPr>
+          <w:rFonts w:ascii="Calibri" w:cs="Calibri" w:eastAsia="Calibri" w:hAnsi="Calibri"/>
+          <w:color w:val="1A1A18"/>
+          <w:sz w:val="22"/>
+          <w:szCs w:val="22"/>
+        </w:rPr>
+        <w:t xml:space="preserve"> прогрес; сторона має знову пройти зовнішній тест, щоб у Airtable з’явився </w:t>
+      </w:r>
+      <w:r>
+        <w:rPr>
+          <w:rFonts w:ascii="Calibri" w:cs="Calibri" w:eastAsia="Calibri" w:hAnsi="Calibri"/>
+          <w:b/>
+          <w:bCs/>
+          <w:color w:val="1A1A18"/>
+          <w:sz w:val="22"/>
+          <w:szCs w:val="22"/>
+        </w:rPr>
+        <w:t xml:space="preserve">новіший</w:t>
+      </w:r>
+      <w:r>
+        <w:rPr>
+          <w:rFonts w:ascii="Calibri" w:cs="Calibri" w:eastAsia="Calibri" w:hAnsi="Calibri"/>
+          <w:color w:val="1A1A18"/>
+          <w:sz w:val="22"/>
+          <w:szCs w:val="22"/>
+        </w:rPr>
+        <w:t xml:space="preserve"> запис. Успіх: </w:t>
+      </w:r>
+      <w:r>
+        <w:rPr>
+          <w:rFonts w:ascii="Calibri" w:cs="Calibri" w:eastAsia="Calibri" w:hAnsi="Calibri"/>
+          <w:b/>
+          <w:bCs/>
+          <w:color w:val="1A1A18"/>
+          <w:sz w:val="22"/>
+          <w:szCs w:val="22"/>
+        </w:rPr>
+        <w:t xml:space="preserve">Перескладання запрошено.</w:t>
+      </w:r>
+      <w:r>
+        <w:rPr>
+          <w:rFonts w:ascii="Calibri" w:cs="Calibri" w:eastAsia="Calibri" w:hAnsi="Calibri"/>
+          <w:color w:val="1A1A18"/>
+          <w:sz w:val="22"/>
+          <w:szCs w:val="22"/>
+        </w:rPr>
+        <w:t xml:space="preserve"> Помилка: </w:t>
+      </w:r>
+      <w:r>
+        <w:rPr>
+          <w:rFonts w:ascii="Calibri" w:cs="Calibri" w:eastAsia="Calibri" w:hAnsi="Calibri"/>
+          <w:b/>
+          <w:bCs/>
+          <w:color w:val="1A1A18"/>
+          <w:sz w:val="22"/>
+          <w:szCs w:val="22"/>
+        </w:rPr>
+        <w:t xml:space="preserve">Не вдалося запросити перескладання.</w:t>
+      </w:r>
+    </w:p>
+    <w:p>
+      <w:pPr>
+        <w:pStyle w:val="Heading3"/>
+        <w:spacing w:after="80" w:before="200"/>
+      </w:pPr>
+      <w:r>
+        <w:rPr>
+          <w:rFonts w:ascii="Calibri" w:cs="Calibri" w:eastAsia="Calibri" w:hAnsi="Calibri"/>
+          <w:b/>
+          <w:bCs/>
+          <w:color w:val="1A1A18"/>
+          <w:sz w:val="24"/>
+          <w:szCs w:val="24"/>
+        </w:rPr>
+        <w:t xml:space="preserve">Вигляд медіатора</w:t>
+      </w:r>
+    </w:p>
+    <w:p>
+      <w:pPr>
+        <w:spacing w:after="160" w:line="276"/>
+      </w:pPr>
+      <w:r>
+        <w:rPr>
+          <w:rFonts w:ascii="Calibri" w:cs="Calibri" w:eastAsia="Calibri" w:hAnsi="Calibri"/>
+          <w:color w:val="1A1A18"/>
+          <w:sz w:val="22"/>
+          <w:szCs w:val="22"/>
+        </w:rPr>
+        <w:t xml:space="preserve">Медіатори бачать ті самі дії у своєму меню </w:t>
+      </w:r>
+      <w:r>
+        <w:rPr>
+          <w:rFonts w:ascii="Calibri" w:cs="Calibri" w:eastAsia="Calibri" w:hAnsi="Calibri"/>
+          <w:b/>
+          <w:bCs/>
+          <w:color w:val="1A1A18"/>
+          <w:sz w:val="22"/>
+          <w:szCs w:val="22"/>
+        </w:rPr>
+        <w:t xml:space="preserve">Сторони</w:t>
+      </w:r>
+      <w:r>
+        <w:rPr>
+          <w:rFonts w:ascii="Calibri" w:cs="Calibri" w:eastAsia="Calibri" w:hAnsi="Calibri"/>
+          <w:color w:val="1A1A18"/>
+          <w:sz w:val="22"/>
+          <w:szCs w:val="22"/>
+        </w:rPr>
+        <w:t xml:space="preserve">, але лише сторони зі </w:t>
+      </w:r>
+      <w:r>
+        <w:rPr>
+          <w:rFonts w:ascii="Calibri" w:cs="Calibri" w:eastAsia="Calibri" w:hAnsi="Calibri"/>
+          <w:b/>
+          <w:bCs/>
+          <w:color w:val="1A1A18"/>
+          <w:sz w:val="22"/>
+          <w:szCs w:val="22"/>
+        </w:rPr>
+        <w:t xml:space="preserve">своїх кімнат</w:t>
+      </w:r>
+      <w:r>
+        <w:rPr>
+          <w:rFonts w:ascii="Calibri" w:cs="Calibri" w:eastAsia="Calibri" w:hAnsi="Calibri"/>
+          <w:color w:val="1A1A18"/>
+          <w:sz w:val="22"/>
+          <w:szCs w:val="22"/>
+        </w:rPr>
+        <w:t xml:space="preserve"> (без сирітських і без сторін інших медіаторів). Деталі: mediator.md.</w:t>
+      </w:r>
+    </w:p>
+    <w:p>
+      <w:pPr>
+        <w:pBdr>
+          <w:bottom w:val="single" w:color="D8D4CC" w:sz="6" w:space="1"/>
+        </w:pBdr>
+        <w:spacing w:after="120" w:before="120"/>
+      </w:pPr>
+      <w:r>
+        <w:t xml:space="preserve"/>
+      </w:r>
+    </w:p>
+    <w:p>
+      <w:pPr>
+        <w:pStyle w:val="Heading2"/>
+        <w:pBdr>
+          <w:bottom w:val="single" w:color="9A7B2F" w:sz="8" w:space="4"/>
+        </w:pBdr>
+        <w:spacing w:after="120" w:before="280"/>
+      </w:pPr>
+      <w:r>
+        <w:rPr>
+          <w:rFonts w:ascii="Georgia" w:cs="Georgia" w:eastAsia="Georgia" w:hAnsi="Georgia"/>
+          <w:b/>
+          <w:bCs/>
+          <w:color w:val="1A1A18"/>
+          <w:sz w:val="28"/>
+          <w:szCs w:val="28"/>
+        </w:rPr>
+        <w:t xml:space="preserve">7. Картка кімнати</w:t>
+      </w:r>
+    </w:p>
+    <w:p>
+      <w:pPr>
+        <w:spacing w:after="160" w:line="276"/>
+      </w:pPr>
+      <w:r>
+        <w:rPr>
+          <w:rFonts w:ascii="Calibri" w:cs="Calibri" w:eastAsia="Calibri" w:hAnsi="Calibri"/>
+          <w:color w:val="1A1A18"/>
+          <w:sz w:val="22"/>
+          <w:szCs w:val="22"/>
+        </w:rPr>
+        <w:t xml:space="preserve">Доступна для </w:t>
+      </w:r>
+      <w:r>
+        <w:rPr>
+          <w:rFonts w:ascii="Calibri" w:cs="Calibri" w:eastAsia="Calibri" w:hAnsi="Calibri"/>
+          <w:b/>
+          <w:bCs/>
+          <w:color w:val="1A1A18"/>
+          <w:sz w:val="22"/>
+          <w:szCs w:val="22"/>
+        </w:rPr>
+        <w:t xml:space="preserve">будь-якої</w:t>
+      </w:r>
+      <w:r>
+        <w:rPr>
+          <w:rFonts w:ascii="Calibri" w:cs="Calibri" w:eastAsia="Calibri" w:hAnsi="Calibri"/>
+          <w:color w:val="1A1A18"/>
+          <w:sz w:val="22"/>
+          <w:szCs w:val="22"/>
+        </w:rPr>
+        <w:t xml:space="preserve"> кімнати (адмінської чи медіаторської).</w:t>
+      </w:r>
+    </w:p>
+    <w:tbl>
+      <w:tblPr>
+        <w:tblW w:type="dxa" w:w="9000"/>
+        <w:tblBorders>
+          <w:top w:val="single" w:color="auto" w:sz="4"/>
+          <w:left w:val="single" w:color="auto" w:sz="4"/>
+          <w:bottom w:val="single" w:color="auto" w:sz="4"/>
+          <w:right w:val="single" w:color="auto" w:sz="4"/>
+          <w:insideH w:val="single" w:color="auto" w:sz="4"/>
+          <w:insideV w:val="single" w:color="auto" w:sz="4"/>
+        </w:tblBorders>
+      </w:tblPr>
+      <w:tblGrid>
+        <w:gridCol w:w="100"/>
+        <w:gridCol w:w="100"/>
+      </w:tblGrid>
+      <w:tr>
+        <w:tc>
+          <w:tcPr>
+            <w:tcW w:type="dxa" w:w="4500"/>
+            <w:tcBorders>
+              <w:top w:val="single" w:color="D8D4CC" w:sz="4"/>
+              <w:left w:val="single" w:color="D8D4CC" w:sz="4"/>
+              <w:bottom w:val="single" w:color="D8D4CC" w:sz="4"/>
+              <w:right w:val="single" w:color="D8D4CC" w:sz="4"/>
+            </w:tcBorders>
+            <w:shd w:fill="F6F3EC" w:val="clear"/>
+          </w:tcPr>
+          <w:p>
+            <w:r>
+              <w:rPr>
+                <w:rFonts w:ascii="Calibri" w:cs="Calibri" w:eastAsia="Calibri" w:hAnsi="Calibri"/>
+                <w:b/>
+                <w:bCs/>
+                <w:color w:val="1A1A18"/>
+                <w:sz w:val="18"/>
+                <w:szCs w:val="18"/>
+              </w:rPr>
+              <w:t xml:space="preserve">Блок</w:t>
+            </w:r>
+          </w:p>
+        </w:tc>
+        <w:tc>
+          <w:tcPr>
+            <w:tcW w:type="dxa" w:w="4500"/>
+            <w:tcBorders>
+              <w:top w:val="single" w:color="D8D4CC" w:sz="4"/>
+              <w:left w:val="single" w:color="D8D4CC" w:sz="4"/>
+              <w:bottom w:val="single" w:color="D8D4CC" w:sz="4"/>
+              <w:right w:val="single" w:color="D8D4CC" w:sz="4"/>
+            </w:tcBorders>
+            <w:shd w:fill="F6F3EC" w:val="clear"/>
+          </w:tcPr>
+          <w:p>
+            <w:r>
+              <w:rPr>
+                <w:rFonts w:ascii="Calibri" w:cs="Calibri" w:eastAsia="Calibri" w:hAnsi="Calibri"/>
+                <w:b/>
+                <w:bCs/>
+                <w:color w:val="1A1A18"/>
+                <w:sz w:val="18"/>
+                <w:szCs w:val="18"/>
+              </w:rPr>
+              <w:t xml:space="preserve">Дії</w:t>
             </w:r>
           </w:p>
         </w:tc>
@@ -5710,13 +5366,11 @@
             <w:r>
               <w:rPr>
                 <w:rFonts w:ascii="Calibri" w:cs="Calibri" w:eastAsia="Calibri" w:hAnsi="Calibri"/>
-                <w:b/>
-                <w:bCs/>
-                <w:color w:val="1A1A18"/>
-                <w:sz w:val="18"/>
-                <w:szCs w:val="18"/>
-              </w:rPr>
-              <w:t xml:space="preserve">Агент медіації</w:t>
+                <w:color w:val="1A1A18"/>
+                <w:sz w:val="18"/>
+                <w:szCs w:val="18"/>
+              </w:rPr>
+              <w:t xml:space="preserve">Заголовок</w:t>
             </w:r>
           </w:p>
         </w:tc>
@@ -5738,7 +5392,503 @@
                 <w:sz w:val="18"/>
                 <w:szCs w:val="18"/>
               </w:rPr>
-              <w:t xml:space="preserve">Відкриття, діалог, варіанти, компроміс</w:t>
+              <w:t xml:space="preserve">Назва, дата, </w:t>
+            </w:r>
+            <w:r>
+              <w:rPr>
+                <w:rFonts w:ascii="Calibri" w:cs="Calibri" w:eastAsia="Calibri" w:hAnsi="Calibri"/>
+                <w:b/>
+                <w:bCs/>
+                <w:color w:val="1A1A18"/>
+                <w:sz w:val="18"/>
+                <w:szCs w:val="18"/>
+              </w:rPr>
+              <w:t xml:space="preserve">Юрисдикція</w:t>
+            </w:r>
+          </w:p>
+        </w:tc>
+      </w:tr>
+      <w:tr>
+        <w:tc>
+          <w:tcPr>
+            <w:tcW w:type="dxa" w:w="4500"/>
+            <w:tcBorders>
+              <w:top w:val="single" w:color="D8D4CC" w:sz="4"/>
+              <w:left w:val="single" w:color="D8D4CC" w:sz="4"/>
+              <w:bottom w:val="single" w:color="D8D4CC" w:sz="4"/>
+              <w:right w:val="single" w:color="D8D4CC" w:sz="4"/>
+            </w:tcBorders>
+          </w:tcPr>
+          <w:p>
+            <w:r>
+              <w:rPr>
+                <w:rFonts w:ascii="Calibri" w:cs="Calibri" w:eastAsia="Calibri" w:hAnsi="Calibri"/>
+                <w:b/>
+                <w:bCs/>
+                <w:color w:val="1A1A18"/>
+                <w:sz w:val="18"/>
+                <w:szCs w:val="18"/>
+              </w:rPr>
+              <w:t xml:space="preserve">Деталі медіації</w:t>
+            </w:r>
+          </w:p>
+        </w:tc>
+        <w:tc>
+          <w:tcPr>
+            <w:tcW w:type="dxa" w:w="4500"/>
+            <w:tcBorders>
+              <w:top w:val="single" w:color="D8D4CC" w:sz="4"/>
+              <w:left w:val="single" w:color="D8D4CC" w:sz="4"/>
+              <w:bottom w:val="single" w:color="D8D4CC" w:sz="4"/>
+              <w:right w:val="single" w:color="D8D4CC" w:sz="4"/>
+            </w:tcBorders>
+          </w:tcPr>
+          <w:p>
+            <w:r>
+              <w:rPr>
+                <w:rFonts w:ascii="Calibri" w:cs="Calibri" w:eastAsia="Calibri" w:hAnsi="Calibri"/>
+                <w:color w:val="1A1A18"/>
+                <w:sz w:val="18"/>
+                <w:szCs w:val="18"/>
+              </w:rPr>
+              <w:t xml:space="preserve">Якщо сесія починалась — діалог, голоси, угода, PDF</w:t>
+            </w:r>
+          </w:p>
+        </w:tc>
+      </w:tr>
+      <w:tr>
+        <w:tc>
+          <w:tcPr>
+            <w:tcW w:type="dxa" w:w="4500"/>
+            <w:tcBorders>
+              <w:top w:val="single" w:color="D8D4CC" w:sz="4"/>
+              <w:left w:val="single" w:color="D8D4CC" w:sz="4"/>
+              <w:bottom w:val="single" w:color="D8D4CC" w:sz="4"/>
+              <w:right w:val="single" w:color="D8D4CC" w:sz="4"/>
+            </w:tcBorders>
+          </w:tcPr>
+          <w:p>
+            <w:r>
+              <w:rPr>
+                <w:rFonts w:ascii="Calibri" w:cs="Calibri" w:eastAsia="Calibri" w:hAnsi="Calibri"/>
+                <w:b/>
+                <w:bCs/>
+                <w:color w:val="1A1A18"/>
+                <w:sz w:val="18"/>
+                <w:szCs w:val="18"/>
+              </w:rPr>
+              <w:t xml:space="preserve">Підготовка сторін</w:t>
+            </w:r>
+            <w:r>
+              <w:rPr>
+                <w:rFonts w:ascii="Calibri" w:cs="Calibri" w:eastAsia="Calibri" w:hAnsi="Calibri"/>
+                <w:color w:val="1A1A18"/>
+                <w:sz w:val="18"/>
+                <w:szCs w:val="18"/>
+              </w:rPr>
+              <w:t xml:space="preserve"> (Режим A)</w:t>
+            </w:r>
+          </w:p>
+        </w:tc>
+        <w:tc>
+          <w:tcPr>
+            <w:tcW w:type="dxa" w:w="4500"/>
+            <w:tcBorders>
+              <w:top w:val="single" w:color="D8D4CC" w:sz="4"/>
+              <w:left w:val="single" w:color="D8D4CC" w:sz="4"/>
+              <w:bottom w:val="single" w:color="D8D4CC" w:sz="4"/>
+              <w:right w:val="single" w:color="D8D4CC" w:sz="4"/>
+            </w:tcBorders>
+          </w:tcPr>
+          <w:p>
+            <w:r>
+              <w:rPr>
+                <w:rFonts w:ascii="Calibri" w:cs="Calibri" w:eastAsia="Calibri" w:hAnsi="Calibri"/>
+                <w:color w:val="1A1A18"/>
+                <w:sz w:val="18"/>
+                <w:szCs w:val="18"/>
+              </w:rPr>
+              <w:t xml:space="preserve">Чеклист готовності (тести, бот, спір, кроки ШІ; може бути </w:t>
+            </w:r>
+            <w:r>
+              <w:rPr>
+                <w:rFonts w:ascii="Calibri" w:cs="Calibri" w:eastAsia="Calibri" w:hAnsi="Calibri"/>
+                <w:b/>
+                <w:bCs/>
+                <w:color w:val="1A1A18"/>
+                <w:sz w:val="18"/>
+                <w:szCs w:val="18"/>
+              </w:rPr>
+              <w:t xml:space="preserve">Генерується…</w:t>
+            </w:r>
+            <w:r>
+              <w:rPr>
+                <w:rFonts w:ascii="Calibri" w:cs="Calibri" w:eastAsia="Calibri" w:hAnsi="Calibri"/>
+                <w:color w:val="1A1A18"/>
+                <w:sz w:val="18"/>
+                <w:szCs w:val="18"/>
+              </w:rPr>
+              <w:t xml:space="preserve">)</w:t>
+            </w:r>
+          </w:p>
+        </w:tc>
+      </w:tr>
+      <w:tr>
+        <w:tc>
+          <w:tcPr>
+            <w:tcW w:type="dxa" w:w="4500"/>
+            <w:tcBorders>
+              <w:top w:val="single" w:color="D8D4CC" w:sz="4"/>
+              <w:left w:val="single" w:color="D8D4CC" w:sz="4"/>
+              <w:bottom w:val="single" w:color="D8D4CC" w:sz="4"/>
+              <w:right w:val="single" w:color="D8D4CC" w:sz="4"/>
+            </w:tcBorders>
+          </w:tcPr>
+          <w:p>
+            <w:r>
+              <w:rPr>
+                <w:rFonts w:ascii="Calibri" w:cs="Calibri" w:eastAsia="Calibri" w:hAnsi="Calibri"/>
+                <w:b/>
+                <w:bCs/>
+                <w:color w:val="1A1A18"/>
+                <w:sz w:val="18"/>
+                <w:szCs w:val="18"/>
+              </w:rPr>
+              <w:t xml:space="preserve">Розклад медіації</w:t>
+            </w:r>
+            <w:r>
+              <w:rPr>
+                <w:rFonts w:ascii="Calibri" w:cs="Calibri" w:eastAsia="Calibri" w:hAnsi="Calibri"/>
+                <w:color w:val="1A1A18"/>
+                <w:sz w:val="18"/>
+                <w:szCs w:val="18"/>
+              </w:rPr>
+              <w:t xml:space="preserve"> (Режим B)</w:t>
+            </w:r>
+          </w:p>
+        </w:tc>
+        <w:tc>
+          <w:tcPr>
+            <w:tcW w:type="dxa" w:w="4500"/>
+            <w:tcBorders>
+              <w:top w:val="single" w:color="D8D4CC" w:sz="4"/>
+              <w:left w:val="single" w:color="D8D4CC" w:sz="4"/>
+              <w:bottom w:val="single" w:color="D8D4CC" w:sz="4"/>
+              <w:right w:val="single" w:color="D8D4CC" w:sz="4"/>
+            </w:tcBorders>
+          </w:tcPr>
+          <w:p>
+            <w:r>
+              <w:rPr>
+                <w:rFonts w:ascii="Calibri" w:cs="Calibri" w:eastAsia="Calibri" w:hAnsi="Calibri"/>
+                <w:color w:val="1A1A18"/>
+                <w:sz w:val="18"/>
+                <w:szCs w:val="18"/>
+              </w:rPr>
+              <w:t xml:space="preserve">Дата, тривалість, готовність; адмін </w:t>
+            </w:r>
+            <w:r>
+              <w:rPr>
+                <w:rFonts w:ascii="Calibri" w:cs="Calibri" w:eastAsia="Calibri" w:hAnsi="Calibri"/>
+                <w:b/>
+                <w:bCs/>
+                <w:color w:val="1A1A18"/>
+                <w:sz w:val="18"/>
+                <w:szCs w:val="18"/>
+              </w:rPr>
+              <w:t xml:space="preserve">може переглядати й редагувати</w:t>
+            </w:r>
+            <w:r>
+              <w:rPr>
+                <w:rFonts w:ascii="Calibri" w:cs="Calibri" w:eastAsia="Calibri" w:hAnsi="Calibri"/>
+                <w:color w:val="1A1A18"/>
+                <w:sz w:val="18"/>
+                <w:szCs w:val="18"/>
+              </w:rPr>
+              <w:t xml:space="preserve"> поля розкладу на картці (правила збереження/перетину діють). Можуть з’явитися посилання в лобі / сесію. У </w:t>
+            </w:r>
+            <w:r>
+              <w:rPr>
+                <w:rFonts w:ascii="Calibri" w:cs="Calibri" w:eastAsia="Calibri" w:hAnsi="Calibri"/>
+                <w:b/>
+                <w:bCs/>
+                <w:color w:val="1A1A18"/>
+                <w:sz w:val="18"/>
+                <w:szCs w:val="18"/>
+              </w:rPr>
+              <w:t xml:space="preserve">списку кімнат</w:t>
+            </w:r>
+            <w:r>
+              <w:rPr>
+                <w:rFonts w:ascii="Calibri" w:cs="Calibri" w:eastAsia="Calibri" w:hAnsi="Calibri"/>
+                <w:color w:val="1A1A18"/>
+                <w:sz w:val="18"/>
+                <w:szCs w:val="18"/>
+              </w:rPr>
+              <w:t xml:space="preserve"> кнопок лобі немає</w:t>
+            </w:r>
+          </w:p>
+        </w:tc>
+      </w:tr>
+      <w:tr>
+        <w:tc>
+          <w:tcPr>
+            <w:tcW w:type="dxa" w:w="4500"/>
+            <w:tcBorders>
+              <w:top w:val="single" w:color="D8D4CC" w:sz="4"/>
+              <w:left w:val="single" w:color="D8D4CC" w:sz="4"/>
+              <w:bottom w:val="single" w:color="D8D4CC" w:sz="4"/>
+              <w:right w:val="single" w:color="D8D4CC" w:sz="4"/>
+            </w:tcBorders>
+          </w:tcPr>
+          <w:p>
+            <w:r>
+              <w:rPr>
+                <w:rFonts w:ascii="Calibri" w:cs="Calibri" w:eastAsia="Calibri" w:hAnsi="Calibri"/>
+                <w:b/>
+                <w:bCs/>
+                <w:color w:val="1A1A18"/>
+                <w:sz w:val="18"/>
+                <w:szCs w:val="18"/>
+              </w:rPr>
+              <w:t xml:space="preserve">Журнал пайплайну та медіації</w:t>
+            </w:r>
+          </w:p>
+        </w:tc>
+        <w:tc>
+          <w:tcPr>
+            <w:tcW w:type="dxa" w:w="4500"/>
+            <w:tcBorders>
+              <w:top w:val="single" w:color="D8D4CC" w:sz="4"/>
+              <w:left w:val="single" w:color="D8D4CC" w:sz="4"/>
+              <w:bottom w:val="single" w:color="D8D4CC" w:sz="4"/>
+              <w:right w:val="single" w:color="D8D4CC" w:sz="4"/>
+            </w:tcBorders>
+          </w:tcPr>
+          <w:p>
+            <w:r>
+              <w:rPr>
+                <w:rFonts w:ascii="Calibri" w:cs="Calibri" w:eastAsia="Calibri" w:hAnsi="Calibri"/>
+                <w:color w:val="1A1A18"/>
+                <w:sz w:val="18"/>
+                <w:szCs w:val="18"/>
+              </w:rPr>
+              <w:t xml:space="preserve">Хронологія</w:t>
+            </w:r>
+          </w:p>
+        </w:tc>
+      </w:tr>
+      <w:tr>
+        <w:tc>
+          <w:tcPr>
+            <w:tcW w:type="dxa" w:w="4500"/>
+            <w:tcBorders>
+              <w:top w:val="single" w:color="D8D4CC" w:sz="4"/>
+              <w:left w:val="single" w:color="D8D4CC" w:sz="4"/>
+              <w:bottom w:val="single" w:color="D8D4CC" w:sz="4"/>
+              <w:right w:val="single" w:color="D8D4CC" w:sz="4"/>
+            </w:tcBorders>
+          </w:tcPr>
+          <w:p>
+            <w:r>
+              <w:rPr>
+                <w:rFonts w:ascii="Calibri" w:cs="Calibri" w:eastAsia="Calibri" w:hAnsi="Calibri"/>
+                <w:b/>
+                <w:bCs/>
+                <w:color w:val="1A1A18"/>
+                <w:sz w:val="18"/>
+                <w:szCs w:val="18"/>
+              </w:rPr>
+              <w:t xml:space="preserve">Деталі кімнати</w:t>
+            </w:r>
+          </w:p>
+        </w:tc>
+        <w:tc>
+          <w:tcPr>
+            <w:tcW w:type="dxa" w:w="4500"/>
+            <w:tcBorders>
+              <w:top w:val="single" w:color="D8D4CC" w:sz="4"/>
+              <w:left w:val="single" w:color="D8D4CC" w:sz="4"/>
+              <w:bottom w:val="single" w:color="D8D4CC" w:sz="4"/>
+              <w:right w:val="single" w:color="D8D4CC" w:sz="4"/>
+            </w:tcBorders>
+          </w:tcPr>
+          <w:p>
+            <w:r>
+              <w:rPr>
+                <w:rFonts w:ascii="Calibri" w:cs="Calibri" w:eastAsia="Calibri" w:hAnsi="Calibri"/>
+                <w:color w:val="1A1A18"/>
+                <w:sz w:val="18"/>
+                <w:szCs w:val="18"/>
+              </w:rPr>
+              <w:t xml:space="preserve">Редагування назви/опису → </w:t>
+            </w:r>
+            <w:r>
+              <w:rPr>
+                <w:rFonts w:ascii="Calibri" w:cs="Calibri" w:eastAsia="Calibri" w:hAnsi="Calibri"/>
+                <w:b/>
+                <w:bCs/>
+                <w:color w:val="1A1A18"/>
+                <w:sz w:val="18"/>
+                <w:szCs w:val="18"/>
+              </w:rPr>
+              <w:t xml:space="preserve">Зберегти зміни</w:t>
+            </w:r>
+            <w:r>
+              <w:rPr>
+                <w:rFonts w:ascii="Calibri" w:cs="Calibri" w:eastAsia="Calibri" w:hAnsi="Calibri"/>
+                <w:color w:val="1A1A18"/>
+                <w:sz w:val="18"/>
+                <w:szCs w:val="18"/>
+              </w:rPr>
+              <w:t xml:space="preserve">; юрисдикція лише читання</w:t>
+            </w:r>
+          </w:p>
+        </w:tc>
+      </w:tr>
+      <w:tr>
+        <w:tc>
+          <w:tcPr>
+            <w:tcW w:type="dxa" w:w="4500"/>
+            <w:tcBorders>
+              <w:top w:val="single" w:color="D8D4CC" w:sz="4"/>
+              <w:left w:val="single" w:color="D8D4CC" w:sz="4"/>
+              <w:bottom w:val="single" w:color="D8D4CC" w:sz="4"/>
+              <w:right w:val="single" w:color="D8D4CC" w:sz="4"/>
+            </w:tcBorders>
+          </w:tcPr>
+          <w:p>
+            <w:r>
+              <w:rPr>
+                <w:rFonts w:ascii="Calibri" w:cs="Calibri" w:eastAsia="Calibri" w:hAnsi="Calibri"/>
+                <w:b/>
+                <w:bCs/>
+                <w:color w:val="1A1A18"/>
+                <w:sz w:val="18"/>
+                <w:szCs w:val="18"/>
+              </w:rPr>
+              <w:t xml:space="preserve">Учасники</w:t>
+            </w:r>
+          </w:p>
+        </w:tc>
+        <w:tc>
+          <w:tcPr>
+            <w:tcW w:type="dxa" w:w="4500"/>
+            <w:tcBorders>
+              <w:top w:val="single" w:color="D8D4CC" w:sz="4"/>
+              <w:left w:val="single" w:color="D8D4CC" w:sz="4"/>
+              <w:bottom w:val="single" w:color="D8D4CC" w:sz="4"/>
+              <w:right w:val="single" w:color="D8D4CC" w:sz="4"/>
+            </w:tcBorders>
+          </w:tcPr>
+          <w:p>
+            <w:r>
+              <w:rPr>
+                <w:rFonts w:ascii="Calibri" w:cs="Calibri" w:eastAsia="Calibri" w:hAnsi="Calibri"/>
+                <w:color w:val="1A1A18"/>
+                <w:sz w:val="18"/>
+                <w:szCs w:val="18"/>
+              </w:rPr>
+              <w:t xml:space="preserve">Редагування імені/опису, логін/пароль, </w:t>
+            </w:r>
+            <w:r>
+              <w:rPr>
+                <w:rFonts w:ascii="Calibri" w:cs="Calibri" w:eastAsia="Calibri" w:hAnsi="Calibri"/>
+                <w:b/>
+                <w:bCs/>
+                <w:color w:val="1A1A18"/>
+                <w:sz w:val="18"/>
+                <w:szCs w:val="18"/>
+              </w:rPr>
+              <w:t xml:space="preserve">Копіювати дані</w:t>
+            </w:r>
+            <w:r>
+              <w:rPr>
+                <w:rFonts w:ascii="Calibri" w:cs="Calibri" w:eastAsia="Calibri" w:hAnsi="Calibri"/>
+                <w:color w:val="1A1A18"/>
+                <w:sz w:val="18"/>
+                <w:szCs w:val="18"/>
+              </w:rPr>
+              <w:t xml:space="preserve">, </w:t>
+            </w:r>
+            <w:r>
+              <w:rPr>
+                <w:rFonts w:ascii="Calibri" w:cs="Calibri" w:eastAsia="Calibri" w:hAnsi="Calibri"/>
+                <w:b/>
+                <w:bCs/>
+                <w:color w:val="1A1A18"/>
+                <w:sz w:val="18"/>
+                <w:szCs w:val="18"/>
+              </w:rPr>
+              <w:t xml:space="preserve">Magic Link</w:t>
+            </w:r>
+            <w:r>
+              <w:rPr>
+                <w:rFonts w:ascii="Calibri" w:cs="Calibri" w:eastAsia="Calibri" w:hAnsi="Calibri"/>
+                <w:color w:val="1A1A18"/>
+                <w:sz w:val="18"/>
+                <w:szCs w:val="18"/>
+              </w:rPr>
+              <w:t xml:space="preserve">, </w:t>
+            </w:r>
+            <w:r>
+              <w:rPr>
+                <w:rFonts w:ascii="Calibri" w:cs="Calibri" w:eastAsia="Calibri" w:hAnsi="Calibri"/>
+                <w:b/>
+                <w:bCs/>
+                <w:color w:val="1A1A18"/>
+                <w:sz w:val="18"/>
+                <w:szCs w:val="18"/>
+              </w:rPr>
+              <w:t xml:space="preserve">Запросити оновлення профілю</w:t>
+            </w:r>
+          </w:p>
+        </w:tc>
+      </w:tr>
+      <w:tr>
+        <w:tc>
+          <w:tcPr>
+            <w:tcW w:type="dxa" w:w="4500"/>
+            <w:tcBorders>
+              <w:top w:val="single" w:color="D8D4CC" w:sz="4"/>
+              <w:left w:val="single" w:color="D8D4CC" w:sz="4"/>
+              <w:bottom w:val="single" w:color="D8D4CC" w:sz="4"/>
+              <w:right w:val="single" w:color="D8D4CC" w:sz="4"/>
+            </w:tcBorders>
+          </w:tcPr>
+          <w:p>
+            <w:r>
+              <w:rPr>
+                <w:rFonts w:ascii="Calibri" w:cs="Calibri" w:eastAsia="Calibri" w:hAnsi="Calibri"/>
+                <w:b/>
+                <w:bCs/>
+                <w:color w:val="1A1A18"/>
+                <w:sz w:val="18"/>
+                <w:szCs w:val="18"/>
+              </w:rPr>
+              <w:t xml:space="preserve">Видалити кімнату</w:t>
+            </w:r>
+          </w:p>
+        </w:tc>
+        <w:tc>
+          <w:tcPr>
+            <w:tcW w:type="dxa" w:w="4500"/>
+            <w:tcBorders>
+              <w:top w:val="single" w:color="D8D4CC" w:sz="4"/>
+              <w:left w:val="single" w:color="D8D4CC" w:sz="4"/>
+              <w:bottom w:val="single" w:color="D8D4CC" w:sz="4"/>
+              <w:right w:val="single" w:color="D8D4CC" w:sz="4"/>
+            </w:tcBorders>
+          </w:tcPr>
+          <w:p>
+            <w:r>
+              <w:rPr>
+                <w:rFonts w:ascii="Calibri" w:cs="Calibri" w:eastAsia="Calibri" w:hAnsi="Calibri"/>
+                <w:color w:val="1A1A18"/>
+                <w:sz w:val="18"/>
+                <w:szCs w:val="18"/>
+              </w:rPr>
+              <w:t xml:space="preserve">Два режими (нижче)</w:t>
             </w:r>
           </w:p>
         </w:tc>
@@ -5754,71 +5904,6 @@
     </w:p>
     <w:p>
       <w:pPr>
-        <w:spacing w:after="160" w:line="276"/>
-      </w:pPr>
-      <w:r>
-        <w:rPr>
-          <w:rFonts w:ascii="Calibri" w:cs="Calibri" w:eastAsia="Calibri" w:hAnsi="Calibri"/>
-          <w:b/>
-          <w:bCs/>
-          <w:color w:val="1A1A18"/>
-          <w:sz w:val="22"/>
-          <w:szCs w:val="22"/>
-        </w:rPr>
-        <w:t xml:space="preserve">Системний промпт</w:t>
-      </w:r>
-      <w:r>
-        <w:rPr>
-          <w:rFonts w:ascii="Calibri" w:cs="Calibri" w:eastAsia="Calibri" w:hAnsi="Calibri"/>
-          <w:color w:val="1A1A18"/>
-          <w:sz w:val="22"/>
-          <w:szCs w:val="22"/>
-        </w:rPr>
-        <w:t xml:space="preserve"> → </w:t>
-      </w:r>
-      <w:r>
-        <w:rPr>
-          <w:rFonts w:ascii="Calibri" w:cs="Calibri" w:eastAsia="Calibri" w:hAnsi="Calibri"/>
-          <w:b/>
-          <w:bCs/>
-          <w:color w:val="1A1A18"/>
-          <w:sz w:val="22"/>
-          <w:szCs w:val="22"/>
-        </w:rPr>
-        <w:t xml:space="preserve">Зберегти</w:t>
-      </w:r>
-      <w:r>
-        <w:rPr>
-          <w:rFonts w:ascii="Calibri" w:cs="Calibri" w:eastAsia="Calibri" w:hAnsi="Calibri"/>
-          <w:color w:val="1A1A18"/>
-          <w:sz w:val="22"/>
-          <w:szCs w:val="22"/>
-        </w:rPr>
-        <w:t xml:space="preserve"> → </w:t>
-      </w:r>
-      <w:r>
-        <w:rPr>
-          <w:rFonts w:ascii="Calibri" w:cs="Calibri" w:eastAsia="Calibri" w:hAnsi="Calibri"/>
-          <w:b/>
-          <w:bCs/>
-          <w:color w:val="1A1A18"/>
-          <w:sz w:val="22"/>
-          <w:szCs w:val="22"/>
-        </w:rPr>
-        <w:t xml:space="preserve">Промпт агента збережено</w:t>
-      </w:r>
-      <w:r>
-        <w:rPr>
-          <w:rFonts w:ascii="Calibri" w:cs="Calibri" w:eastAsia="Calibri" w:hAnsi="Calibri"/>
-          <w:color w:val="1A1A18"/>
-          <w:sz w:val="22"/>
-          <w:szCs w:val="22"/>
-        </w:rPr>
-        <w:t xml:space="preserve">.</w:t>
-      </w:r>
-    </w:p>
-    <w:p>
-      <w:pPr>
         <w:pStyle w:val="Heading3"/>
         <w:spacing w:after="80" w:before="200"/>
       </w:pPr>
@@ -5831,6 +5916,2520 @@
           <w:sz w:val="24"/>
           <w:szCs w:val="24"/>
         </w:rPr>
+        <w:t xml:space="preserve">Запросити оновлення профілю</w:t>
+      </w:r>
+    </w:p>
+    <w:p>
+      <w:pPr>
+        <w:spacing w:after="160" w:line="276"/>
+      </w:pPr>
+      <w:r>
+        <w:rPr>
+          <w:rFonts w:ascii="Calibri" w:cs="Calibri" w:eastAsia="Calibri" w:hAnsi="Calibri"/>
+          <w:color w:val="1A1A18"/>
+          <w:sz w:val="22"/>
+          <w:szCs w:val="22"/>
+        </w:rPr>
+        <w:t xml:space="preserve">На стороні в блоці </w:t>
+      </w:r>
+      <w:r>
+        <w:rPr>
+          <w:rFonts w:ascii="Calibri" w:cs="Calibri" w:eastAsia="Calibri" w:hAnsi="Calibri"/>
+          <w:b/>
+          <w:bCs/>
+          <w:color w:val="1A1A18"/>
+          <w:sz w:val="22"/>
+          <w:szCs w:val="22"/>
+        </w:rPr>
+        <w:t xml:space="preserve">Учасники</w:t>
+      </w:r>
+      <w:r>
+        <w:rPr>
+          <w:rFonts w:ascii="Calibri" w:cs="Calibri" w:eastAsia="Calibri" w:hAnsi="Calibri"/>
+          <w:color w:val="1A1A18"/>
+          <w:sz w:val="22"/>
+          <w:szCs w:val="22"/>
+        </w:rPr>
+        <w:t xml:space="preserve">:</w:t>
+      </w:r>
+    </w:p>
+    <w:p>
+      <w:pPr>
+        <w:pStyle w:val="ListParagraph"/>
+        <w:numPr>
+          <w:ilvl w:val="0"/>
+          <w:numId w:val="2"/>
+        </w:numPr>
+        <w:spacing w:after="80"/>
+      </w:pPr>
+      <w:r>
+        <w:rPr>
+          <w:rFonts w:ascii="Calibri" w:cs="Calibri" w:eastAsia="Calibri" w:hAnsi="Calibri"/>
+          <w:color w:val="1A1A18"/>
+          <w:sz w:val="22"/>
+          <w:szCs w:val="22"/>
+        </w:rPr>
+        <w:t xml:space="preserve">Підтвердження — скидає тести, особистий бот і пов’язані ШІ-профілі; вступ/згода лишаються, тож сторона повертається до кроків тестів.</w:t>
+      </w:r>
+    </w:p>
+    <w:p>
+      <w:pPr>
+        <w:pStyle w:val="ListParagraph"/>
+        <w:numPr>
+          <w:ilvl w:val="0"/>
+          <w:numId w:val="2"/>
+        </w:numPr>
+        <w:spacing w:after="80"/>
+      </w:pPr>
+      <w:r>
+        <w:rPr>
+          <w:rFonts w:ascii="Calibri" w:cs="Calibri" w:eastAsia="Calibri" w:hAnsi="Calibri"/>
+          <w:color w:val="1A1A18"/>
+          <w:sz w:val="22"/>
+          <w:szCs w:val="22"/>
+        </w:rPr>
+        <w:t xml:space="preserve">Банер очікування: </w:t>
+      </w:r>
+      <w:r>
+        <w:rPr>
+          <w:rFonts w:ascii="Calibri" w:cs="Calibri" w:eastAsia="Calibri" w:hAnsi="Calibri"/>
+          <w:b/>
+          <w:bCs/>
+          <w:color w:val="1A1A18"/>
+          <w:sz w:val="22"/>
+          <w:szCs w:val="22"/>
+        </w:rPr>
+        <w:t xml:space="preserve">Запитано оновлення профілю — очікуємо повторні тести.</w:t>
+      </w:r>
+    </w:p>
+    <w:p>
+      <w:pPr>
+        <w:pStyle w:val="ListParagraph"/>
+        <w:numPr>
+          <w:ilvl w:val="0"/>
+          <w:numId w:val="2"/>
+        </w:numPr>
+        <w:spacing w:after="80"/>
+      </w:pPr>
+      <w:r>
+        <w:rPr>
+          <w:rFonts w:ascii="Calibri" w:cs="Calibri" w:eastAsia="Calibri" w:hAnsi="Calibri"/>
+          <w:color w:val="1A1A18"/>
+          <w:sz w:val="22"/>
+          <w:szCs w:val="22"/>
+        </w:rPr>
+        <w:t xml:space="preserve">Помилка: </w:t>
+      </w:r>
+      <w:r>
+        <w:rPr>
+          <w:rFonts w:ascii="Calibri" w:cs="Calibri" w:eastAsia="Calibri" w:hAnsi="Calibri"/>
+          <w:b/>
+          <w:bCs/>
+          <w:color w:val="1A1A18"/>
+          <w:sz w:val="22"/>
+          <w:szCs w:val="22"/>
+        </w:rPr>
+        <w:t xml:space="preserve">Не вдалося запросити оновлення профілю.</w:t>
+      </w:r>
+    </w:p>
+    <w:p>
+      <w:pPr>
+        <w:spacing w:after="160" w:line="276"/>
+      </w:pPr>
+      <w:r>
+        <w:rPr>
+          <w:rFonts w:ascii="Calibri" w:cs="Calibri" w:eastAsia="Calibri" w:hAnsi="Calibri"/>
+          <w:color w:val="1A1A18"/>
+          <w:sz w:val="22"/>
+          <w:szCs w:val="22"/>
+        </w:rPr>
+        <w:t xml:space="preserve">Перетинається з меню ⋮ </w:t>
+      </w:r>
+      <w:r>
+        <w:rPr>
+          <w:rFonts w:ascii="Calibri" w:cs="Calibri" w:eastAsia="Calibri" w:hAnsi="Calibri"/>
+          <w:b/>
+          <w:bCs/>
+          <w:color w:val="1A1A18"/>
+          <w:sz w:val="22"/>
+          <w:szCs w:val="22"/>
+        </w:rPr>
+        <w:t xml:space="preserve">Перескласти все</w:t>
+      </w:r>
+      <w:r>
+        <w:rPr>
+          <w:rFonts w:ascii="Calibri" w:cs="Calibri" w:eastAsia="Calibri" w:hAnsi="Calibri"/>
+          <w:color w:val="1A1A18"/>
+          <w:sz w:val="22"/>
+          <w:szCs w:val="22"/>
+        </w:rPr>
+        <w:t xml:space="preserve"> на Сторонах. З картки кімнати зручніше для однієї справи; зі Сторін — для вибіркового T1–T4 / лише бота по багатьох сторонах.</w:t>
+      </w:r>
+    </w:p>
+    <w:p>
+      <w:pPr>
+        <w:pStyle w:val="Heading3"/>
+        <w:spacing w:after="80" w:before="200"/>
+      </w:pPr>
+      <w:r>
+        <w:rPr>
+          <w:rFonts w:ascii="Calibri" w:cs="Calibri" w:eastAsia="Calibri" w:hAnsi="Calibri"/>
+          <w:b/>
+          <w:bCs/>
+          <w:color w:val="1A1A18"/>
+          <w:sz w:val="24"/>
+          <w:szCs w:val="24"/>
+        </w:rPr>
+        <w:t xml:space="preserve">Видалення кімнати</w:t>
+      </w:r>
+    </w:p>
+    <w:tbl>
+      <w:tblPr>
+        <w:tblW w:type="dxa" w:w="9000"/>
+        <w:tblBorders>
+          <w:top w:val="single" w:color="auto" w:sz="4"/>
+          <w:left w:val="single" w:color="auto" w:sz="4"/>
+          <w:bottom w:val="single" w:color="auto" w:sz="4"/>
+          <w:right w:val="single" w:color="auto" w:sz="4"/>
+          <w:insideH w:val="single" w:color="auto" w:sz="4"/>
+          <w:insideV w:val="single" w:color="auto" w:sz="4"/>
+        </w:tblBorders>
+      </w:tblPr>
+      <w:tblGrid>
+        <w:gridCol w:w="100"/>
+        <w:gridCol w:w="100"/>
+      </w:tblGrid>
+      <w:tr>
+        <w:tc>
+          <w:tcPr>
+            <w:tcW w:type="dxa" w:w="4500"/>
+            <w:tcBorders>
+              <w:top w:val="single" w:color="D8D4CC" w:sz="4"/>
+              <w:left w:val="single" w:color="D8D4CC" w:sz="4"/>
+              <w:bottom w:val="single" w:color="D8D4CC" w:sz="4"/>
+              <w:right w:val="single" w:color="D8D4CC" w:sz="4"/>
+            </w:tcBorders>
+            <w:shd w:fill="F6F3EC" w:val="clear"/>
+          </w:tcPr>
+          <w:p>
+            <w:r>
+              <w:rPr>
+                <w:rFonts w:ascii="Calibri" w:cs="Calibri" w:eastAsia="Calibri" w:hAnsi="Calibri"/>
+                <w:b/>
+                <w:bCs/>
+                <w:color w:val="1A1A18"/>
+                <w:sz w:val="18"/>
+                <w:szCs w:val="18"/>
+              </w:rPr>
+              <w:t xml:space="preserve">Кнопка</w:t>
+            </w:r>
+          </w:p>
+        </w:tc>
+        <w:tc>
+          <w:tcPr>
+            <w:tcW w:type="dxa" w:w="4500"/>
+            <w:tcBorders>
+              <w:top w:val="single" w:color="D8D4CC" w:sz="4"/>
+              <w:left w:val="single" w:color="D8D4CC" w:sz="4"/>
+              <w:bottom w:val="single" w:color="D8D4CC" w:sz="4"/>
+              <w:right w:val="single" w:color="D8D4CC" w:sz="4"/>
+            </w:tcBorders>
+            <w:shd w:fill="F6F3EC" w:val="clear"/>
+          </w:tcPr>
+          <w:p>
+            <w:r>
+              <w:rPr>
+                <w:rFonts w:ascii="Calibri" w:cs="Calibri" w:eastAsia="Calibri" w:hAnsi="Calibri"/>
+                <w:b/>
+                <w:bCs/>
+                <w:color w:val="1A1A18"/>
+                <w:sz w:val="18"/>
+                <w:szCs w:val="18"/>
+              </w:rPr>
+              <w:t xml:space="preserve">Що відбувається</w:t>
+            </w:r>
+          </w:p>
+        </w:tc>
+      </w:tr>
+      <w:tr>
+        <w:tc>
+          <w:tcPr>
+            <w:tcW w:type="dxa" w:w="4500"/>
+            <w:tcBorders>
+              <w:top w:val="single" w:color="D8D4CC" w:sz="4"/>
+              <w:left w:val="single" w:color="D8D4CC" w:sz="4"/>
+              <w:bottom w:val="single" w:color="D8D4CC" w:sz="4"/>
+              <w:right w:val="single" w:color="D8D4CC" w:sz="4"/>
+            </w:tcBorders>
+          </w:tcPr>
+          <w:p>
+            <w:r>
+              <w:rPr>
+                <w:rFonts w:ascii="Calibri" w:cs="Calibri" w:eastAsia="Calibri" w:hAnsi="Calibri"/>
+                <w:b/>
+                <w:bCs/>
+                <w:color w:val="1A1A18"/>
+                <w:sz w:val="18"/>
+                <w:szCs w:val="18"/>
+              </w:rPr>
+              <w:t xml:space="preserve">Видалити лише кімнату</w:t>
+            </w:r>
+          </w:p>
+        </w:tc>
+        <w:tc>
+          <w:tcPr>
+            <w:tcW w:type="dxa" w:w="4500"/>
+            <w:tcBorders>
+              <w:top w:val="single" w:color="D8D4CC" w:sz="4"/>
+              <w:left w:val="single" w:color="D8D4CC" w:sz="4"/>
+              <w:bottom w:val="single" w:color="D8D4CC" w:sz="4"/>
+              <w:right w:val="single" w:color="D8D4CC" w:sz="4"/>
+            </w:tcBorders>
+          </w:tcPr>
+          <w:p>
+            <w:r>
+              <w:rPr>
+                <w:rFonts w:ascii="Calibri" w:cs="Calibri" w:eastAsia="Calibri" w:hAnsi="Calibri"/>
+                <w:color w:val="1A1A18"/>
+                <w:sz w:val="18"/>
+                <w:szCs w:val="18"/>
+              </w:rPr>
+              <w:t xml:space="preserve">Прибирає цю кімнату та членство. Акаунти сторін </w:t>
+            </w:r>
+            <w:r>
+              <w:rPr>
+                <w:rFonts w:ascii="Calibri" w:cs="Calibri" w:eastAsia="Calibri" w:hAnsi="Calibri"/>
+                <w:b/>
+                <w:bCs/>
+                <w:color w:val="1A1A18"/>
+                <w:sz w:val="18"/>
+                <w:szCs w:val="18"/>
+              </w:rPr>
+              <w:t xml:space="preserve">залишаються</w:t>
+            </w:r>
+            <w:r>
+              <w:rPr>
+                <w:rFonts w:ascii="Calibri" w:cs="Calibri" w:eastAsia="Calibri" w:hAnsi="Calibri"/>
+                <w:color w:val="1A1A18"/>
+                <w:sz w:val="18"/>
+                <w:szCs w:val="18"/>
+              </w:rPr>
+              <w:t xml:space="preserve"> (стають вільними / безкімнатними, якщо немає інших кімнат).</w:t>
+            </w:r>
+          </w:p>
+        </w:tc>
+      </w:tr>
+      <w:tr>
+        <w:tc>
+          <w:tcPr>
+            <w:tcW w:type="dxa" w:w="4500"/>
+            <w:tcBorders>
+              <w:top w:val="single" w:color="D8D4CC" w:sz="4"/>
+              <w:left w:val="single" w:color="D8D4CC" w:sz="4"/>
+              <w:bottom w:val="single" w:color="D8D4CC" w:sz="4"/>
+              <w:right w:val="single" w:color="D8D4CC" w:sz="4"/>
+            </w:tcBorders>
+          </w:tcPr>
+          <w:p>
+            <w:r>
+              <w:rPr>
+                <w:rFonts w:ascii="Calibri" w:cs="Calibri" w:eastAsia="Calibri" w:hAnsi="Calibri"/>
+                <w:b/>
+                <w:bCs/>
+                <w:color w:val="1A1A18"/>
+                <w:sz w:val="18"/>
+                <w:szCs w:val="18"/>
+              </w:rPr>
+              <w:t xml:space="preserve">Видалити кімнату зі сторонами</w:t>
+            </w:r>
+          </w:p>
+        </w:tc>
+        <w:tc>
+          <w:tcPr>
+            <w:tcW w:type="dxa" w:w="4500"/>
+            <w:tcBorders>
+              <w:top w:val="single" w:color="D8D4CC" w:sz="4"/>
+              <w:left w:val="single" w:color="D8D4CC" w:sz="4"/>
+              <w:bottom w:val="single" w:color="D8D4CC" w:sz="4"/>
+              <w:right w:val="single" w:color="D8D4CC" w:sz="4"/>
+            </w:tcBorders>
+          </w:tcPr>
+          <w:p>
+            <w:r>
+              <w:rPr>
+                <w:rFonts w:ascii="Calibri" w:cs="Calibri" w:eastAsia="Calibri" w:hAnsi="Calibri"/>
+                <w:color w:val="1A1A18"/>
+                <w:sz w:val="18"/>
+                <w:szCs w:val="18"/>
+              </w:rPr>
+              <w:t xml:space="preserve">Видаляє цю кімнату </w:t>
+            </w:r>
+            <w:r>
+              <w:rPr>
+                <w:rFonts w:ascii="Calibri" w:cs="Calibri" w:eastAsia="Calibri" w:hAnsi="Calibri"/>
+                <w:b/>
+                <w:bCs/>
+                <w:color w:val="1A1A18"/>
+                <w:sz w:val="18"/>
+                <w:szCs w:val="18"/>
+              </w:rPr>
+              <w:t xml:space="preserve">і</w:t>
+            </w:r>
+            <w:r>
+              <w:rPr>
+                <w:rFonts w:ascii="Calibri" w:cs="Calibri" w:eastAsia="Calibri" w:hAnsi="Calibri"/>
+                <w:color w:val="1A1A18"/>
+                <w:sz w:val="18"/>
+                <w:szCs w:val="18"/>
+              </w:rPr>
+              <w:t xml:space="preserve"> акаунти цих сторін. </w:t>
+            </w:r>
+            <w:r>
+              <w:rPr>
+                <w:rFonts w:ascii="Calibri" w:cs="Calibri" w:eastAsia="Calibri" w:hAnsi="Calibri"/>
+                <w:b/>
+                <w:bCs/>
+                <w:color w:val="1A1A18"/>
+                <w:sz w:val="18"/>
+                <w:szCs w:val="18"/>
+              </w:rPr>
+              <w:t xml:space="preserve">Кожна інша кімната</w:t>
+            </w:r>
+            <w:r>
+              <w:rPr>
+                <w:rFonts w:ascii="Calibri" w:cs="Calibri" w:eastAsia="Calibri" w:hAnsi="Calibri"/>
+                <w:color w:val="1A1A18"/>
+                <w:sz w:val="18"/>
+                <w:szCs w:val="18"/>
+              </w:rPr>
+              <w:t xml:space="preserve">, у якій ці сторони беруть участь, також видаляється. Інші люди, які були лише в тих пов’язаних кімнатах, лишаються вільними акаунтами.</w:t>
+            </w:r>
+          </w:p>
+        </w:tc>
+      </w:tr>
+    </w:tbl>
+    <w:p>
+      <w:pPr>
+        <w:spacing w:after="160"/>
+      </w:pPr>
+      <w:r>
+        <w:t xml:space="preserve"/>
+      </w:r>
+    </w:p>
+    <w:p>
+      <w:pPr>
+        <w:spacing w:after="160" w:line="276"/>
+      </w:pPr>
+      <w:r>
+        <w:rPr>
+          <w:rFonts w:ascii="Calibri" w:cs="Calibri" w:eastAsia="Calibri" w:hAnsi="Calibri"/>
+          <w:color w:val="1A1A18"/>
+          <w:sz w:val="22"/>
+          <w:szCs w:val="22"/>
+        </w:rPr>
+        <w:t xml:space="preserve">Обидва варіанти з підтвердженням; дію не скасувати. Тост: </w:t>
+      </w:r>
+      <w:r>
+        <w:rPr>
+          <w:rFonts w:ascii="Calibri" w:cs="Calibri" w:eastAsia="Calibri" w:hAnsi="Calibri"/>
+          <w:b/>
+          <w:bCs/>
+          <w:color w:val="1A1A18"/>
+          <w:sz w:val="22"/>
+          <w:szCs w:val="22"/>
+        </w:rPr>
+        <w:t xml:space="preserve">Кімнату видалено.</w:t>
+      </w:r>
+      <w:r>
+        <w:rPr>
+          <w:rFonts w:ascii="Calibri" w:cs="Calibri" w:eastAsia="Calibri" w:hAnsi="Calibri"/>
+          <w:color w:val="1A1A18"/>
+          <w:sz w:val="22"/>
+          <w:szCs w:val="22"/>
+        </w:rPr>
+        <w:t xml:space="preserve"> / </w:t>
+      </w:r>
+      <w:r>
+        <w:rPr>
+          <w:rFonts w:ascii="Calibri" w:cs="Calibri" w:eastAsia="Calibri" w:hAnsi="Calibri"/>
+          <w:b/>
+          <w:bCs/>
+          <w:color w:val="1A1A18"/>
+          <w:sz w:val="22"/>
+          <w:szCs w:val="22"/>
+        </w:rPr>
+        <w:t xml:space="preserve">Не вдалося видалити кімнату.</w:t>
+      </w:r>
+    </w:p>
+    <w:p>
+      <w:pPr>
+        <w:pBdr>
+          <w:bottom w:val="single" w:color="D8D4CC" w:sz="6" w:space="1"/>
+        </w:pBdr>
+        <w:spacing w:after="120" w:before="120"/>
+      </w:pPr>
+      <w:r>
+        <w:t xml:space="preserve"/>
+      </w:r>
+    </w:p>
+    <w:p>
+      <w:pPr>
+        <w:pStyle w:val="Heading2"/>
+        <w:pBdr>
+          <w:bottom w:val="single" w:color="9A7B2F" w:sz="8" w:space="4"/>
+        </w:pBdr>
+        <w:spacing w:after="120" w:before="280"/>
+      </w:pPr>
+      <w:r>
+        <w:rPr>
+          <w:rFonts w:ascii="Georgia" w:cs="Georgia" w:eastAsia="Georgia" w:hAnsi="Georgia"/>
+          <w:b/>
+          <w:bCs/>
+          <w:color w:val="1A1A18"/>
+          <w:sz w:val="28"/>
+          <w:szCs w:val="28"/>
+        </w:rPr>
+        <w:t xml:space="preserve">8. Облікові дані та Magic Link</w:t>
+      </w:r>
+    </w:p>
+    <w:p>
+      <w:pPr>
+        <w:spacing w:after="160" w:line="276"/>
+      </w:pPr>
+      <w:r>
+        <w:rPr>
+          <w:rFonts w:ascii="Calibri" w:cs="Calibri" w:eastAsia="Calibri" w:hAnsi="Calibri"/>
+          <w:color w:val="1A1A18"/>
+          <w:sz w:val="22"/>
+          <w:szCs w:val="22"/>
+        </w:rPr>
+        <w:t xml:space="preserve">На картці кімнати або медіатора:</w:t>
+      </w:r>
+    </w:p>
+    <w:p>
+      <w:pPr>
+        <w:pStyle w:val="Heading3"/>
+        <w:spacing w:after="80" w:before="200"/>
+      </w:pPr>
+      <w:r>
+        <w:rPr>
+          <w:rFonts w:ascii="Calibri" w:cs="Calibri" w:eastAsia="Calibri" w:hAnsi="Calibri"/>
+          <w:b/>
+          <w:bCs/>
+          <w:color w:val="1A1A18"/>
+          <w:sz w:val="24"/>
+          <w:szCs w:val="24"/>
+        </w:rPr>
+        <w:t xml:space="preserve">Копіювати дані</w:t>
+      </w:r>
+    </w:p>
+    <w:p>
+      <w:pPr>
+        <w:spacing w:after="160" w:line="276"/>
+      </w:pPr>
+      <w:r>
+        <w:rPr>
+          <w:rFonts w:ascii="Calibri" w:cs="Calibri" w:eastAsia="Calibri" w:hAnsi="Calibri"/>
+          <w:b/>
+          <w:bCs/>
+          <w:color w:val="1A1A18"/>
+          <w:sz w:val="22"/>
+          <w:szCs w:val="22"/>
+        </w:rPr>
+        <w:t xml:space="preserve">Копіювати дані</w:t>
+      </w:r>
+      <w:r>
+        <w:rPr>
+          <w:rFonts w:ascii="Calibri" w:cs="Calibri" w:eastAsia="Calibri" w:hAnsi="Calibri"/>
+          <w:color w:val="1A1A18"/>
+          <w:sz w:val="22"/>
+          <w:szCs w:val="22"/>
+        </w:rPr>
+        <w:t xml:space="preserve"> кладе в буфер роль, логін і пароль. Надішліть захищеним каналом. Логін починається з psylex_.</w:t>
+      </w:r>
+    </w:p>
+    <w:p>
+      <w:pPr>
+        <w:pStyle w:val="Heading3"/>
+        <w:spacing w:after="80" w:before="200"/>
+      </w:pPr>
+      <w:r>
+        <w:rPr>
+          <w:rFonts w:ascii="Calibri" w:cs="Calibri" w:eastAsia="Calibri" w:hAnsi="Calibri"/>
+          <w:b/>
+          <w:bCs/>
+          <w:color w:val="1A1A18"/>
+          <w:sz w:val="24"/>
+          <w:szCs w:val="24"/>
+        </w:rPr>
+        <w:t xml:space="preserve">Magic Link</w:t>
+      </w:r>
+    </w:p>
+    <w:p>
+      <w:pPr>
+        <w:spacing w:after="160" w:line="276"/>
+      </w:pPr>
+      <w:r>
+        <w:rPr>
+          <w:rFonts w:ascii="Calibri" w:cs="Calibri" w:eastAsia="Calibri" w:hAnsi="Calibri"/>
+          <w:b/>
+          <w:bCs/>
+          <w:color w:val="1A1A18"/>
+          <w:sz w:val="22"/>
+          <w:szCs w:val="22"/>
+        </w:rPr>
+        <w:t xml:space="preserve">Magic Link</w:t>
+      </w:r>
+      <w:r>
+        <w:rPr>
+          <w:rFonts w:ascii="Calibri" w:cs="Calibri" w:eastAsia="Calibri" w:hAnsi="Calibri"/>
+          <w:color w:val="1A1A18"/>
+          <w:sz w:val="22"/>
+          <w:szCs w:val="22"/>
+        </w:rPr>
+        <w:t xml:space="preserve"> створює одноразове /auth/magic?token=…:</w:t>
+      </w:r>
+    </w:p>
+    <w:p>
+      <w:pPr>
+        <w:pStyle w:val="ListParagraph"/>
+        <w:numPr>
+          <w:ilvl w:val="0"/>
+          <w:numId w:val="1"/>
+        </w:numPr>
+        <w:spacing w:after="80"/>
+      </w:pPr>
+      <w:r>
+        <w:rPr>
+          <w:rFonts w:ascii="Calibri" w:cs="Calibri" w:eastAsia="Calibri" w:hAnsi="Calibri"/>
+          <w:color w:val="1A1A18"/>
+          <w:sz w:val="22"/>
+          <w:szCs w:val="22"/>
+        </w:rPr>
+        <w:t xml:space="preserve">дійсне </w:t>
+      </w:r>
+      <w:r>
+        <w:rPr>
+          <w:rFonts w:ascii="Calibri" w:cs="Calibri" w:eastAsia="Calibri" w:hAnsi="Calibri"/>
+          <w:b/>
+          <w:bCs/>
+          <w:color w:val="1A1A18"/>
+          <w:sz w:val="22"/>
+          <w:szCs w:val="22"/>
+        </w:rPr>
+        <w:t xml:space="preserve">72 години</w:t>
+      </w:r>
+      <w:r>
+        <w:rPr>
+          <w:rFonts w:ascii="Calibri" w:cs="Calibri" w:eastAsia="Calibri" w:hAnsi="Calibri"/>
+          <w:color w:val="1A1A18"/>
+          <w:sz w:val="22"/>
+          <w:szCs w:val="22"/>
+        </w:rPr>
+        <w:t xml:space="preserve">;</w:t>
+      </w:r>
+    </w:p>
+    <w:p>
+      <w:pPr>
+        <w:pStyle w:val="ListParagraph"/>
+        <w:numPr>
+          <w:ilvl w:val="0"/>
+          <w:numId w:val="1"/>
+        </w:numPr>
+        <w:spacing w:after="80"/>
+      </w:pPr>
+      <w:r>
+        <w:rPr>
+          <w:rFonts w:ascii="Calibri" w:cs="Calibri" w:eastAsia="Calibri" w:hAnsi="Calibri"/>
+          <w:color w:val="1A1A18"/>
+          <w:sz w:val="22"/>
+          <w:szCs w:val="22"/>
+        </w:rPr>
+        <w:t xml:space="preserve">одержувач входить </w:t>
+      </w:r>
+      <w:r>
+        <w:rPr>
+          <w:rFonts w:ascii="Calibri" w:cs="Calibri" w:eastAsia="Calibri" w:hAnsi="Calibri"/>
+          <w:b/>
+          <w:bCs/>
+          <w:color w:val="1A1A18"/>
+          <w:sz w:val="22"/>
+          <w:szCs w:val="22"/>
+        </w:rPr>
+        <w:t xml:space="preserve">автоматично</w:t>
+      </w:r>
+      <w:r>
+        <w:rPr>
+          <w:rFonts w:ascii="Calibri" w:cs="Calibri" w:eastAsia="Calibri" w:hAnsi="Calibri"/>
+          <w:color w:val="1A1A18"/>
+          <w:sz w:val="22"/>
+          <w:szCs w:val="22"/>
+        </w:rPr>
+        <w:t xml:space="preserve"> (або </w:t>
+      </w:r>
+      <w:r>
+        <w:rPr>
+          <w:rFonts w:ascii="Calibri" w:cs="Calibri" w:eastAsia="Calibri" w:hAnsi="Calibri"/>
+          <w:b/>
+          <w:bCs/>
+          <w:color w:val="1A1A18"/>
+          <w:sz w:val="22"/>
+          <w:szCs w:val="22"/>
+        </w:rPr>
+        <w:t xml:space="preserve">Продовжити</w:t>
+      </w:r>
+      <w:r>
+        <w:rPr>
+          <w:rFonts w:ascii="Calibri" w:cs="Calibri" w:eastAsia="Calibri" w:hAnsi="Calibri"/>
+          <w:color w:val="1A1A18"/>
+          <w:sz w:val="22"/>
+          <w:szCs w:val="22"/>
+        </w:rPr>
+        <w:t xml:space="preserve"> без JS);</w:t>
+      </w:r>
+    </w:p>
+    <w:p>
+      <w:pPr>
+        <w:pStyle w:val="ListParagraph"/>
+        <w:numPr>
+          <w:ilvl w:val="0"/>
+          <w:numId w:val="1"/>
+        </w:numPr>
+        <w:spacing w:after="80"/>
+      </w:pPr>
+      <w:r>
+        <w:rPr>
+          <w:rFonts w:ascii="Calibri" w:cs="Calibri" w:eastAsia="Calibri" w:hAnsi="Calibri"/>
+          <w:color w:val="1A1A18"/>
+          <w:sz w:val="22"/>
+          <w:szCs w:val="22"/>
+        </w:rPr>
+        <w:t xml:space="preserve">після використання недійсне.</w:t>
+      </w:r>
+    </w:p>
+    <w:p>
+      <w:pPr>
+        <w:spacing w:after="160" w:line="276"/>
+      </w:pPr>
+      <w:r>
+        <w:rPr>
+          <w:rFonts w:ascii="Calibri" w:cs="Calibri" w:eastAsia="Calibri" w:hAnsi="Calibri"/>
+          <w:color w:val="1A1A18"/>
+          <w:sz w:val="22"/>
+          <w:szCs w:val="22"/>
+        </w:rPr>
+        <w:t xml:space="preserve">Успіх: </w:t>
+      </w:r>
+      <w:r>
+        <w:rPr>
+          <w:rFonts w:ascii="Calibri" w:cs="Calibri" w:eastAsia="Calibri" w:hAnsi="Calibri"/>
+          <w:b/>
+          <w:bCs/>
+          <w:color w:val="1A1A18"/>
+          <w:sz w:val="22"/>
+          <w:szCs w:val="22"/>
+        </w:rPr>
+        <w:t xml:space="preserve">Посилання скопійовано</w:t>
+      </w:r>
+      <w:r>
+        <w:rPr>
+          <w:rFonts w:ascii="Calibri" w:cs="Calibri" w:eastAsia="Calibri" w:hAnsi="Calibri"/>
+          <w:color w:val="1A1A18"/>
+          <w:sz w:val="22"/>
+          <w:szCs w:val="22"/>
+        </w:rPr>
+        <w:t xml:space="preserve"> (або системний «поділитися»). Помилка: </w:t>
+      </w:r>
+      <w:r>
+        <w:rPr>
+          <w:rFonts w:ascii="Calibri" w:cs="Calibri" w:eastAsia="Calibri" w:hAnsi="Calibri"/>
+          <w:b/>
+          <w:bCs/>
+          <w:color w:val="1A1A18"/>
+          <w:sz w:val="22"/>
+          <w:szCs w:val="22"/>
+        </w:rPr>
+        <w:t xml:space="preserve">Не вдалося створити magic link</w:t>
+      </w:r>
+      <w:r>
+        <w:rPr>
+          <w:rFonts w:ascii="Calibri" w:cs="Calibri" w:eastAsia="Calibri" w:hAnsi="Calibri"/>
+          <w:color w:val="1A1A18"/>
+          <w:sz w:val="22"/>
+          <w:szCs w:val="22"/>
+        </w:rPr>
+        <w:t xml:space="preserve">.</w:t>
+      </w:r>
+    </w:p>
+    <w:p>
+      <w:pPr>
+        <w:spacing w:after="160" w:line="276"/>
+      </w:pPr>
+      <w:r>
+        <w:rPr>
+          <w:rFonts w:ascii="Calibri" w:cs="Calibri" w:eastAsia="Calibri" w:hAnsi="Calibri"/>
+          <w:color w:val="1A1A18"/>
+          <w:sz w:val="22"/>
+          <w:szCs w:val="22"/>
+        </w:rPr>
+        <w:t xml:space="preserve">Magic Link може згенерувати </w:t>
+      </w:r>
+      <w:r>
+        <w:rPr>
+          <w:rFonts w:ascii="Calibri" w:cs="Calibri" w:eastAsia="Calibri" w:hAnsi="Calibri"/>
+          <w:b/>
+          <w:bCs/>
+          <w:color w:val="1A1A18"/>
+          <w:sz w:val="22"/>
+          <w:szCs w:val="22"/>
+        </w:rPr>
+        <w:t xml:space="preserve">адміністратор</w:t>
+      </w:r>
+      <w:r>
+        <w:rPr>
+          <w:rFonts w:ascii="Calibri" w:cs="Calibri" w:eastAsia="Calibri" w:hAnsi="Calibri"/>
+          <w:color w:val="1A1A18"/>
+          <w:sz w:val="22"/>
+          <w:szCs w:val="22"/>
+        </w:rPr>
+        <w:t xml:space="preserve"> (будь-хто) і </w:t>
+      </w:r>
+      <w:r>
+        <w:rPr>
+          <w:rFonts w:ascii="Calibri" w:cs="Calibri" w:eastAsia="Calibri" w:hAnsi="Calibri"/>
+          <w:b/>
+          <w:bCs/>
+          <w:color w:val="1A1A18"/>
+          <w:sz w:val="22"/>
+          <w:szCs w:val="22"/>
+        </w:rPr>
+        <w:t xml:space="preserve">медіатор</w:t>
+      </w:r>
+      <w:r>
+        <w:rPr>
+          <w:rFonts w:ascii="Calibri" w:cs="Calibri" w:eastAsia="Calibri" w:hAnsi="Calibri"/>
+          <w:color w:val="1A1A18"/>
+          <w:sz w:val="22"/>
+          <w:szCs w:val="22"/>
+        </w:rPr>
+        <w:t xml:space="preserve"> (сторони у своїх кімнатах).</w:t>
+      </w:r>
+    </w:p>
+    <w:p>
+      <w:pPr>
+        <w:pBdr>
+          <w:bottom w:val="single" w:color="D8D4CC" w:sz="6" w:space="1"/>
+        </w:pBdr>
+        <w:spacing w:after="120" w:before="120"/>
+      </w:pPr>
+      <w:r>
+        <w:t xml:space="preserve"/>
+      </w:r>
+    </w:p>
+    <w:p>
+      <w:pPr>
+        <w:pStyle w:val="Heading2"/>
+        <w:pBdr>
+          <w:bottom w:val="single" w:color="9A7B2F" w:sz="8" w:space="4"/>
+        </w:pBdr>
+        <w:spacing w:after="120" w:before="280"/>
+      </w:pPr>
+      <w:r>
+        <w:rPr>
+          <w:rFonts w:ascii="Georgia" w:cs="Georgia" w:eastAsia="Georgia" w:hAnsi="Georgia"/>
+          <w:b/>
+          <w:bCs/>
+          <w:color w:val="1A1A18"/>
+          <w:sz w:val="28"/>
+          <w:szCs w:val="28"/>
+        </w:rPr>
+        <w:t xml:space="preserve">9. Медіатори</w:t>
+      </w:r>
+    </w:p>
+    <w:p>
+      <w:pPr>
+        <w:spacing w:after="160" w:line="276"/>
+      </w:pPr>
+      <w:r>
+        <w:rPr>
+          <w:rFonts w:ascii="Calibri" w:cs="Calibri" w:eastAsia="Calibri" w:hAnsi="Calibri"/>
+          <w:b/>
+          <w:bCs/>
+          <w:color w:val="1A1A18"/>
+          <w:sz w:val="22"/>
+          <w:szCs w:val="22"/>
+        </w:rPr>
+        <w:t xml:space="preserve">Медіатори</w:t>
+      </w:r>
+      <w:r>
+        <w:rPr>
+          <w:rFonts w:ascii="Calibri" w:cs="Calibri" w:eastAsia="Calibri" w:hAnsi="Calibri"/>
+          <w:color w:val="1A1A18"/>
+          <w:sz w:val="22"/>
+          <w:szCs w:val="22"/>
+        </w:rPr>
+        <w:t xml:space="preserve"> → </w:t>
+      </w:r>
+      <w:r>
+        <w:rPr>
+          <w:rFonts w:ascii="Calibri" w:cs="Calibri" w:eastAsia="Calibri" w:hAnsi="Calibri"/>
+          <w:b/>
+          <w:bCs/>
+          <w:color w:val="1A1A18"/>
+          <w:sz w:val="22"/>
+          <w:szCs w:val="22"/>
+        </w:rPr>
+        <w:t xml:space="preserve">Реєстр</w:t>
+      </w:r>
+      <w:r>
+        <w:rPr>
+          <w:rFonts w:ascii="Calibri" w:cs="Calibri" w:eastAsia="Calibri" w:hAnsi="Calibri"/>
+          <w:color w:val="1A1A18"/>
+          <w:sz w:val="22"/>
+          <w:szCs w:val="22"/>
+        </w:rPr>
+        <w:t xml:space="preserve">.</w:t>
+      </w:r>
+    </w:p>
+    <w:p>
+      <w:pPr>
+        <w:spacing w:after="160" w:line="276"/>
+      </w:pPr>
+      <w:r>
+        <w:rPr>
+          <w:rFonts w:ascii="Calibri" w:cs="Calibri" w:eastAsia="Calibri" w:hAnsi="Calibri"/>
+          <w:color w:val="1A1A18"/>
+          <w:sz w:val="22"/>
+          <w:szCs w:val="22"/>
+        </w:rPr>
+        <w:t xml:space="preserve">Медіатор — окремий акаунт; після входу сам створює кімнати Режиму B.</w:t>
+      </w:r>
+    </w:p>
+    <w:p>
+      <w:pPr>
+        <w:pStyle w:val="ListParagraph"/>
+        <w:numPr>
+          <w:ilvl w:val="0"/>
+          <w:numId w:val="1"/>
+        </w:numPr>
+        <w:spacing w:after="80"/>
+      </w:pPr>
+      <w:r>
+        <w:rPr>
+          <w:rFonts w:ascii="Calibri" w:cs="Calibri" w:eastAsia="Calibri" w:hAnsi="Calibri"/>
+          <w:color w:val="1A1A18"/>
+          <w:sz w:val="22"/>
+          <w:szCs w:val="22"/>
+        </w:rPr>
+        <w:t xml:space="preserve">Список: </w:t>
+      </w:r>
+      <w:r>
+        <w:rPr>
+          <w:rFonts w:ascii="Calibri" w:cs="Calibri" w:eastAsia="Calibri" w:hAnsi="Calibri"/>
+          <w:b/>
+          <w:bCs/>
+          <w:color w:val="1A1A18"/>
+          <w:sz w:val="22"/>
+          <w:szCs w:val="22"/>
+        </w:rPr>
+        <w:t xml:space="preserve">Назва</w:t>
+      </w:r>
+      <w:r>
+        <w:rPr>
+          <w:rFonts w:ascii="Calibri" w:cs="Calibri" w:eastAsia="Calibri" w:hAnsi="Calibri"/>
+          <w:color w:val="1A1A18"/>
+          <w:sz w:val="22"/>
+          <w:szCs w:val="22"/>
+        </w:rPr>
+        <w:t xml:space="preserve">, </w:t>
+      </w:r>
+      <w:r>
+        <w:rPr>
+          <w:rFonts w:ascii="Calibri" w:cs="Calibri" w:eastAsia="Calibri" w:hAnsi="Calibri"/>
+          <w:b/>
+          <w:bCs/>
+          <w:color w:val="1A1A18"/>
+          <w:sz w:val="22"/>
+          <w:szCs w:val="22"/>
+        </w:rPr>
+        <w:t xml:space="preserve">Опис</w:t>
+      </w:r>
+      <w:r>
+        <w:rPr>
+          <w:rFonts w:ascii="Calibri" w:cs="Calibri" w:eastAsia="Calibri" w:hAnsi="Calibri"/>
+          <w:color w:val="1A1A18"/>
+          <w:sz w:val="22"/>
+          <w:szCs w:val="22"/>
+        </w:rPr>
+        <w:t xml:space="preserve">, </w:t>
+      </w:r>
+      <w:r>
+        <w:rPr>
+          <w:rFonts w:ascii="Calibri" w:cs="Calibri" w:eastAsia="Calibri" w:hAnsi="Calibri"/>
+          <w:b/>
+          <w:bCs/>
+          <w:color w:val="1A1A18"/>
+          <w:sz w:val="22"/>
+          <w:szCs w:val="22"/>
+        </w:rPr>
+        <w:t xml:space="preserve">Копіювати дані</w:t>
+      </w:r>
+      <w:r>
+        <w:rPr>
+          <w:rFonts w:ascii="Calibri" w:cs="Calibri" w:eastAsia="Calibri" w:hAnsi="Calibri"/>
+          <w:color w:val="1A1A18"/>
+          <w:sz w:val="22"/>
+          <w:szCs w:val="22"/>
+        </w:rPr>
+        <w:t xml:space="preserve">; </w:t>
+      </w:r>
+      <w:r>
+        <w:rPr>
+          <w:rFonts w:ascii="Calibri" w:cs="Calibri" w:eastAsia="Calibri" w:hAnsi="Calibri"/>
+          <w:b/>
+          <w:bCs/>
+          <w:color w:val="1A1A18"/>
+          <w:sz w:val="22"/>
+          <w:szCs w:val="22"/>
+        </w:rPr>
+        <w:t xml:space="preserve">Додати медіатора</w:t>
+      </w:r>
+      <w:r>
+        <w:rPr>
+          <w:rFonts w:ascii="Calibri" w:cs="Calibri" w:eastAsia="Calibri" w:hAnsi="Calibri"/>
+          <w:color w:val="1A1A18"/>
+          <w:sz w:val="22"/>
+          <w:szCs w:val="22"/>
+        </w:rPr>
+        <w:t xml:space="preserve">.</w:t>
+      </w:r>
+    </w:p>
+    <w:p>
+      <w:pPr>
+        <w:pStyle w:val="ListParagraph"/>
+        <w:numPr>
+          <w:ilvl w:val="0"/>
+          <w:numId w:val="1"/>
+        </w:numPr>
+        <w:spacing w:after="80"/>
+      </w:pPr>
+      <w:r>
+        <w:rPr>
+          <w:rFonts w:ascii="Calibri" w:cs="Calibri" w:eastAsia="Calibri" w:hAnsi="Calibri"/>
+          <w:color w:val="1A1A18"/>
+          <w:sz w:val="22"/>
+          <w:szCs w:val="22"/>
+        </w:rPr>
+        <w:t xml:space="preserve">Створення: назва, опис → автоматичні логін/пароль → картка.</w:t>
+      </w:r>
+    </w:p>
+    <w:p>
+      <w:pPr>
+        <w:pStyle w:val="ListParagraph"/>
+        <w:numPr>
+          <w:ilvl w:val="0"/>
+          <w:numId w:val="1"/>
+        </w:numPr>
+        <w:spacing w:after="80"/>
+      </w:pPr>
+      <w:r>
+        <w:rPr>
+          <w:rFonts w:ascii="Calibri" w:cs="Calibri" w:eastAsia="Calibri" w:hAnsi="Calibri"/>
+          <w:color w:val="1A1A18"/>
+          <w:sz w:val="22"/>
+          <w:szCs w:val="22"/>
+        </w:rPr>
+        <w:t xml:space="preserve">Картка: редагування → </w:t>
+      </w:r>
+      <w:r>
+        <w:rPr>
+          <w:rFonts w:ascii="Calibri" w:cs="Calibri" w:eastAsia="Calibri" w:hAnsi="Calibri"/>
+          <w:b/>
+          <w:bCs/>
+          <w:color w:val="1A1A18"/>
+          <w:sz w:val="22"/>
+          <w:szCs w:val="22"/>
+        </w:rPr>
+        <w:t xml:space="preserve">Зберегти зміни</w:t>
+      </w:r>
+      <w:r>
+        <w:rPr>
+          <w:rFonts w:ascii="Calibri" w:cs="Calibri" w:eastAsia="Calibri" w:hAnsi="Calibri"/>
+          <w:color w:val="1A1A18"/>
+          <w:sz w:val="22"/>
+          <w:szCs w:val="22"/>
+        </w:rPr>
+        <w:t xml:space="preserve">; </w:t>
+      </w:r>
+      <w:r>
+        <w:rPr>
+          <w:rFonts w:ascii="Calibri" w:cs="Calibri" w:eastAsia="Calibri" w:hAnsi="Calibri"/>
+          <w:b/>
+          <w:bCs/>
+          <w:color w:val="1A1A18"/>
+          <w:sz w:val="22"/>
+          <w:szCs w:val="22"/>
+        </w:rPr>
+        <w:t xml:space="preserve">Копіювати дані</w:t>
+      </w:r>
+      <w:r>
+        <w:rPr>
+          <w:rFonts w:ascii="Calibri" w:cs="Calibri" w:eastAsia="Calibri" w:hAnsi="Calibri"/>
+          <w:color w:val="1A1A18"/>
+          <w:sz w:val="22"/>
+          <w:szCs w:val="22"/>
+        </w:rPr>
+        <w:t xml:space="preserve">; </w:t>
+      </w:r>
+      <w:r>
+        <w:rPr>
+          <w:rFonts w:ascii="Calibri" w:cs="Calibri" w:eastAsia="Calibri" w:hAnsi="Calibri"/>
+          <w:b/>
+          <w:bCs/>
+          <w:color w:val="1A1A18"/>
+          <w:sz w:val="22"/>
+          <w:szCs w:val="22"/>
+        </w:rPr>
+        <w:t xml:space="preserve">Magic Link</w:t>
+      </w:r>
+      <w:r>
+        <w:rPr>
+          <w:rFonts w:ascii="Calibri" w:cs="Calibri" w:eastAsia="Calibri" w:hAnsi="Calibri"/>
+          <w:color w:val="1A1A18"/>
+          <w:sz w:val="22"/>
+          <w:szCs w:val="22"/>
+        </w:rPr>
+        <w:t xml:space="preserve">; </w:t>
+      </w:r>
+      <w:r>
+        <w:rPr>
+          <w:rFonts w:ascii="Calibri" w:cs="Calibri" w:eastAsia="Calibri" w:hAnsi="Calibri"/>
+          <w:b/>
+          <w:bCs/>
+          <w:color w:val="1A1A18"/>
+          <w:sz w:val="22"/>
+          <w:szCs w:val="22"/>
+        </w:rPr>
+        <w:t xml:space="preserve">Видалити медіатора</w:t>
+      </w:r>
+      <w:r>
+        <w:rPr>
+          <w:rFonts w:ascii="Calibri" w:cs="Calibri" w:eastAsia="Calibri" w:hAnsi="Calibri"/>
+          <w:color w:val="1A1A18"/>
+          <w:sz w:val="22"/>
+          <w:szCs w:val="22"/>
+        </w:rPr>
+        <w:t xml:space="preserve">.</w:t>
+      </w:r>
+    </w:p>
+    <w:p>
+      <w:pPr>
+        <w:spacing w:after="160" w:line="276"/>
+      </w:pPr>
+      <w:r>
+        <w:rPr>
+          <w:rFonts w:ascii="Calibri" w:cs="Calibri" w:eastAsia="Calibri" w:hAnsi="Calibri"/>
+          <w:color w:val="1A1A18"/>
+          <w:sz w:val="22"/>
+          <w:szCs w:val="22"/>
+        </w:rPr>
+        <w:t xml:space="preserve">Перший вхід запускає онбординг медіатора. До його завершення панель кімнат недоступна. Надішліть інструкцію медіатора.</w:t>
+      </w:r>
+    </w:p>
+    <w:p>
+      <w:pPr>
+        <w:pBdr>
+          <w:bottom w:val="single" w:color="D8D4CC" w:sz="6" w:space="1"/>
+        </w:pBdr>
+        <w:spacing w:after="120" w:before="120"/>
+      </w:pPr>
+      <w:r>
+        <w:t xml:space="preserve"/>
+      </w:r>
+    </w:p>
+    <w:p>
+      <w:pPr>
+        <w:pStyle w:val="Heading2"/>
+        <w:pBdr>
+          <w:bottom w:val="single" w:color="9A7B2F" w:sz="8" w:space="4"/>
+        </w:pBdr>
+        <w:spacing w:after="120" w:before="280"/>
+      </w:pPr>
+      <w:r>
+        <w:rPr>
+          <w:rFonts w:ascii="Georgia" w:cs="Georgia" w:eastAsia="Georgia" w:hAnsi="Georgia"/>
+          <w:b/>
+          <w:bCs/>
+          <w:color w:val="1A1A18"/>
+          <w:sz w:val="28"/>
+          <w:szCs w:val="28"/>
+        </w:rPr>
+        <w:t xml:space="preserve">10. Налаштування: облікові дані API та моделі</w:t>
+      </w:r>
+    </w:p>
+    <w:p>
+      <w:pPr>
+        <w:spacing w:after="160" w:line="276"/>
+      </w:pPr>
+      <w:r>
+        <w:rPr>
+          <w:rFonts w:ascii="Calibri" w:cs="Calibri" w:eastAsia="Calibri" w:hAnsi="Calibri"/>
+          <w:b/>
+          <w:bCs/>
+          <w:color w:val="1A1A18"/>
+          <w:sz w:val="22"/>
+          <w:szCs w:val="22"/>
+        </w:rPr>
+        <w:t xml:space="preserve">Налаштування</w:t>
+      </w:r>
+      <w:r>
+        <w:rPr>
+          <w:rFonts w:ascii="Calibri" w:cs="Calibri" w:eastAsia="Calibri" w:hAnsi="Calibri"/>
+          <w:color w:val="1A1A18"/>
+          <w:sz w:val="22"/>
+          <w:szCs w:val="22"/>
+        </w:rPr>
+        <w:t xml:space="preserve"> → </w:t>
+      </w:r>
+      <w:r>
+        <w:rPr>
+          <w:rFonts w:ascii="Calibri" w:cs="Calibri" w:eastAsia="Calibri" w:hAnsi="Calibri"/>
+          <w:b/>
+          <w:bCs/>
+          <w:color w:val="1A1A18"/>
+          <w:sz w:val="22"/>
+          <w:szCs w:val="22"/>
+        </w:rPr>
+        <w:t xml:space="preserve">Облікові дані</w:t>
+      </w:r>
+      <w:r>
+        <w:rPr>
+          <w:rFonts w:ascii="Calibri" w:cs="Calibri" w:eastAsia="Calibri" w:hAnsi="Calibri"/>
+          <w:color w:val="1A1A18"/>
+          <w:sz w:val="22"/>
+          <w:szCs w:val="22"/>
+        </w:rPr>
+        <w:t xml:space="preserve">.</w:t>
+      </w:r>
+    </w:p>
+    <w:p>
+      <w:pPr>
+        <w:pStyle w:val="ListParagraph"/>
+        <w:numPr>
+          <w:ilvl w:val="0"/>
+          <w:numId w:val="1"/>
+        </w:numPr>
+        <w:spacing w:after="80"/>
+      </w:pPr>
+      <w:r>
+        <w:rPr>
+          <w:rFonts w:ascii="Calibri" w:cs="Calibri" w:eastAsia="Calibri" w:hAnsi="Calibri"/>
+          <w:b/>
+          <w:bCs/>
+          <w:color w:val="1A1A18"/>
+          <w:sz w:val="22"/>
+          <w:szCs w:val="22"/>
+        </w:rPr>
+        <w:t xml:space="preserve">OpenAI API ключ</w:t>
+      </w:r>
+      <w:r>
+        <w:rPr>
+          <w:rFonts w:ascii="Calibri" w:cs="Calibri" w:eastAsia="Calibri" w:hAnsi="Calibri"/>
+          <w:color w:val="1A1A18"/>
+          <w:sz w:val="22"/>
+          <w:szCs w:val="22"/>
+        </w:rPr>
+        <w:t xml:space="preserve"> — аналіз, медіація, генерація;</w:t>
+      </w:r>
+    </w:p>
+    <w:p>
+      <w:pPr>
+        <w:pStyle w:val="ListParagraph"/>
+        <w:numPr>
+          <w:ilvl w:val="0"/>
+          <w:numId w:val="1"/>
+        </w:numPr>
+        <w:spacing w:after="80"/>
+      </w:pPr>
+      <w:r>
+        <w:rPr>
+          <w:rFonts w:ascii="Calibri" w:cs="Calibri" w:eastAsia="Calibri" w:hAnsi="Calibri"/>
+          <w:b/>
+          <w:bCs/>
+          <w:color w:val="1A1A18"/>
+          <w:sz w:val="22"/>
+          <w:szCs w:val="22"/>
+        </w:rPr>
+        <w:t xml:space="preserve">Airtable API ключ</w:t>
+      </w:r>
+      <w:r>
+        <w:rPr>
+          <w:rFonts w:ascii="Calibri" w:cs="Calibri" w:eastAsia="Calibri" w:hAnsi="Calibri"/>
+          <w:color w:val="1A1A18"/>
+          <w:sz w:val="22"/>
+          <w:szCs w:val="22"/>
+        </w:rPr>
+        <w:t xml:space="preserve"> — статуси зовнішніх тестів;</w:t>
+      </w:r>
+    </w:p>
+    <w:p>
+      <w:pPr>
+        <w:pStyle w:val="ListParagraph"/>
+        <w:numPr>
+          <w:ilvl w:val="0"/>
+          <w:numId w:val="1"/>
+        </w:numPr>
+        <w:spacing w:after="80"/>
+      </w:pPr>
+      <w:r>
+        <w:rPr>
+          <w:rFonts w:ascii="Calibri" w:cs="Calibri" w:eastAsia="Calibri" w:hAnsi="Calibri"/>
+          <w:b/>
+          <w:bCs/>
+          <w:color w:val="1A1A18"/>
+          <w:sz w:val="22"/>
+          <w:szCs w:val="22"/>
+        </w:rPr>
+        <w:t xml:space="preserve">Показати ключ</w:t>
+      </w:r>
+      <w:r>
+        <w:rPr>
+          <w:rFonts w:ascii="Calibri" w:cs="Calibri" w:eastAsia="Calibri" w:hAnsi="Calibri"/>
+          <w:color w:val="1A1A18"/>
+          <w:sz w:val="22"/>
+          <w:szCs w:val="22"/>
+        </w:rPr>
+        <w:t xml:space="preserve"> / </w:t>
+      </w:r>
+      <w:r>
+        <w:rPr>
+          <w:rFonts w:ascii="Calibri" w:cs="Calibri" w:eastAsia="Calibri" w:hAnsi="Calibri"/>
+          <w:b/>
+          <w:bCs/>
+          <w:color w:val="1A1A18"/>
+          <w:sz w:val="22"/>
+          <w:szCs w:val="22"/>
+        </w:rPr>
+        <w:t xml:space="preserve">Приховати ключ</w:t>
+      </w:r>
+      <w:r>
+        <w:rPr>
+          <w:rFonts w:ascii="Calibri" w:cs="Calibri" w:eastAsia="Calibri" w:hAnsi="Calibri"/>
+          <w:color w:val="1A1A18"/>
+          <w:sz w:val="22"/>
+          <w:szCs w:val="22"/>
+        </w:rPr>
+        <w:t xml:space="preserve">.</w:t>
+      </w:r>
+    </w:p>
+    <w:p>
+      <w:pPr>
+        <w:pStyle w:val="Heading3"/>
+        <w:spacing w:after="80" w:before="200"/>
+      </w:pPr>
+      <w:r>
+        <w:rPr>
+          <w:rFonts w:ascii="Calibri" w:cs="Calibri" w:eastAsia="Calibri" w:hAnsi="Calibri"/>
+          <w:b/>
+          <w:bCs/>
+          <w:color w:val="1A1A18"/>
+          <w:sz w:val="24"/>
+          <w:szCs w:val="24"/>
+        </w:rPr>
+        <w:t xml:space="preserve">Моделі чату за навантаженням</w:t>
+      </w:r>
+    </w:p>
+    <w:p>
+      <w:pPr>
+        <w:spacing w:after="160" w:line="276"/>
+      </w:pPr>
+      <w:r>
+        <w:rPr>
+          <w:rFonts w:ascii="Calibri" w:cs="Calibri" w:eastAsia="Calibri" w:hAnsi="Calibri"/>
+          <w:color w:val="1A1A18"/>
+          <w:sz w:val="22"/>
+          <w:szCs w:val="22"/>
+        </w:rPr>
+        <w:t xml:space="preserve">Секція </w:t>
+      </w:r>
+      <w:r>
+        <w:rPr>
+          <w:rFonts w:ascii="Calibri" w:cs="Calibri" w:eastAsia="Calibri" w:hAnsi="Calibri"/>
+          <w:b/>
+          <w:bCs/>
+          <w:color w:val="1A1A18"/>
+          <w:sz w:val="22"/>
+          <w:szCs w:val="22"/>
+        </w:rPr>
+        <w:t xml:space="preserve">Chat models by workload</w:t>
+      </w:r>
+      <w:r>
+        <w:rPr>
+          <w:rFonts w:ascii="Calibri" w:cs="Calibri" w:eastAsia="Calibri" w:hAnsi="Calibri"/>
+          <w:color w:val="1A1A18"/>
+          <w:sz w:val="22"/>
+          <w:szCs w:val="22"/>
+        </w:rPr>
+        <w:t xml:space="preserve"> / </w:t>
+      </w:r>
+      <w:r>
+        <w:rPr>
+          <w:rFonts w:ascii="Calibri" w:cs="Calibri" w:eastAsia="Calibri" w:hAnsi="Calibri"/>
+          <w:b/>
+          <w:bCs/>
+          <w:color w:val="1A1A18"/>
+          <w:sz w:val="22"/>
+          <w:szCs w:val="22"/>
+        </w:rPr>
+        <w:t xml:space="preserve">Моделі чату за навантаженням</w:t>
+      </w:r>
+      <w:r>
+        <w:rPr>
+          <w:rFonts w:ascii="Calibri" w:cs="Calibri" w:eastAsia="Calibri" w:hAnsi="Calibri"/>
+          <w:color w:val="1A1A18"/>
+          <w:sz w:val="22"/>
+          <w:szCs w:val="22"/>
+        </w:rPr>
+        <w:t xml:space="preserve">. Порожній слот падає на попереднє єдине значення моделі. </w:t>
+      </w:r>
+      <w:r>
+        <w:rPr>
+          <w:rFonts w:ascii="Calibri" w:cs="Calibri" w:eastAsia="Calibri" w:hAnsi="Calibri"/>
+          <w:b/>
+          <w:bCs/>
+          <w:color w:val="1A1A18"/>
+          <w:sz w:val="22"/>
+          <w:szCs w:val="22"/>
+        </w:rPr>
+        <w:t xml:space="preserve">Оновити моделі</w:t>
+      </w:r>
+      <w:r>
+        <w:rPr>
+          <w:rFonts w:ascii="Calibri" w:cs="Calibri" w:eastAsia="Calibri" w:hAnsi="Calibri"/>
+          <w:color w:val="1A1A18"/>
+          <w:sz w:val="22"/>
+          <w:szCs w:val="22"/>
+        </w:rPr>
+        <w:t xml:space="preserve"> / </w:t>
+      </w:r>
+      <w:r>
+        <w:rPr>
+          <w:rFonts w:ascii="Calibri" w:cs="Calibri" w:eastAsia="Calibri" w:hAnsi="Calibri"/>
+          <w:b/>
+          <w:bCs/>
+          <w:color w:val="1A1A18"/>
+          <w:sz w:val="22"/>
+          <w:szCs w:val="22"/>
+        </w:rPr>
+        <w:t xml:space="preserve">Завантаження моделей…</w:t>
+      </w:r>
+      <w:r>
+        <w:rPr>
+          <w:rFonts w:ascii="Calibri" w:cs="Calibri" w:eastAsia="Calibri" w:hAnsi="Calibri"/>
+          <w:color w:val="1A1A18"/>
+          <w:sz w:val="22"/>
+          <w:szCs w:val="22"/>
+        </w:rPr>
+        <w:t xml:space="preserve">.</w:t>
+      </w:r>
+    </w:p>
+    <w:tbl>
+      <w:tblPr>
+        <w:tblW w:type="dxa" w:w="9000"/>
+        <w:tblBorders>
+          <w:top w:val="single" w:color="auto" w:sz="4"/>
+          <w:left w:val="single" w:color="auto" w:sz="4"/>
+          <w:bottom w:val="single" w:color="auto" w:sz="4"/>
+          <w:right w:val="single" w:color="auto" w:sz="4"/>
+          <w:insideH w:val="single" w:color="auto" w:sz="4"/>
+          <w:insideV w:val="single" w:color="auto" w:sz="4"/>
+        </w:tblBorders>
+      </w:tblPr>
+      <w:tblGrid>
+        <w:gridCol w:w="100"/>
+        <w:gridCol w:w="100"/>
+      </w:tblGrid>
+      <w:tr>
+        <w:tc>
+          <w:tcPr>
+            <w:tcW w:type="dxa" w:w="4500"/>
+            <w:tcBorders>
+              <w:top w:val="single" w:color="D8D4CC" w:sz="4"/>
+              <w:left w:val="single" w:color="D8D4CC" w:sz="4"/>
+              <w:bottom w:val="single" w:color="D8D4CC" w:sz="4"/>
+              <w:right w:val="single" w:color="D8D4CC" w:sz="4"/>
+            </w:tcBorders>
+            <w:shd w:fill="F6F3EC" w:val="clear"/>
+          </w:tcPr>
+          <w:p>
+            <w:r>
+              <w:rPr>
+                <w:rFonts w:ascii="Calibri" w:cs="Calibri" w:eastAsia="Calibri" w:hAnsi="Calibri"/>
+                <w:b/>
+                <w:bCs/>
+                <w:color w:val="1A1A18"/>
+                <w:sz w:val="18"/>
+                <w:szCs w:val="18"/>
+              </w:rPr>
+              <w:t xml:space="preserve">Слот</w:t>
+            </w:r>
+          </w:p>
+        </w:tc>
+        <w:tc>
+          <w:tcPr>
+            <w:tcW w:type="dxa" w:w="4500"/>
+            <w:tcBorders>
+              <w:top w:val="single" w:color="D8D4CC" w:sz="4"/>
+              <w:left w:val="single" w:color="D8D4CC" w:sz="4"/>
+              <w:bottom w:val="single" w:color="D8D4CC" w:sz="4"/>
+              <w:right w:val="single" w:color="D8D4CC" w:sz="4"/>
+            </w:tcBorders>
+            <w:shd w:fill="F6F3EC" w:val="clear"/>
+          </w:tcPr>
+          <w:p>
+            <w:r>
+              <w:rPr>
+                <w:rFonts w:ascii="Calibri" w:cs="Calibri" w:eastAsia="Calibri" w:hAnsi="Calibri"/>
+                <w:b/>
+                <w:bCs/>
+                <w:color w:val="1A1A18"/>
+                <w:sz w:val="18"/>
+                <w:szCs w:val="18"/>
+              </w:rPr>
+              <w:t xml:space="preserve">Для чого</w:t>
+            </w:r>
+          </w:p>
+        </w:tc>
+      </w:tr>
+      <w:tr>
+        <w:tc>
+          <w:tcPr>
+            <w:tcW w:type="dxa" w:w="4500"/>
+            <w:tcBorders>
+              <w:top w:val="single" w:color="D8D4CC" w:sz="4"/>
+              <w:left w:val="single" w:color="D8D4CC" w:sz="4"/>
+              <w:bottom w:val="single" w:color="D8D4CC" w:sz="4"/>
+              <w:right w:val="single" w:color="D8D4CC" w:sz="4"/>
+            </w:tcBorders>
+          </w:tcPr>
+          <w:p>
+            <w:r>
+              <w:rPr>
+                <w:rFonts w:ascii="Calibri" w:cs="Calibri" w:eastAsia="Calibri" w:hAnsi="Calibri"/>
+                <w:b/>
+                <w:bCs/>
+                <w:color w:val="1A1A18"/>
+                <w:sz w:val="18"/>
+                <w:szCs w:val="18"/>
+              </w:rPr>
+              <w:t xml:space="preserve">Діалог</w:t>
+            </w:r>
+          </w:p>
+        </w:tc>
+        <w:tc>
+          <w:tcPr>
+            <w:tcW w:type="dxa" w:w="4500"/>
+            <w:tcBorders>
+              <w:top w:val="single" w:color="D8D4CC" w:sz="4"/>
+              <w:left w:val="single" w:color="D8D4CC" w:sz="4"/>
+              <w:bottom w:val="single" w:color="D8D4CC" w:sz="4"/>
+              <w:right w:val="single" w:color="D8D4CC" w:sz="4"/>
+            </w:tcBorders>
+          </w:tcPr>
+          <w:p>
+            <w:r>
+              <w:rPr>
+                <w:rFonts w:ascii="Calibri" w:cs="Calibri" w:eastAsia="Calibri" w:hAnsi="Calibri"/>
+                <w:color w:val="1A1A18"/>
+                <w:sz w:val="18"/>
+                <w:szCs w:val="18"/>
+              </w:rPr>
+              <w:t xml:space="preserve">Відкриття, живі питання, підсумки, модерація, формулювання</w:t>
+            </w:r>
+          </w:p>
+        </w:tc>
+      </w:tr>
+      <w:tr>
+        <w:tc>
+          <w:tcPr>
+            <w:tcW w:type="dxa" w:w="4500"/>
+            <w:tcBorders>
+              <w:top w:val="single" w:color="D8D4CC" w:sz="4"/>
+              <w:left w:val="single" w:color="D8D4CC" w:sz="4"/>
+              <w:bottom w:val="single" w:color="D8D4CC" w:sz="4"/>
+              <w:right w:val="single" w:color="D8D4CC" w:sz="4"/>
+            </w:tcBorders>
+          </w:tcPr>
+          <w:p>
+            <w:r>
+              <w:rPr>
+                <w:rFonts w:ascii="Calibri" w:cs="Calibri" w:eastAsia="Calibri" w:hAnsi="Calibri"/>
+                <w:b/>
+                <w:bCs/>
+                <w:color w:val="1A1A18"/>
+                <w:sz w:val="18"/>
+                <w:szCs w:val="18"/>
+              </w:rPr>
+              <w:t xml:space="preserve">Артефакти</w:t>
+            </w:r>
+          </w:p>
+        </w:tc>
+        <w:tc>
+          <w:tcPr>
+            <w:tcW w:type="dxa" w:w="4500"/>
+            <w:tcBorders>
+              <w:top w:val="single" w:color="D8D4CC" w:sz="4"/>
+              <w:left w:val="single" w:color="D8D4CC" w:sz="4"/>
+              <w:bottom w:val="single" w:color="D8D4CC" w:sz="4"/>
+              <w:right w:val="single" w:color="D8D4CC" w:sz="4"/>
+            </w:tcBorders>
+          </w:tcPr>
+          <w:p>
+            <w:r>
+              <w:rPr>
+                <w:rFonts w:ascii="Calibri" w:cs="Calibri" w:eastAsia="Calibri" w:hAnsi="Calibri"/>
+                <w:color w:val="1A1A18"/>
+                <w:sz w:val="18"/>
+                <w:szCs w:val="18"/>
+              </w:rPr>
+              <w:t xml:space="preserve">Варіанти, компроміс, проєкт угоди</w:t>
+            </w:r>
+          </w:p>
+        </w:tc>
+      </w:tr>
+      <w:tr>
+        <w:tc>
+          <w:tcPr>
+            <w:tcW w:type="dxa" w:w="4500"/>
+            <w:tcBorders>
+              <w:top w:val="single" w:color="D8D4CC" w:sz="4"/>
+              <w:left w:val="single" w:color="D8D4CC" w:sz="4"/>
+              <w:bottom w:val="single" w:color="D8D4CC" w:sz="4"/>
+              <w:right w:val="single" w:color="D8D4CC" w:sz="4"/>
+            </w:tcBorders>
+          </w:tcPr>
+          <w:p>
+            <w:r>
+              <w:rPr>
+                <w:rFonts w:ascii="Calibri" w:cs="Calibri" w:eastAsia="Calibri" w:hAnsi="Calibri"/>
+                <w:b/>
+                <w:bCs/>
+                <w:color w:val="1A1A18"/>
+                <w:sz w:val="18"/>
+                <w:szCs w:val="18"/>
+              </w:rPr>
+              <w:t xml:space="preserve">Швидка</w:t>
+            </w:r>
+          </w:p>
+        </w:tc>
+        <w:tc>
+          <w:tcPr>
+            <w:tcW w:type="dxa" w:w="4500"/>
+            <w:tcBorders>
+              <w:top w:val="single" w:color="D8D4CC" w:sz="4"/>
+              <w:left w:val="single" w:color="D8D4CC" w:sz="4"/>
+              <w:bottom w:val="single" w:color="D8D4CC" w:sz="4"/>
+              <w:right w:val="single" w:color="D8D4CC" w:sz="4"/>
+            </w:tcBorders>
+          </w:tcPr>
+          <w:p>
+            <w:r>
+              <w:rPr>
+                <w:rFonts w:ascii="Calibri" w:cs="Calibri" w:eastAsia="Calibri" w:hAnsi="Calibri"/>
+                <w:color w:val="1A1A18"/>
+                <w:sz w:val="18"/>
+                <w:szCs w:val="18"/>
+              </w:rPr>
+              <w:t xml:space="preserve">Переклад і визначення мови</w:t>
+            </w:r>
+          </w:p>
+        </w:tc>
+      </w:tr>
+      <w:tr>
+        <w:tc>
+          <w:tcPr>
+            <w:tcW w:type="dxa" w:w="4500"/>
+            <w:tcBorders>
+              <w:top w:val="single" w:color="D8D4CC" w:sz="4"/>
+              <w:left w:val="single" w:color="D8D4CC" w:sz="4"/>
+              <w:bottom w:val="single" w:color="D8D4CC" w:sz="4"/>
+              <w:right w:val="single" w:color="D8D4CC" w:sz="4"/>
+            </w:tcBorders>
+          </w:tcPr>
+          <w:p>
+            <w:r>
+              <w:rPr>
+                <w:rFonts w:ascii="Calibri" w:cs="Calibri" w:eastAsia="Calibri" w:hAnsi="Calibri"/>
+                <w:b/>
+                <w:bCs/>
+                <w:color w:val="1A1A18"/>
+                <w:sz w:val="18"/>
+                <w:szCs w:val="18"/>
+              </w:rPr>
+              <w:t xml:space="preserve">Пайплайн</w:t>
+            </w:r>
+          </w:p>
+        </w:tc>
+        <w:tc>
+          <w:tcPr>
+            <w:tcW w:type="dxa" w:w="4500"/>
+            <w:tcBorders>
+              <w:top w:val="single" w:color="D8D4CC" w:sz="4"/>
+              <w:left w:val="single" w:color="D8D4CC" w:sz="4"/>
+              <w:bottom w:val="single" w:color="D8D4CC" w:sz="4"/>
+              <w:right w:val="single" w:color="D8D4CC" w:sz="4"/>
+            </w:tcBorders>
+          </w:tcPr>
+          <w:p>
+            <w:r>
+              <w:rPr>
+                <w:rFonts w:ascii="Calibri" w:cs="Calibri" w:eastAsia="Calibri" w:hAnsi="Calibri"/>
+                <w:color w:val="1A1A18"/>
+                <w:sz w:val="18"/>
+                <w:szCs w:val="18"/>
+              </w:rPr>
+              <w:t xml:space="preserve">Агенти після інтейку та правовий аналіз</w:t>
+            </w:r>
+          </w:p>
+        </w:tc>
+      </w:tr>
+      <w:tr>
+        <w:tc>
+          <w:tcPr>
+            <w:tcW w:type="dxa" w:w="4500"/>
+            <w:tcBorders>
+              <w:top w:val="single" w:color="D8D4CC" w:sz="4"/>
+              <w:left w:val="single" w:color="D8D4CC" w:sz="4"/>
+              <w:bottom w:val="single" w:color="D8D4CC" w:sz="4"/>
+              <w:right w:val="single" w:color="D8D4CC" w:sz="4"/>
+            </w:tcBorders>
+          </w:tcPr>
+          <w:p>
+            <w:r>
+              <w:rPr>
+                <w:rFonts w:ascii="Calibri" w:cs="Calibri" w:eastAsia="Calibri" w:hAnsi="Calibri"/>
+                <w:b/>
+                <w:bCs/>
+                <w:color w:val="1A1A18"/>
+                <w:sz w:val="18"/>
+                <w:szCs w:val="18"/>
+              </w:rPr>
+              <w:t xml:space="preserve">RAG-чат</w:t>
+            </w:r>
+          </w:p>
+        </w:tc>
+        <w:tc>
+          <w:tcPr>
+            <w:tcW w:type="dxa" w:w="4500"/>
+            <w:tcBorders>
+              <w:top w:val="single" w:color="D8D4CC" w:sz="4"/>
+              <w:left w:val="single" w:color="D8D4CC" w:sz="4"/>
+              <w:bottom w:val="single" w:color="D8D4CC" w:sz="4"/>
+              <w:right w:val="single" w:color="D8D4CC" w:sz="4"/>
+            </w:tcBorders>
+          </w:tcPr>
+          <w:p>
+            <w:r>
+              <w:rPr>
+                <w:rFonts w:ascii="Calibri" w:cs="Calibri" w:eastAsia="Calibri" w:hAnsi="Calibri"/>
+                <w:color w:val="1A1A18"/>
+                <w:sz w:val="18"/>
+                <w:szCs w:val="18"/>
+              </w:rPr>
+              <w:t xml:space="preserve">Планування пошуку та відповіді на запити</w:t>
+            </w:r>
+          </w:p>
+        </w:tc>
+      </w:tr>
+      <w:tr>
+        <w:tc>
+          <w:tcPr>
+            <w:tcW w:type="dxa" w:w="4500"/>
+            <w:tcBorders>
+              <w:top w:val="single" w:color="D8D4CC" w:sz="4"/>
+              <w:left w:val="single" w:color="D8D4CC" w:sz="4"/>
+              <w:bottom w:val="single" w:color="D8D4CC" w:sz="4"/>
+              <w:right w:val="single" w:color="D8D4CC" w:sz="4"/>
+            </w:tcBorders>
+          </w:tcPr>
+          <w:p>
+            <w:r>
+              <w:rPr>
+                <w:rFonts w:ascii="Calibri" w:cs="Calibri" w:eastAsia="Calibri" w:hAnsi="Calibri"/>
+                <w:b/>
+                <w:bCs/>
+                <w:color w:val="1A1A18"/>
+                <w:sz w:val="18"/>
+                <w:szCs w:val="18"/>
+              </w:rPr>
+              <w:t xml:space="preserve">Довідка</w:t>
+            </w:r>
+          </w:p>
+        </w:tc>
+        <w:tc>
+          <w:tcPr>
+            <w:tcW w:type="dxa" w:w="4500"/>
+            <w:tcBorders>
+              <w:top w:val="single" w:color="D8D4CC" w:sz="4"/>
+              <w:left w:val="single" w:color="D8D4CC" w:sz="4"/>
+              <w:bottom w:val="single" w:color="D8D4CC" w:sz="4"/>
+              <w:right w:val="single" w:color="D8D4CC" w:sz="4"/>
+            </w:tcBorders>
+          </w:tcPr>
+          <w:p>
+            <w:r>
+              <w:rPr>
+                <w:rFonts w:ascii="Calibri" w:cs="Calibri" w:eastAsia="Calibri" w:hAnsi="Calibri"/>
+                <w:color w:val="1A1A18"/>
+                <w:sz w:val="18"/>
+                <w:szCs w:val="18"/>
+              </w:rPr>
+              <w:t xml:space="preserve">Віджет довідки в продукті</w:t>
+            </w:r>
+          </w:p>
+        </w:tc>
+      </w:tr>
+    </w:tbl>
+    <w:p>
+      <w:pPr>
+        <w:spacing w:after="160"/>
+      </w:pPr>
+      <w:r>
+        <w:t xml:space="preserve"/>
+      </w:r>
+    </w:p>
+    <w:p>
+      <w:pPr>
+        <w:spacing w:after="160" w:line="276"/>
+      </w:pPr>
+      <w:r>
+        <w:rPr>
+          <w:rFonts w:ascii="Calibri" w:cs="Calibri" w:eastAsia="Calibri" w:hAnsi="Calibri"/>
+          <w:b/>
+          <w:bCs/>
+          <w:color w:val="1A1A18"/>
+          <w:sz w:val="22"/>
+          <w:szCs w:val="22"/>
+        </w:rPr>
+        <w:t xml:space="preserve">Зберегти</w:t>
+      </w:r>
+      <w:r>
+        <w:rPr>
+          <w:rFonts w:ascii="Calibri" w:cs="Calibri" w:eastAsia="Calibri" w:hAnsi="Calibri"/>
+          <w:color w:val="1A1A18"/>
+          <w:sz w:val="22"/>
+          <w:szCs w:val="22"/>
+        </w:rPr>
+        <w:t xml:space="preserve"> → </w:t>
+      </w:r>
+      <w:r>
+        <w:rPr>
+          <w:rFonts w:ascii="Calibri" w:cs="Calibri" w:eastAsia="Calibri" w:hAnsi="Calibri"/>
+          <w:b/>
+          <w:bCs/>
+          <w:color w:val="1A1A18"/>
+          <w:sz w:val="22"/>
+          <w:szCs w:val="22"/>
+        </w:rPr>
+        <w:t xml:space="preserve">Налаштування збережено</w:t>
+      </w:r>
+      <w:r>
+        <w:rPr>
+          <w:rFonts w:ascii="Calibri" w:cs="Calibri" w:eastAsia="Calibri" w:hAnsi="Calibri"/>
+          <w:color w:val="1A1A18"/>
+          <w:sz w:val="22"/>
+          <w:szCs w:val="22"/>
+        </w:rPr>
+        <w:t xml:space="preserve">.</w:t>
+      </w:r>
+    </w:p>
+    <w:p>
+      <w:pPr>
+        <w:spacing w:after="160" w:line="276"/>
+      </w:pPr>
+      <w:r>
+        <w:rPr>
+          <w:rFonts w:ascii="Calibri" w:cs="Calibri" w:eastAsia="Calibri" w:hAnsi="Calibri"/>
+          <w:color w:val="1A1A18"/>
+          <w:sz w:val="22"/>
+          <w:szCs w:val="22"/>
+        </w:rPr>
+        <w:t xml:space="preserve">Без валідного ключа OpenAI пайплайн і сесія не працюватимуть.</w:t>
+      </w:r>
+    </w:p>
+    <w:p>
+      <w:pPr>
+        <w:pBdr>
+          <w:bottom w:val="single" w:color="D8D4CC" w:sz="6" w:space="1"/>
+        </w:pBdr>
+        <w:spacing w:after="120" w:before="120"/>
+      </w:pPr>
+      <w:r>
+        <w:t xml:space="preserve"/>
+      </w:r>
+    </w:p>
+    <w:p>
+      <w:pPr>
+        <w:pStyle w:val="Heading2"/>
+        <w:pBdr>
+          <w:bottom w:val="single" w:color="9A7B2F" w:sz="8" w:space="4"/>
+        </w:pBdr>
+        <w:spacing w:after="120" w:before="280"/>
+      </w:pPr>
+      <w:r>
+        <w:rPr>
+          <w:rFonts w:ascii="Georgia" w:cs="Georgia" w:eastAsia="Georgia" w:hAnsi="Georgia"/>
+          <w:b/>
+          <w:bCs/>
+          <w:color w:val="1A1A18"/>
+          <w:sz w:val="28"/>
+          <w:szCs w:val="28"/>
+        </w:rPr>
+        <w:t xml:space="preserve">11. Налаштування: тести</w:t>
+      </w:r>
+    </w:p>
+    <w:p>
+      <w:pPr>
+        <w:spacing w:after="160" w:line="276"/>
+      </w:pPr>
+      <w:r>
+        <w:rPr>
+          <w:rFonts w:ascii="Calibri" w:cs="Calibri" w:eastAsia="Calibri" w:hAnsi="Calibri"/>
+          <w:color w:val="1A1A18"/>
+          <w:sz w:val="22"/>
+          <w:szCs w:val="22"/>
+        </w:rPr>
+        <w:t xml:space="preserve">Вкладка </w:t>
+      </w:r>
+      <w:r>
+        <w:rPr>
+          <w:rFonts w:ascii="Calibri" w:cs="Calibri" w:eastAsia="Calibri" w:hAnsi="Calibri"/>
+          <w:b/>
+          <w:bCs/>
+          <w:color w:val="1A1A18"/>
+          <w:sz w:val="22"/>
+          <w:szCs w:val="22"/>
+        </w:rPr>
+        <w:t xml:space="preserve">Тести</w:t>
+      </w:r>
+      <w:r>
+        <w:rPr>
+          <w:rFonts w:ascii="Calibri" w:cs="Calibri" w:eastAsia="Calibri" w:hAnsi="Calibri"/>
+          <w:color w:val="1A1A18"/>
+          <w:sz w:val="22"/>
+          <w:szCs w:val="22"/>
+        </w:rPr>
+        <w:t xml:space="preserve">. Чотири </w:t>
+      </w:r>
+      <w:r>
+        <w:rPr>
+          <w:rFonts w:ascii="Calibri" w:cs="Calibri" w:eastAsia="Calibri" w:hAnsi="Calibri"/>
+          <w:b/>
+          <w:bCs/>
+          <w:color w:val="1A1A18"/>
+          <w:sz w:val="22"/>
+          <w:szCs w:val="22"/>
+        </w:rPr>
+        <w:t xml:space="preserve">Посилання на тест</w:t>
+      </w:r>
+      <w:r>
+        <w:rPr>
+          <w:rFonts w:ascii="Calibri" w:cs="Calibri" w:eastAsia="Calibri" w:hAnsi="Calibri"/>
+          <w:color w:val="1A1A18"/>
+          <w:sz w:val="22"/>
+          <w:szCs w:val="22"/>
+        </w:rPr>
+        <w:t xml:space="preserve">:</w:t>
+      </w:r>
+    </w:p>
+    <w:p>
+      <w:pPr>
+        <w:pStyle w:val="ListParagraph"/>
+        <w:numPr>
+          <w:ilvl w:val="0"/>
+          <w:numId w:val="1"/>
+        </w:numPr>
+        <w:spacing w:after="80"/>
+      </w:pPr>
+      <w:r>
+        <w:rPr>
+          <w:rFonts w:ascii="Calibri" w:cs="Calibri" w:eastAsia="Calibri" w:hAnsi="Calibri"/>
+          <w:b/>
+          <w:bCs/>
+          <w:color w:val="1A1A18"/>
+          <w:sz w:val="22"/>
+          <w:szCs w:val="22"/>
+        </w:rPr>
+        <w:t xml:space="preserve">Який мій тип характеру</w:t>
+      </w:r>
+    </w:p>
+    <w:p>
+      <w:pPr>
+        <w:pStyle w:val="ListParagraph"/>
+        <w:numPr>
+          <w:ilvl w:val="0"/>
+          <w:numId w:val="1"/>
+        </w:numPr>
+        <w:spacing w:after="80"/>
+      </w:pPr>
+      <w:r>
+        <w:rPr>
+          <w:rFonts w:ascii="Calibri" w:cs="Calibri" w:eastAsia="Calibri" w:hAnsi="Calibri"/>
+          <w:b/>
+          <w:bCs/>
+          <w:color w:val="1A1A18"/>
+          <w:sz w:val="22"/>
+          <w:szCs w:val="22"/>
+        </w:rPr>
+        <w:t xml:space="preserve">Обличчям до страху</w:t>
+      </w:r>
+      <w:r>
+        <w:rPr>
+          <w:rFonts w:ascii="Calibri" w:cs="Calibri" w:eastAsia="Calibri" w:hAnsi="Calibri"/>
+          <w:color w:val="1A1A18"/>
+          <w:sz w:val="22"/>
+          <w:szCs w:val="22"/>
+        </w:rPr>
+        <w:t xml:space="preserve"> (у полі адмінки може бути формулювання «Віч-на-віч зі страхом»)</w:t>
+      </w:r>
+    </w:p>
+    <w:p>
+      <w:pPr>
+        <w:pStyle w:val="ListParagraph"/>
+        <w:numPr>
+          <w:ilvl w:val="0"/>
+          <w:numId w:val="1"/>
+        </w:numPr>
+        <w:spacing w:after="80"/>
+      </w:pPr>
+      <w:r>
+        <w:rPr>
+          <w:rFonts w:ascii="Calibri" w:cs="Calibri" w:eastAsia="Calibri" w:hAnsi="Calibri"/>
+          <w:b/>
+          <w:bCs/>
+          <w:color w:val="1A1A18"/>
+          <w:sz w:val="22"/>
+          <w:szCs w:val="22"/>
+        </w:rPr>
+        <w:t xml:space="preserve">Риси характеру</w:t>
+      </w:r>
+    </w:p>
+    <w:p>
+      <w:pPr>
+        <w:pStyle w:val="ListParagraph"/>
+        <w:numPr>
+          <w:ilvl w:val="0"/>
+          <w:numId w:val="1"/>
+        </w:numPr>
+        <w:spacing w:after="80"/>
+      </w:pPr>
+      <w:r>
+        <w:rPr>
+          <w:rFonts w:ascii="Calibri" w:cs="Calibri" w:eastAsia="Calibri" w:hAnsi="Calibri"/>
+          <w:b/>
+          <w:bCs/>
+          <w:color w:val="1A1A18"/>
+          <w:sz w:val="22"/>
+          <w:szCs w:val="22"/>
+        </w:rPr>
+        <w:t xml:space="preserve">Конфлікти особистості</w:t>
+      </w:r>
+    </w:p>
+    <w:p>
+      <w:pPr>
+        <w:spacing w:after="160" w:line="276"/>
+      </w:pPr>
+      <w:r>
+        <w:rPr>
+          <w:rFonts w:ascii="Calibri" w:cs="Calibri" w:eastAsia="Calibri" w:hAnsi="Calibri"/>
+          <w:color w:val="1A1A18"/>
+          <w:sz w:val="22"/>
+          <w:szCs w:val="22"/>
+        </w:rPr>
+        <w:t xml:space="preserve">Саме ці URL відкриває </w:t>
+      </w:r>
+      <w:r>
+        <w:rPr>
+          <w:rFonts w:ascii="Calibri" w:cs="Calibri" w:eastAsia="Calibri" w:hAnsi="Calibri"/>
+          <w:b/>
+          <w:bCs/>
+          <w:color w:val="1A1A18"/>
+          <w:sz w:val="22"/>
+          <w:szCs w:val="22"/>
+        </w:rPr>
+        <w:t xml:space="preserve">Відкрити тест</w:t>
+      </w:r>
+      <w:r>
+        <w:rPr>
+          <w:rFonts w:ascii="Calibri" w:cs="Calibri" w:eastAsia="Calibri" w:hAnsi="Calibri"/>
+          <w:color w:val="1A1A18"/>
+          <w:sz w:val="22"/>
+          <w:szCs w:val="22"/>
+        </w:rPr>
+        <w:t xml:space="preserve"> в онбордингу. Порожній або невірний URL блокує прогрес учасника.</w:t>
+      </w:r>
+    </w:p>
+    <w:p>
+      <w:pPr>
+        <w:pBdr>
+          <w:bottom w:val="single" w:color="D8D4CC" w:sz="6" w:space="1"/>
+        </w:pBdr>
+        <w:spacing w:after="120" w:before="120"/>
+      </w:pPr>
+      <w:r>
+        <w:t xml:space="preserve"/>
+      </w:r>
+    </w:p>
+    <w:p>
+      <w:pPr>
+        <w:pStyle w:val="Heading2"/>
+        <w:pBdr>
+          <w:bottom w:val="single" w:color="9A7B2F" w:sz="8" w:space="4"/>
+        </w:pBdr>
+        <w:spacing w:after="120" w:before="280"/>
+      </w:pPr>
+      <w:r>
+        <w:rPr>
+          <w:rFonts w:ascii="Georgia" w:cs="Georgia" w:eastAsia="Georgia" w:hAnsi="Georgia"/>
+          <w:b/>
+          <w:bCs/>
+          <w:color w:val="1A1A18"/>
+          <w:sz w:val="28"/>
+          <w:szCs w:val="28"/>
+        </w:rPr>
+        <w:t xml:space="preserve">12. Налаштування: промпти агентів</w:t>
+      </w:r>
+    </w:p>
+    <w:p>
+      <w:pPr>
+        <w:spacing w:after="160" w:line="276"/>
+      </w:pPr>
+      <w:r>
+        <w:rPr>
+          <w:rFonts w:ascii="Calibri" w:cs="Calibri" w:eastAsia="Calibri" w:hAnsi="Calibri"/>
+          <w:color w:val="1A1A18"/>
+          <w:sz w:val="22"/>
+          <w:szCs w:val="22"/>
+        </w:rPr>
+        <w:t xml:space="preserve">Вкладка </w:t>
+      </w:r>
+      <w:r>
+        <w:rPr>
+          <w:rFonts w:ascii="Calibri" w:cs="Calibri" w:eastAsia="Calibri" w:hAnsi="Calibri"/>
+          <w:b/>
+          <w:bCs/>
+          <w:color w:val="1A1A18"/>
+          <w:sz w:val="22"/>
+          <w:szCs w:val="22"/>
+        </w:rPr>
+        <w:t xml:space="preserve">Промпти</w:t>
+      </w:r>
+      <w:r>
+        <w:rPr>
+          <w:rFonts w:ascii="Calibri" w:cs="Calibri" w:eastAsia="Calibri" w:hAnsi="Calibri"/>
+          <w:color w:val="1A1A18"/>
+          <w:sz w:val="22"/>
+          <w:szCs w:val="22"/>
+        </w:rPr>
+        <w:t xml:space="preserve">. П’ять агентів:</w:t>
+      </w:r>
+    </w:p>
+    <w:tbl>
+      <w:tblPr>
+        <w:tblW w:type="dxa" w:w="9000"/>
+        <w:tblBorders>
+          <w:top w:val="single" w:color="auto" w:sz="4"/>
+          <w:left w:val="single" w:color="auto" w:sz="4"/>
+          <w:bottom w:val="single" w:color="auto" w:sz="4"/>
+          <w:right w:val="single" w:color="auto" w:sz="4"/>
+          <w:insideH w:val="single" w:color="auto" w:sz="4"/>
+          <w:insideV w:val="single" w:color="auto" w:sz="4"/>
+        </w:tblBorders>
+      </w:tblPr>
+      <w:tblGrid>
+        <w:gridCol w:w="100"/>
+        <w:gridCol w:w="100"/>
+      </w:tblGrid>
+      <w:tr>
+        <w:tc>
+          <w:tcPr>
+            <w:tcW w:type="dxa" w:w="4500"/>
+            <w:tcBorders>
+              <w:top w:val="single" w:color="D8D4CC" w:sz="4"/>
+              <w:left w:val="single" w:color="D8D4CC" w:sz="4"/>
+              <w:bottom w:val="single" w:color="D8D4CC" w:sz="4"/>
+              <w:right w:val="single" w:color="D8D4CC" w:sz="4"/>
+            </w:tcBorders>
+            <w:shd w:fill="F6F3EC" w:val="clear"/>
+          </w:tcPr>
+          <w:p>
+            <w:r>
+              <w:rPr>
+                <w:rFonts w:ascii="Calibri" w:cs="Calibri" w:eastAsia="Calibri" w:hAnsi="Calibri"/>
+                <w:b/>
+                <w:bCs/>
+                <w:color w:val="1A1A18"/>
+                <w:sz w:val="18"/>
+                <w:szCs w:val="18"/>
+              </w:rPr>
+              <w:t xml:space="preserve">Агент</w:t>
+            </w:r>
+          </w:p>
+        </w:tc>
+        <w:tc>
+          <w:tcPr>
+            <w:tcW w:type="dxa" w:w="4500"/>
+            <w:tcBorders>
+              <w:top w:val="single" w:color="D8D4CC" w:sz="4"/>
+              <w:left w:val="single" w:color="D8D4CC" w:sz="4"/>
+              <w:bottom w:val="single" w:color="D8D4CC" w:sz="4"/>
+              <w:right w:val="single" w:color="D8D4CC" w:sz="4"/>
+            </w:tcBorders>
+            <w:shd w:fill="F6F3EC" w:val="clear"/>
+          </w:tcPr>
+          <w:p>
+            <w:r>
+              <w:rPr>
+                <w:rFonts w:ascii="Calibri" w:cs="Calibri" w:eastAsia="Calibri" w:hAnsi="Calibri"/>
+                <w:b/>
+                <w:bCs/>
+                <w:color w:val="1A1A18"/>
+                <w:sz w:val="18"/>
+                <w:szCs w:val="18"/>
+              </w:rPr>
+              <w:t xml:space="preserve">Роль</w:t>
+            </w:r>
+          </w:p>
+        </w:tc>
+      </w:tr>
+      <w:tr>
+        <w:tc>
+          <w:tcPr>
+            <w:tcW w:type="dxa" w:w="4500"/>
+            <w:tcBorders>
+              <w:top w:val="single" w:color="D8D4CC" w:sz="4"/>
+              <w:left w:val="single" w:color="D8D4CC" w:sz="4"/>
+              <w:bottom w:val="single" w:color="D8D4CC" w:sz="4"/>
+              <w:right w:val="single" w:color="D8D4CC" w:sz="4"/>
+            </w:tcBorders>
+          </w:tcPr>
+          <w:p>
+            <w:r>
+              <w:rPr>
+                <w:rFonts w:ascii="Calibri" w:cs="Calibri" w:eastAsia="Calibri" w:hAnsi="Calibri"/>
+                <w:b/>
+                <w:bCs/>
+                <w:color w:val="1A1A18"/>
+                <w:sz w:val="18"/>
+                <w:szCs w:val="18"/>
+              </w:rPr>
+              <w:t xml:space="preserve">Психодинаміка</w:t>
+            </w:r>
+          </w:p>
+        </w:tc>
+        <w:tc>
+          <w:tcPr>
+            <w:tcW w:type="dxa" w:w="4500"/>
+            <w:tcBorders>
+              <w:top w:val="single" w:color="D8D4CC" w:sz="4"/>
+              <w:left w:val="single" w:color="D8D4CC" w:sz="4"/>
+              <w:bottom w:val="single" w:color="D8D4CC" w:sz="4"/>
+              <w:right w:val="single" w:color="D8D4CC" w:sz="4"/>
+            </w:tcBorders>
+          </w:tcPr>
+          <w:p>
+            <w:r>
+              <w:rPr>
+                <w:rFonts w:ascii="Calibri" w:cs="Calibri" w:eastAsia="Calibri" w:hAnsi="Calibri"/>
+                <w:color w:val="1A1A18"/>
+                <w:sz w:val="18"/>
+                <w:szCs w:val="18"/>
+              </w:rPr>
+              <w:t xml:space="preserve">Профіль після тестів / бота</w:t>
+            </w:r>
+          </w:p>
+        </w:tc>
+      </w:tr>
+      <w:tr>
+        <w:tc>
+          <w:tcPr>
+            <w:tcW w:type="dxa" w:w="4500"/>
+            <w:tcBorders>
+              <w:top w:val="single" w:color="D8D4CC" w:sz="4"/>
+              <w:left w:val="single" w:color="D8D4CC" w:sz="4"/>
+              <w:bottom w:val="single" w:color="D8D4CC" w:sz="4"/>
+              <w:right w:val="single" w:color="D8D4CC" w:sz="4"/>
+            </w:tcBorders>
+          </w:tcPr>
+          <w:p>
+            <w:r>
+              <w:rPr>
+                <w:rFonts w:ascii="Calibri" w:cs="Calibri" w:eastAsia="Calibri" w:hAnsi="Calibri"/>
+                <w:b/>
+                <w:bCs/>
+                <w:color w:val="1A1A18"/>
+                <w:sz w:val="18"/>
+                <w:szCs w:val="18"/>
+              </w:rPr>
+              <w:t xml:space="preserve">Інтереси</w:t>
+            </w:r>
+          </w:p>
+        </w:tc>
+        <w:tc>
+          <w:tcPr>
+            <w:tcW w:type="dxa" w:w="4500"/>
+            <w:tcBorders>
+              <w:top w:val="single" w:color="D8D4CC" w:sz="4"/>
+              <w:left w:val="single" w:color="D8D4CC" w:sz="4"/>
+              <w:bottom w:val="single" w:color="D8D4CC" w:sz="4"/>
+              <w:right w:val="single" w:color="D8D4CC" w:sz="4"/>
+            </w:tcBorders>
+          </w:tcPr>
+          <w:p>
+            <w:r>
+              <w:rPr>
+                <w:rFonts w:ascii="Calibri" w:cs="Calibri" w:eastAsia="Calibri" w:hAnsi="Calibri"/>
+                <w:color w:val="1A1A18"/>
+                <w:sz w:val="18"/>
+                <w:szCs w:val="18"/>
+              </w:rPr>
+              <w:t xml:space="preserve">Що важливо за анкетою спору</w:t>
+            </w:r>
+          </w:p>
+        </w:tc>
+      </w:tr>
+      <w:tr>
+        <w:tc>
+          <w:tcPr>
+            <w:tcW w:type="dxa" w:w="4500"/>
+            <w:tcBorders>
+              <w:top w:val="single" w:color="D8D4CC" w:sz="4"/>
+              <w:left w:val="single" w:color="D8D4CC" w:sz="4"/>
+              <w:bottom w:val="single" w:color="D8D4CC" w:sz="4"/>
+              <w:right w:val="single" w:color="D8D4CC" w:sz="4"/>
+            </w:tcBorders>
+          </w:tcPr>
+          <w:p>
+            <w:r>
+              <w:rPr>
+                <w:rFonts w:ascii="Calibri" w:cs="Calibri" w:eastAsia="Calibri" w:hAnsi="Calibri"/>
+                <w:b/>
+                <w:bCs/>
+                <w:color w:val="1A1A18"/>
+                <w:sz w:val="18"/>
+                <w:szCs w:val="18"/>
+              </w:rPr>
+              <w:t xml:space="preserve">Емоційні тригери</w:t>
+            </w:r>
+          </w:p>
+        </w:tc>
+        <w:tc>
+          <w:tcPr>
+            <w:tcW w:type="dxa" w:w="4500"/>
+            <w:tcBorders>
+              <w:top w:val="single" w:color="D8D4CC" w:sz="4"/>
+              <w:left w:val="single" w:color="D8D4CC" w:sz="4"/>
+              <w:bottom w:val="single" w:color="D8D4CC" w:sz="4"/>
+              <w:right w:val="single" w:color="D8D4CC" w:sz="4"/>
+            </w:tcBorders>
+          </w:tcPr>
+          <w:p>
+            <w:r>
+              <w:rPr>
+                <w:rFonts w:ascii="Calibri" w:cs="Calibri" w:eastAsia="Calibri" w:hAnsi="Calibri"/>
+                <w:color w:val="1A1A18"/>
+                <w:sz w:val="18"/>
+                <w:szCs w:val="18"/>
+              </w:rPr>
+              <w:t xml:space="preserve">Ризики загострення</w:t>
+            </w:r>
+          </w:p>
+        </w:tc>
+      </w:tr>
+      <w:tr>
+        <w:tc>
+          <w:tcPr>
+            <w:tcW w:type="dxa" w:w="4500"/>
+            <w:tcBorders>
+              <w:top w:val="single" w:color="D8D4CC" w:sz="4"/>
+              <w:left w:val="single" w:color="D8D4CC" w:sz="4"/>
+              <w:bottom w:val="single" w:color="D8D4CC" w:sz="4"/>
+              <w:right w:val="single" w:color="D8D4CC" w:sz="4"/>
+            </w:tcBorders>
+          </w:tcPr>
+          <w:p>
+            <w:r>
+              <w:rPr>
+                <w:rFonts w:ascii="Calibri" w:cs="Calibri" w:eastAsia="Calibri" w:hAnsi="Calibri"/>
+                <w:b/>
+                <w:bCs/>
+                <w:color w:val="1A1A18"/>
+                <w:sz w:val="18"/>
+                <w:szCs w:val="18"/>
+              </w:rPr>
+              <w:t xml:space="preserve">Правовий аналіз</w:t>
+            </w:r>
+          </w:p>
+        </w:tc>
+        <w:tc>
+          <w:tcPr>
+            <w:tcW w:type="dxa" w:w="4500"/>
+            <w:tcBorders>
+              <w:top w:val="single" w:color="D8D4CC" w:sz="4"/>
+              <w:left w:val="single" w:color="D8D4CC" w:sz="4"/>
+              <w:bottom w:val="single" w:color="D8D4CC" w:sz="4"/>
+              <w:right w:val="single" w:color="D8D4CC" w:sz="4"/>
+            </w:tcBorders>
+          </w:tcPr>
+          <w:p>
+            <w:r>
+              <w:rPr>
+                <w:rFonts w:ascii="Calibri" w:cs="Calibri" w:eastAsia="Calibri" w:hAnsi="Calibri"/>
+                <w:color w:val="1A1A18"/>
+                <w:sz w:val="18"/>
+                <w:szCs w:val="18"/>
+              </w:rPr>
+              <w:t xml:space="preserve">Норми з RAG (не юридична порада)</w:t>
+            </w:r>
+          </w:p>
+        </w:tc>
+      </w:tr>
+      <w:tr>
+        <w:tc>
+          <w:tcPr>
+            <w:tcW w:type="dxa" w:w="4500"/>
+            <w:tcBorders>
+              <w:top w:val="single" w:color="D8D4CC" w:sz="4"/>
+              <w:left w:val="single" w:color="D8D4CC" w:sz="4"/>
+              <w:bottom w:val="single" w:color="D8D4CC" w:sz="4"/>
+              <w:right w:val="single" w:color="D8D4CC" w:sz="4"/>
+            </w:tcBorders>
+          </w:tcPr>
+          <w:p>
+            <w:r>
+              <w:rPr>
+                <w:rFonts w:ascii="Calibri" w:cs="Calibri" w:eastAsia="Calibri" w:hAnsi="Calibri"/>
+                <w:b/>
+                <w:bCs/>
+                <w:color w:val="1A1A18"/>
+                <w:sz w:val="18"/>
+                <w:szCs w:val="18"/>
+              </w:rPr>
+              <w:t xml:space="preserve">Агент медіації</w:t>
+            </w:r>
+          </w:p>
+        </w:tc>
+        <w:tc>
+          <w:tcPr>
+            <w:tcW w:type="dxa" w:w="4500"/>
+            <w:tcBorders>
+              <w:top w:val="single" w:color="D8D4CC" w:sz="4"/>
+              <w:left w:val="single" w:color="D8D4CC" w:sz="4"/>
+              <w:bottom w:val="single" w:color="D8D4CC" w:sz="4"/>
+              <w:right w:val="single" w:color="D8D4CC" w:sz="4"/>
+            </w:tcBorders>
+          </w:tcPr>
+          <w:p>
+            <w:r>
+              <w:rPr>
+                <w:rFonts w:ascii="Calibri" w:cs="Calibri" w:eastAsia="Calibri" w:hAnsi="Calibri"/>
+                <w:color w:val="1A1A18"/>
+                <w:sz w:val="18"/>
+                <w:szCs w:val="18"/>
+              </w:rPr>
+              <w:t xml:space="preserve">Відкриття, діалог, варіанти, компроміс</w:t>
+            </w:r>
+          </w:p>
+        </w:tc>
+      </w:tr>
+    </w:tbl>
+    <w:p>
+      <w:pPr>
+        <w:spacing w:after="160"/>
+      </w:pPr>
+      <w:r>
+        <w:t xml:space="preserve"/>
+      </w:r>
+    </w:p>
+    <w:p>
+      <w:pPr>
+        <w:spacing w:after="160" w:line="276"/>
+      </w:pPr>
+      <w:r>
+        <w:rPr>
+          <w:rFonts w:ascii="Calibri" w:cs="Calibri" w:eastAsia="Calibri" w:hAnsi="Calibri"/>
+          <w:b/>
+          <w:bCs/>
+          <w:color w:val="1A1A18"/>
+          <w:sz w:val="22"/>
+          <w:szCs w:val="22"/>
+        </w:rPr>
+        <w:t xml:space="preserve">Системний промпт</w:t>
+      </w:r>
+      <w:r>
+        <w:rPr>
+          <w:rFonts w:ascii="Calibri" w:cs="Calibri" w:eastAsia="Calibri" w:hAnsi="Calibri"/>
+          <w:color w:val="1A1A18"/>
+          <w:sz w:val="22"/>
+          <w:szCs w:val="22"/>
+        </w:rPr>
+        <w:t xml:space="preserve"> → </w:t>
+      </w:r>
+      <w:r>
+        <w:rPr>
+          <w:rFonts w:ascii="Calibri" w:cs="Calibri" w:eastAsia="Calibri" w:hAnsi="Calibri"/>
+          <w:b/>
+          <w:bCs/>
+          <w:color w:val="1A1A18"/>
+          <w:sz w:val="22"/>
+          <w:szCs w:val="22"/>
+        </w:rPr>
+        <w:t xml:space="preserve">Зберегти</w:t>
+      </w:r>
+      <w:r>
+        <w:rPr>
+          <w:rFonts w:ascii="Calibri" w:cs="Calibri" w:eastAsia="Calibri" w:hAnsi="Calibri"/>
+          <w:color w:val="1A1A18"/>
+          <w:sz w:val="22"/>
+          <w:szCs w:val="22"/>
+        </w:rPr>
+        <w:t xml:space="preserve"> → </w:t>
+      </w:r>
+      <w:r>
+        <w:rPr>
+          <w:rFonts w:ascii="Calibri" w:cs="Calibri" w:eastAsia="Calibri" w:hAnsi="Calibri"/>
+          <w:b/>
+          <w:bCs/>
+          <w:color w:val="1A1A18"/>
+          <w:sz w:val="22"/>
+          <w:szCs w:val="22"/>
+        </w:rPr>
+        <w:t xml:space="preserve">Промпт агента збережено</w:t>
+      </w:r>
+      <w:r>
+        <w:rPr>
+          <w:rFonts w:ascii="Calibri" w:cs="Calibri" w:eastAsia="Calibri" w:hAnsi="Calibri"/>
+          <w:color w:val="1A1A18"/>
+          <w:sz w:val="22"/>
+          <w:szCs w:val="22"/>
+        </w:rPr>
+        <w:t xml:space="preserve">.</w:t>
+      </w:r>
+    </w:p>
+    <w:p>
+      <w:pPr>
+        <w:pStyle w:val="Heading3"/>
+        <w:spacing w:after="80" w:before="200"/>
+      </w:pPr>
+      <w:r>
+        <w:rPr>
+          <w:rFonts w:ascii="Calibri" w:cs="Calibri" w:eastAsia="Calibri" w:hAnsi="Calibri"/>
+          <w:b/>
+          <w:bCs/>
+          <w:color w:val="1A1A18"/>
+          <w:sz w:val="24"/>
+          <w:szCs w:val="24"/>
+        </w:rPr>
         <w:t xml:space="preserve">Тест агента</w:t>
       </w:r>
     </w:p>
@@ -5865,7 +8464,181 @@
           <w:sz w:val="22"/>
           <w:szCs w:val="22"/>
         </w:rPr>
-        <w:t xml:space="preserve"> пишеться в живу кімнату): оберіть учасника або кімнату → </w:t>
+        <w:t xml:space="preserve"> пишеться в живу кімнату):</w:t>
+      </w:r>
+    </w:p>
+    <w:p>
+      <w:pPr>
+        <w:pStyle w:val="ListParagraph"/>
+        <w:numPr>
+          <w:ilvl w:val="0"/>
+          <w:numId w:val="1"/>
+        </w:numPr>
+        <w:spacing w:after="80"/>
+      </w:pPr>
+      <w:r>
+        <w:rPr>
+          <w:rFonts w:ascii="Calibri" w:cs="Calibri" w:eastAsia="Calibri" w:hAnsi="Calibri"/>
+          <w:b/>
+          <w:bCs/>
+          <w:color w:val="1A1A18"/>
+          <w:sz w:val="22"/>
+          <w:szCs w:val="22"/>
+        </w:rPr>
+        <w:t xml:space="preserve">Психодинаміка</w:t>
+      </w:r>
+      <w:r>
+        <w:rPr>
+          <w:rFonts w:ascii="Calibri" w:cs="Calibri" w:eastAsia="Calibri" w:hAnsi="Calibri"/>
+          <w:color w:val="1A1A18"/>
+          <w:sz w:val="22"/>
+          <w:szCs w:val="22"/>
+        </w:rPr>
+        <w:t xml:space="preserve"> / </w:t>
+      </w:r>
+      <w:r>
+        <w:rPr>
+          <w:rFonts w:ascii="Calibri" w:cs="Calibri" w:eastAsia="Calibri" w:hAnsi="Calibri"/>
+          <w:b/>
+          <w:bCs/>
+          <w:color w:val="1A1A18"/>
+          <w:sz w:val="22"/>
+          <w:szCs w:val="22"/>
+        </w:rPr>
+        <w:t xml:space="preserve">Емоційні тригери</w:t>
+      </w:r>
+      <w:r>
+        <w:rPr>
+          <w:rFonts w:ascii="Calibri" w:cs="Calibri" w:eastAsia="Calibri" w:hAnsi="Calibri"/>
+          <w:color w:val="1A1A18"/>
+          <w:sz w:val="22"/>
+          <w:szCs w:val="22"/>
+        </w:rPr>
+        <w:t xml:space="preserve"> — оберіть </w:t>
+      </w:r>
+      <w:r>
+        <w:rPr>
+          <w:rFonts w:ascii="Calibri" w:cs="Calibri" w:eastAsia="Calibri" w:hAnsi="Calibri"/>
+          <w:b/>
+          <w:bCs/>
+          <w:color w:val="1A1A18"/>
+          <w:sz w:val="22"/>
+          <w:szCs w:val="22"/>
+        </w:rPr>
+        <w:t xml:space="preserve">учасника</w:t>
+      </w:r>
+      <w:r>
+        <w:rPr>
+          <w:rFonts w:ascii="Calibri" w:cs="Calibri" w:eastAsia="Calibri" w:hAnsi="Calibri"/>
+          <w:color w:val="1A1A18"/>
+          <w:sz w:val="22"/>
+          <w:szCs w:val="22"/>
+        </w:rPr>
+        <w:t xml:space="preserve">;</w:t>
+      </w:r>
+    </w:p>
+    <w:p>
+      <w:pPr>
+        <w:pStyle w:val="ListParagraph"/>
+        <w:numPr>
+          <w:ilvl w:val="0"/>
+          <w:numId w:val="1"/>
+        </w:numPr>
+        <w:spacing w:after="80"/>
+      </w:pPr>
+      <w:r>
+        <w:rPr>
+          <w:rFonts w:ascii="Calibri" w:cs="Calibri" w:eastAsia="Calibri" w:hAnsi="Calibri"/>
+          <w:b/>
+          <w:bCs/>
+          <w:color w:val="1A1A18"/>
+          <w:sz w:val="22"/>
+          <w:szCs w:val="22"/>
+        </w:rPr>
+        <w:t xml:space="preserve">Інтереси</w:t>
+      </w:r>
+      <w:r>
+        <w:rPr>
+          <w:rFonts w:ascii="Calibri" w:cs="Calibri" w:eastAsia="Calibri" w:hAnsi="Calibri"/>
+          <w:color w:val="1A1A18"/>
+          <w:sz w:val="22"/>
+          <w:szCs w:val="22"/>
+        </w:rPr>
+        <w:t xml:space="preserve"> / </w:t>
+      </w:r>
+      <w:r>
+        <w:rPr>
+          <w:rFonts w:ascii="Calibri" w:cs="Calibri" w:eastAsia="Calibri" w:hAnsi="Calibri"/>
+          <w:b/>
+          <w:bCs/>
+          <w:color w:val="1A1A18"/>
+          <w:sz w:val="22"/>
+          <w:szCs w:val="22"/>
+        </w:rPr>
+        <w:t xml:space="preserve">Правовий аналіз</w:t>
+      </w:r>
+      <w:r>
+        <w:rPr>
+          <w:rFonts w:ascii="Calibri" w:cs="Calibri" w:eastAsia="Calibri" w:hAnsi="Calibri"/>
+          <w:color w:val="1A1A18"/>
+          <w:sz w:val="22"/>
+          <w:szCs w:val="22"/>
+        </w:rPr>
+        <w:t xml:space="preserve"> / </w:t>
+      </w:r>
+      <w:r>
+        <w:rPr>
+          <w:rFonts w:ascii="Calibri" w:cs="Calibri" w:eastAsia="Calibri" w:hAnsi="Calibri"/>
+          <w:b/>
+          <w:bCs/>
+          <w:color w:val="1A1A18"/>
+          <w:sz w:val="22"/>
+          <w:szCs w:val="22"/>
+        </w:rPr>
+        <w:t xml:space="preserve">Агент медіації</w:t>
+      </w:r>
+      <w:r>
+        <w:rPr>
+          <w:rFonts w:ascii="Calibri" w:cs="Calibri" w:eastAsia="Calibri" w:hAnsi="Calibri"/>
+          <w:color w:val="1A1A18"/>
+          <w:sz w:val="22"/>
+          <w:szCs w:val="22"/>
+        </w:rPr>
+        <w:t xml:space="preserve"> — оберіть </w:t>
+      </w:r>
+      <w:r>
+        <w:rPr>
+          <w:rFonts w:ascii="Calibri" w:cs="Calibri" w:eastAsia="Calibri" w:hAnsi="Calibri"/>
+          <w:b/>
+          <w:bCs/>
+          <w:color w:val="1A1A18"/>
+          <w:sz w:val="22"/>
+          <w:szCs w:val="22"/>
+        </w:rPr>
+        <w:t xml:space="preserve">кімнату</w:t>
+      </w:r>
+      <w:r>
+        <w:rPr>
+          <w:rFonts w:ascii="Calibri" w:cs="Calibri" w:eastAsia="Calibri" w:hAnsi="Calibri"/>
+          <w:color w:val="1A1A18"/>
+          <w:sz w:val="22"/>
+          <w:szCs w:val="22"/>
+        </w:rPr>
+        <w:t xml:space="preserve">.</w:t>
+      </w:r>
+    </w:p>
+    <w:p>
+      <w:pPr>
+        <w:spacing w:after="160" w:line="276"/>
+      </w:pPr>
+      <w:r>
+        <w:rPr>
+          <w:rFonts w:ascii="Calibri" w:cs="Calibri" w:eastAsia="Calibri" w:hAnsi="Calibri"/>
+          <w:color w:val="1A1A18"/>
+          <w:sz w:val="22"/>
+          <w:szCs w:val="22"/>
+        </w:rPr>
+        <w:t xml:space="preserve">На екрані можуть бути прев’ю промпта бота, відповідей про спір, юрисдикції та мови відповіді. </w:t>
       </w:r>
       <w:r>
         <w:rPr>
